--- a/docs/paper/1202.docx
+++ b/docs/paper/1202.docx
@@ -112,25 +112,25 @@
       <w:pPr>
         <w:pStyle w:val="BodyText"/>
       </w:pPr>
-      <w:hyperlink w:anchor="Xa42137d6df2ba7f1eaf2b120c507c08af6a2002">
-        <w:r>
-          <w:rPr>
-            <w:rStyle w:val="ab"/>
-          </w:rPr>
-          <w:t xml:space="preserve">1.3. </w:t>
+      <w:hyperlink w:anchor="X1c827ef288ecb5327a148546d8eea1317f1263e">
+        <w:r>
+          <w:rPr>
+            <w:rStyle w:val="ab"/>
+          </w:rPr>
+          <w:t xml:space="preserve">2. </w:t>
         </w:r>
         <w:r>
           <w:rPr>
             <w:rStyle w:val="ab"/>
             <w:rFonts w:hint="eastAsia"/>
           </w:rPr>
-          <w:t xml:space="preserve">本研究の構成</w:t>
-        </w:r>
-        <w:r>
-          <w:rPr>
-            <w:rStyle w:val="ab"/>
-          </w:rPr>
-          <w:t xml:space="preserve"> 6</w:t>
+          <w:t xml:space="preserve">建物性能の逆推定に用いる機械学習の基礎</w:t>
+        </w:r>
+        <w:r>
+          <w:rPr>
+            <w:rStyle w:val="ab"/>
+          </w:rPr>
+          <w:t xml:space="preserve"> 7</w:t>
         </w:r>
       </w:hyperlink>
     </w:p>
@@ -138,19 +138,19 @@
       <w:pPr>
         <w:pStyle w:val="BodyText"/>
       </w:pPr>
-      <w:hyperlink w:anchor="X1c827ef288ecb5327a148546d8eea1317f1263e">
-        <w:r>
-          <w:rPr>
-            <w:rStyle w:val="ab"/>
-          </w:rPr>
-          <w:t xml:space="preserve">2. </w:t>
+      <w:hyperlink w:anchor="X4f9130cb70e6b644cd0ae257f0ec4f0e53588ef">
+        <w:r>
+          <w:rPr>
+            <w:rStyle w:val="ab"/>
+          </w:rPr>
+          <w:t xml:space="preserve">2.1. </w:t>
         </w:r>
         <w:r>
           <w:rPr>
             <w:rStyle w:val="ab"/>
             <w:rFonts w:hint="eastAsia"/>
           </w:rPr>
-          <w:t xml:space="preserve">建物性能の逆推定に用いる機械学習の基礎</w:t>
+          <w:t xml:space="preserve">本章の概要</w:t>
         </w:r>
         <w:r>
           <w:rPr>
@@ -164,25 +164,480 @@
       <w:pPr>
         <w:pStyle w:val="BodyText"/>
       </w:pPr>
-      <w:hyperlink w:anchor="X4f9130cb70e6b644cd0ae257f0ec4f0e53588ef">
-        <w:r>
-          <w:rPr>
-            <w:rStyle w:val="ab"/>
-          </w:rPr>
-          <w:t xml:space="preserve">2.1. </w:t>
+      <w:hyperlink w:anchor="X7fc11e61c8d7c19353516d194652b4359a43c98">
+        <w:r>
+          <w:rPr>
+            <w:rStyle w:val="ab"/>
+          </w:rPr>
+          <w:t xml:space="preserve">2.2. </w:t>
         </w:r>
         <w:r>
           <w:rPr>
             <w:rStyle w:val="ab"/>
             <w:rFonts w:hint="eastAsia"/>
           </w:rPr>
+          <w:t xml:space="preserve">逆推定としての建物性能推定</w:t>
+        </w:r>
+        <w:r>
+          <w:rPr>
+            <w:rStyle w:val="ab"/>
+          </w:rPr>
+          <w:t xml:space="preserve"> 8</w:t>
+        </w:r>
+      </w:hyperlink>
+    </w:p>
+    <w:p>
+      <w:pPr>
+        <w:pStyle w:val="BodyText"/>
+      </w:pPr>
+      <w:hyperlink w:anchor="Xf05f39350d97caec6495204e0e99d34b207e5f3">
+        <w:r>
+          <w:rPr>
+            <w:rStyle w:val="ab"/>
+          </w:rPr>
+          <w:t xml:space="preserve">2.2.1. </w:t>
+        </w:r>
+        <w:r>
+          <w:rPr>
+            <w:rStyle w:val="ab"/>
+            <w:rFonts w:hint="eastAsia"/>
+          </w:rPr>
+          <w:t xml:space="preserve">順問題と逆問題の整理</w:t>
+        </w:r>
+        <w:r>
+          <w:rPr>
+            <w:rStyle w:val="ab"/>
+          </w:rPr>
+          <w:t xml:space="preserve"> 8</w:t>
+        </w:r>
+      </w:hyperlink>
+    </w:p>
+    <w:p>
+      <w:pPr>
+        <w:pStyle w:val="BodyText"/>
+      </w:pPr>
+      <w:hyperlink w:anchor="Xaf1c7f482557a8940a5867bf221ea3c49058c71">
+        <w:r>
+          <w:rPr>
+            <w:rStyle w:val="ab"/>
+          </w:rPr>
+          <w:t xml:space="preserve">2.2.2. </w:t>
+        </w:r>
+        <w:r>
+          <w:rPr>
+            <w:rStyle w:val="ab"/>
+            <w:rFonts w:hint="eastAsia"/>
+          </w:rPr>
+          <w:t xml:space="preserve">建築分野における逆推定の難しさ</w:t>
+        </w:r>
+        <w:r>
+          <w:rPr>
+            <w:rStyle w:val="ab"/>
+          </w:rPr>
+          <w:t xml:space="preserve"> 8</w:t>
+        </w:r>
+      </w:hyperlink>
+    </w:p>
+    <w:p>
+      <w:pPr>
+        <w:pStyle w:val="BodyText"/>
+      </w:pPr>
+      <w:hyperlink w:anchor="X2551b9000da0340f95c92cddee756676c2869e7">
+        <w:r>
+          <w:rPr>
+            <w:rStyle w:val="ab"/>
+          </w:rPr>
+          <w:t xml:space="preserve">2.2.3. </w:t>
+        </w:r>
+        <w:r>
+          <w:rPr>
+            <w:rStyle w:val="ab"/>
+            <w:rFonts w:hint="eastAsia"/>
+          </w:rPr>
+          <w:t xml:space="preserve">本研究で扱う逆推定の特徴</w:t>
+        </w:r>
+        <w:r>
+          <w:rPr>
+            <w:rStyle w:val="ab"/>
+          </w:rPr>
+          <w:t xml:space="preserve"> 9</w:t>
+        </w:r>
+      </w:hyperlink>
+    </w:p>
+    <w:p>
+      <w:pPr>
+        <w:pStyle w:val="BodyText"/>
+      </w:pPr>
+      <w:hyperlink w:anchor="X103396818e9aec97cc174bac90541ce348f00fa">
+        <w:r>
+          <w:rPr>
+            <w:rStyle w:val="ab"/>
+          </w:rPr>
+          <w:t xml:space="preserve">2.3. </w:t>
+        </w:r>
+        <w:r>
+          <w:rPr>
+            <w:rStyle w:val="ab"/>
+            <w:rFonts w:hint="eastAsia"/>
+          </w:rPr>
+          <w:t xml:space="preserve">機械学習の基礎</w:t>
+        </w:r>
+        <w:r>
+          <w:rPr>
+            <w:rStyle w:val="ab"/>
+          </w:rPr>
+          <w:t xml:space="preserve"> 10</w:t>
+        </w:r>
+      </w:hyperlink>
+    </w:p>
+    <w:p>
+      <w:pPr>
+        <w:pStyle w:val="BodyText"/>
+      </w:pPr>
+      <w:hyperlink w:anchor="X91c9e0522fc96d41e4e2c4c30d9d8fbb8f26ad7">
+        <w:r>
+          <w:rPr>
+            <w:rStyle w:val="ab"/>
+          </w:rPr>
+          <w:t xml:space="preserve">2.3.1. </w:t>
+        </w:r>
+        <w:r>
+          <w:rPr>
+            <w:rStyle w:val="ab"/>
+            <w:rFonts w:hint="eastAsia"/>
+          </w:rPr>
+          <w:t xml:space="preserve">教師あり学習と分類問題</w:t>
+        </w:r>
+        <w:r>
+          <w:rPr>
+            <w:rStyle w:val="ab"/>
+          </w:rPr>
+          <w:t xml:space="preserve"> 10</w:t>
+        </w:r>
+      </w:hyperlink>
+    </w:p>
+    <w:p>
+      <w:pPr>
+        <w:pStyle w:val="BodyText"/>
+      </w:pPr>
+      <w:hyperlink w:anchor="X036adb031cf5184a57885b6913f57be266ed81f">
+        <w:r>
+          <w:rPr>
+            <w:rStyle w:val="ab"/>
+          </w:rPr>
+          <w:t xml:space="preserve">2.3.2. </w:t>
+        </w:r>
+        <w:r>
+          <w:rPr>
+            <w:rStyle w:val="ab"/>
+            <w:rFonts w:hint="eastAsia"/>
+          </w:rPr>
+          <w:t xml:space="preserve">汎化性能とデータ分割</w:t>
+        </w:r>
+        <w:r>
+          <w:rPr>
+            <w:rStyle w:val="ab"/>
+          </w:rPr>
+          <w:t xml:space="preserve"> 10</w:t>
+        </w:r>
+      </w:hyperlink>
+    </w:p>
+    <w:p>
+      <w:pPr>
+        <w:pStyle w:val="BodyText"/>
+      </w:pPr>
+      <w:hyperlink w:anchor="Xf5d8f5cf808abf7971cacc29ad401b6a50f1db6">
+        <w:r>
+          <w:rPr>
+            <w:rStyle w:val="ab"/>
+          </w:rPr>
+          <w:t xml:space="preserve">2.3.3. </w:t>
+        </w:r>
+        <w:r>
+          <w:rPr>
+            <w:rStyle w:val="ab"/>
+            <w:rFonts w:hint="eastAsia"/>
+          </w:rPr>
+          <w:t xml:space="preserve">特徴量のスケーリングと前処理</w:t>
+        </w:r>
+        <w:r>
+          <w:rPr>
+            <w:rStyle w:val="ab"/>
+          </w:rPr>
+          <w:t xml:space="preserve"> 10</w:t>
+        </w:r>
+      </w:hyperlink>
+    </w:p>
+    <w:p>
+      <w:pPr>
+        <w:pStyle w:val="BodyText"/>
+      </w:pPr>
+      <w:hyperlink w:anchor="X10a8717ba7e128e8019904fa4bf4266f287dc1b">
+        <w:r>
+          <w:rPr>
+            <w:rStyle w:val="ab"/>
+          </w:rPr>
+          <w:t xml:space="preserve">2.4. </w:t>
+        </w:r>
+        <w:r>
+          <w:rPr>
+            <w:rStyle w:val="ab"/>
+            <w:rFonts w:hint="eastAsia"/>
+          </w:rPr>
+          <w:t xml:space="preserve">本研究で扱う逆推定タスクの定義</w:t>
+        </w:r>
+        <w:r>
+          <w:rPr>
+            <w:rStyle w:val="ab"/>
+          </w:rPr>
+          <w:t xml:space="preserve"> 11</w:t>
+        </w:r>
+      </w:hyperlink>
+    </w:p>
+    <w:p>
+      <w:pPr>
+        <w:pStyle w:val="BodyText"/>
+      </w:pPr>
+      <w:hyperlink w:anchor="X7d0943e2ca5708d7e418a2419c91b47a5ff2d1e">
+        <w:r>
+          <w:rPr>
+            <w:rStyle w:val="ab"/>
+          </w:rPr>
+          <w:t xml:space="preserve">2.4.1. </w:t>
+        </w:r>
+        <w:r>
+          <w:rPr>
+            <w:rStyle w:val="ab"/>
+            <w:rFonts w:hint="eastAsia"/>
+          </w:rPr>
+          <w:t xml:space="preserve">入力空間：周波数特徴量</w:t>
+        </w:r>
+        <w:r>
+          <w:rPr>
+            <w:rStyle w:val="ab"/>
+          </w:rPr>
+          <w:t xml:space="preserve"> 11</w:t>
+        </w:r>
+      </w:hyperlink>
+    </w:p>
+    <w:p>
+      <w:pPr>
+        <w:pStyle w:val="BodyText"/>
+      </w:pPr>
+      <w:hyperlink w:anchor="X4f8f358777aad9c9bd2475cfea7decc134dde9a">
+        <w:r>
+          <w:rPr>
+            <w:rStyle w:val="ab"/>
+          </w:rPr>
+          <w:t xml:space="preserve">2.4.2. </w:t>
+        </w:r>
+        <w:r>
+          <w:rPr>
+            <w:rStyle w:val="ab"/>
+            <w:rFonts w:hint="eastAsia"/>
+          </w:rPr>
+          <w:t xml:space="preserve">出力空間：建物性能カテゴリ</w:t>
+        </w:r>
+        <w:r>
+          <w:rPr>
+            <w:rStyle w:val="ab"/>
+          </w:rPr>
+          <w:t xml:space="preserve"> 11</w:t>
+        </w:r>
+      </w:hyperlink>
+    </w:p>
+    <w:p>
+      <w:pPr>
+        <w:pStyle w:val="BodyText"/>
+      </w:pPr>
+      <w:hyperlink w:anchor="X29abe20064253033e38b11a2f3fa999dd8a8d4b">
+        <w:r>
+          <w:rPr>
+            <w:rStyle w:val="ab"/>
+          </w:rPr>
+          <w:t xml:space="preserve">2.4.3. </w:t>
+        </w:r>
+        <w:r>
+          <w:rPr>
+            <w:rStyle w:val="ab"/>
+            <w:rFonts w:hint="eastAsia"/>
+          </w:rPr>
+          <w:t xml:space="preserve">データセットの構成</w:t>
+        </w:r>
+        <w:r>
+          <w:rPr>
+            <w:rStyle w:val="ab"/>
+          </w:rPr>
+          <w:t xml:space="preserve"> 11</w:t>
+        </w:r>
+      </w:hyperlink>
+    </w:p>
+    <w:p>
+      <w:pPr>
+        <w:pStyle w:val="BodyText"/>
+      </w:pPr>
+      <w:hyperlink w:anchor="Xcc4c6b55bbf037e227cbf3ded315bc9d8699f5c">
+        <w:r>
+          <w:rPr>
+            <w:rStyle w:val="ab"/>
+          </w:rPr>
+          <w:t xml:space="preserve">2.5. </w:t>
+        </w:r>
+        <w:r>
+          <w:rPr>
+            <w:rStyle w:val="ab"/>
+            <w:rFonts w:hint="eastAsia"/>
+          </w:rPr>
+          <w:t xml:space="preserve">モデル選定と評価指標</w:t>
+        </w:r>
+        <w:r>
+          <w:rPr>
+            <w:rStyle w:val="ab"/>
+          </w:rPr>
+          <w:t xml:space="preserve"> 11</w:t>
+        </w:r>
+      </w:hyperlink>
+    </w:p>
+    <w:p>
+      <w:pPr>
+        <w:pStyle w:val="BodyText"/>
+      </w:pPr>
+      <w:hyperlink w:anchor="Xcb4d2d019092ec86cffec945d39249a37655933">
+        <w:r>
+          <w:rPr>
+            <w:rStyle w:val="ab"/>
+          </w:rPr>
+          <w:t xml:space="preserve">2.5.1. </w:t>
+        </w:r>
+        <w:r>
+          <w:rPr>
+            <w:rStyle w:val="ab"/>
+            <w:rFonts w:hint="eastAsia"/>
+          </w:rPr>
+          <w:t xml:space="preserve">採用する分類器</w:t>
+        </w:r>
+        <w:r>
+          <w:rPr>
+            <w:rStyle w:val="ab"/>
+          </w:rPr>
+          <w:t xml:space="preserve"> 11</w:t>
+        </w:r>
+      </w:hyperlink>
+    </w:p>
+    <w:p>
+      <w:pPr>
+        <w:pStyle w:val="BodyText"/>
+      </w:pPr>
+      <w:hyperlink w:anchor="X928d2cd5a6cc24fdf40ebdb6bad64f9e0764049">
+        <w:r>
+          <w:rPr>
+            <w:rStyle w:val="ab"/>
+          </w:rPr>
+          <w:t xml:space="preserve">2.5.2. ハイパーパラメータ 11</w:t>
+        </w:r>
+      </w:hyperlink>
+    </w:p>
+    <w:p>
+      <w:pPr>
+        <w:pStyle w:val="BodyText"/>
+      </w:pPr>
+      <w:hyperlink w:anchor="Xc6a8dc5aff23030a4b919e80ebc31f4a58b2b34">
+        <w:r>
+          <w:rPr>
+            <w:rStyle w:val="ab"/>
+          </w:rPr>
+          <w:t xml:space="preserve">2.5.3. </w:t>
+        </w:r>
+        <w:r>
+          <w:rPr>
+            <w:rStyle w:val="ab"/>
+            <w:rFonts w:hint="eastAsia"/>
+          </w:rPr>
+          <w:t xml:space="preserve">探索範囲</w:t>
+        </w:r>
+        <w:r>
+          <w:rPr>
+            <w:rStyle w:val="ab"/>
+          </w:rPr>
+          <w:t xml:space="preserve"> 11</w:t>
+        </w:r>
+      </w:hyperlink>
+    </w:p>
+    <w:p>
+      <w:pPr>
+        <w:pStyle w:val="BodyText"/>
+      </w:pPr>
+      <w:hyperlink w:anchor="X328f6c92f152f2b15aff573ff6ea3bf02994393">
+        <w:r>
+          <w:rPr>
+            <w:rStyle w:val="ab"/>
+          </w:rPr>
+          <w:t xml:space="preserve">2.5.4. </w:t>
+        </w:r>
+        <w:r>
+          <w:rPr>
+            <w:rStyle w:val="ab"/>
+            <w:rFonts w:hint="eastAsia"/>
+          </w:rPr>
+          <w:t xml:space="preserve">評価指標</w:t>
+        </w:r>
+        <w:r>
+          <w:rPr>
+            <w:rStyle w:val="ab"/>
+          </w:rPr>
+          <w:t xml:space="preserve"> 11</w:t>
+        </w:r>
+      </w:hyperlink>
+    </w:p>
+    <w:p>
+      <w:pPr>
+        <w:pStyle w:val="BodyText"/>
+      </w:pPr>
+      <w:hyperlink w:anchor="X49631d2d71693ca1f2667e1df2136ed739af37c">
+        <w:r>
+          <w:rPr>
+            <w:rStyle w:val="ab"/>
+          </w:rPr>
+          <w:t xml:space="preserve">3. </w:t>
+        </w:r>
+        <w:r>
+          <w:rPr>
+            <w:rStyle w:val="ab"/>
+            <w:rFonts w:hint="eastAsia"/>
+          </w:rPr>
+          <w:t xml:space="preserve">周波数領域における建物応答の理論的背景</w:t>
+        </w:r>
+        <w:r>
+          <w:rPr>
+            <w:rStyle w:val="ab"/>
+          </w:rPr>
+          <w:t xml:space="preserve"> 12</w:t>
+        </w:r>
+      </w:hyperlink>
+    </w:p>
+    <w:p>
+      <w:pPr>
+        <w:pStyle w:val="BodyText"/>
+      </w:pPr>
+      <w:hyperlink w:anchor="Xb24a0cf718e2a1aa634cdc7a16038f63c3bb7d3">
+        <w:r>
+          <w:rPr>
+            <w:rStyle w:val="ab"/>
+          </w:rPr>
+          <w:t xml:space="preserve">3.1. </w:t>
+        </w:r>
+        <w:r>
+          <w:rPr>
+            <w:rStyle w:val="ab"/>
+            <w:rFonts w:hint="eastAsia"/>
+          </w:rPr>
           <w:t xml:space="preserve">本章の概要</w:t>
         </w:r>
         <w:r>
           <w:rPr>
             <w:rStyle w:val="ab"/>
           </w:rPr>
-          <w:t xml:space="preserve"> 7</w:t>
+          <w:t xml:space="preserve"> 12</w:t>
         </w:r>
       </w:hyperlink>
     </w:p>
@@ -190,25 +645,25 @@
       <w:pPr>
         <w:pStyle w:val="BodyText"/>
       </w:pPr>
-      <w:hyperlink w:anchor="X7fc11e61c8d7c19353516d194652b4359a43c98">
-        <w:r>
-          <w:rPr>
-            <w:rStyle w:val="ab"/>
-          </w:rPr>
-          <w:t xml:space="preserve">2.2. </w:t>
+      <w:hyperlink w:anchor="X0347742cbaa0f64ed0f309aa67fd69de0a3f0e6">
+        <w:r>
+          <w:rPr>
+            <w:rStyle w:val="ab"/>
+          </w:rPr>
+          <w:t xml:space="preserve">3.2. </w:t>
         </w:r>
         <w:r>
           <w:rPr>
             <w:rStyle w:val="ab"/>
             <w:rFonts w:hint="eastAsia"/>
           </w:rPr>
-          <w:t xml:space="preserve">逆推定としての建物性能推定</w:t>
-        </w:r>
-        <w:r>
-          <w:rPr>
-            <w:rStyle w:val="ab"/>
-          </w:rPr>
-          <w:t xml:space="preserve"> 8</w:t>
+          <w:t xml:space="preserve">多孔質材料中の熱・水分同時移動</w:t>
+        </w:r>
+        <w:r>
+          <w:rPr>
+            <w:rStyle w:val="ab"/>
+          </w:rPr>
+          <w:t xml:space="preserve"> 12</w:t>
         </w:r>
       </w:hyperlink>
     </w:p>
@@ -216,25 +671,25 @@
       <w:pPr>
         <w:pStyle w:val="BodyText"/>
       </w:pPr>
-      <w:hyperlink w:anchor="Xf05f39350d97caec6495204e0e99d34b207e5f3">
-        <w:r>
-          <w:rPr>
-            <w:rStyle w:val="ab"/>
-          </w:rPr>
-          <w:t xml:space="preserve">2.2.1. </w:t>
+      <w:hyperlink w:anchor="Xe21a9c28ee053e6dd6e4e12337d1403f9ed6c01">
+        <w:r>
+          <w:rPr>
+            <w:rStyle w:val="ab"/>
+          </w:rPr>
+          <w:t xml:space="preserve">3.2.1. </w:t>
         </w:r>
         <w:r>
           <w:rPr>
             <w:rStyle w:val="ab"/>
             <w:rFonts w:hint="eastAsia"/>
           </w:rPr>
-          <w:t xml:space="preserve">順問題と逆問題の整理</w:t>
-        </w:r>
-        <w:r>
-          <w:rPr>
-            <w:rStyle w:val="ab"/>
-          </w:rPr>
-          <w:t xml:space="preserve"> 8</w:t>
+          <w:t xml:space="preserve">水分状態料と並行含水率</w:t>
+        </w:r>
+        <w:r>
+          <w:rPr>
+            <w:rStyle w:val="ab"/>
+          </w:rPr>
+          <w:t xml:space="preserve"> 12</w:t>
         </w:r>
       </w:hyperlink>
     </w:p>
@@ -242,25 +697,25 @@
       <w:pPr>
         <w:pStyle w:val="BodyText"/>
       </w:pPr>
-      <w:hyperlink w:anchor="Xaf1c7f482557a8940a5867bf221ea3c49058c71">
-        <w:r>
-          <w:rPr>
-            <w:rStyle w:val="ab"/>
-          </w:rPr>
-          <w:t xml:space="preserve">2.2.2. </w:t>
+      <w:hyperlink w:anchor="X506039452bdcd1fc9eac4685ef94f1a050f085d">
+        <w:r>
+          <w:rPr>
+            <w:rStyle w:val="ab"/>
+          </w:rPr>
+          <w:t xml:space="preserve">3.2.2. </w:t>
         </w:r>
         <w:r>
           <w:rPr>
             <w:rStyle w:val="ab"/>
             <w:rFonts w:hint="eastAsia"/>
           </w:rPr>
-          <w:t xml:space="preserve">建築分野における逆推定の難しさ</w:t>
-        </w:r>
-        <w:r>
-          <w:rPr>
-            <w:rStyle w:val="ab"/>
-          </w:rPr>
-          <w:t xml:space="preserve"> 8</w:t>
+          <w:t xml:space="preserve">水分科学ポテンシャルと駆動力</w:t>
+        </w:r>
+        <w:r>
+          <w:rPr>
+            <w:rStyle w:val="ab"/>
+          </w:rPr>
+          <w:t xml:space="preserve"> 12</w:t>
         </w:r>
       </w:hyperlink>
     </w:p>
@@ -268,25 +723,25 @@
       <w:pPr>
         <w:pStyle w:val="BodyText"/>
       </w:pPr>
-      <w:hyperlink w:anchor="X2551b9000da0340f95c92cddee756676c2869e7">
-        <w:r>
-          <w:rPr>
-            <w:rStyle w:val="ab"/>
-          </w:rPr>
-          <w:t xml:space="preserve">2.2.3. </w:t>
+      <w:hyperlink w:anchor="X5ffe36514cf4bdb4c943684d8223657fb0ad9e9">
+        <w:r>
+          <w:rPr>
+            <w:rStyle w:val="ab"/>
+          </w:rPr>
+          <w:t xml:space="preserve">3.2.3. </w:t>
         </w:r>
         <w:r>
           <w:rPr>
             <w:rStyle w:val="ab"/>
             <w:rFonts w:hint="eastAsia"/>
           </w:rPr>
-          <w:t xml:space="preserve">本研究で扱う逆推定の特徴</w:t>
-        </w:r>
-        <w:r>
-          <w:rPr>
-            <w:rStyle w:val="ab"/>
-          </w:rPr>
-          <w:t xml:space="preserve"> 9</w:t>
+          <w:t xml:space="preserve">熱水分フレックスと同時移動方程式</w:t>
+        </w:r>
+        <w:r>
+          <w:rPr>
+            <w:rStyle w:val="ab"/>
+          </w:rPr>
+          <w:t xml:space="preserve"> 12</w:t>
         </w:r>
       </w:hyperlink>
     </w:p>
@@ -294,25 +749,25 @@
       <w:pPr>
         <w:pStyle w:val="BodyText"/>
       </w:pPr>
-      <w:hyperlink w:anchor="X103396818e9aec97cc174bac90541ce348f00fa">
-        <w:r>
-          <w:rPr>
-            <w:rStyle w:val="ab"/>
-          </w:rPr>
-          <w:t xml:space="preserve">2.3. </w:t>
+      <w:hyperlink w:anchor="X073f71da8ff1e24c66993ba81ad81eb99404d05">
+        <w:r>
+          <w:rPr>
+            <w:rStyle w:val="ab"/>
+          </w:rPr>
+          <w:t xml:space="preserve">3.3. </w:t>
         </w:r>
         <w:r>
           <w:rPr>
             <w:rStyle w:val="ab"/>
             <w:rFonts w:hint="eastAsia"/>
           </w:rPr>
-          <w:t xml:space="preserve">機械学習の基礎</w:t>
-        </w:r>
-        <w:r>
-          <w:rPr>
-            <w:rStyle w:val="ab"/>
-          </w:rPr>
-          <w:t xml:space="preserve"> 10</w:t>
+          <w:t xml:space="preserve">室の熱・水分収支と重み関数</w:t>
+        </w:r>
+        <w:r>
+          <w:rPr>
+            <w:rStyle w:val="ab"/>
+          </w:rPr>
+          <w:t xml:space="preserve"> 12</w:t>
         </w:r>
       </w:hyperlink>
     </w:p>
@@ -320,25 +775,25 @@
       <w:pPr>
         <w:pStyle w:val="BodyText"/>
       </w:pPr>
-      <w:hyperlink w:anchor="X91c9e0522fc96d41e4e2c4c30d9d8fbb8f26ad7">
-        <w:r>
-          <w:rPr>
-            <w:rStyle w:val="ab"/>
-          </w:rPr>
-          <w:t xml:space="preserve">2.3.1. </w:t>
+      <w:hyperlink w:anchor="Xd3789ecfbde6c14ed7c198f2e2222a024cc4db3">
+        <w:r>
+          <w:rPr>
+            <w:rStyle w:val="ab"/>
+          </w:rPr>
+          <w:t xml:space="preserve">3.3.1. </w:t>
         </w:r>
         <w:r>
           <w:rPr>
             <w:rStyle w:val="ab"/>
             <w:rFonts w:hint="eastAsia"/>
           </w:rPr>
-          <w:t xml:space="preserve">教師あり学習と分類問題</w:t>
-        </w:r>
-        <w:r>
-          <w:rPr>
-            <w:rStyle w:val="ab"/>
-          </w:rPr>
-          <w:t xml:space="preserve"> 10</w:t>
+          <w:t xml:space="preserve">室温の熱収支式と重ね合わせの原理</w:t>
+        </w:r>
+        <w:r>
+          <w:rPr>
+            <w:rStyle w:val="ab"/>
+          </w:rPr>
+          <w:t xml:space="preserve"> 12</w:t>
         </w:r>
       </w:hyperlink>
     </w:p>
@@ -346,25 +801,25 @@
       <w:pPr>
         <w:pStyle w:val="BodyText"/>
       </w:pPr>
-      <w:hyperlink w:anchor="X036adb031cf5184a57885b6913f57be266ed81f">
-        <w:r>
-          <w:rPr>
-            <w:rStyle w:val="ab"/>
-          </w:rPr>
-          <w:t xml:space="preserve">2.3.2. </w:t>
+      <w:hyperlink w:anchor="Xbf6c92f9058315b84a0ec0a449ed8c7ef91e089">
+        <w:r>
+          <w:rPr>
+            <w:rStyle w:val="ab"/>
+          </w:rPr>
+          <w:t xml:space="preserve">3.3.2. </w:t>
         </w:r>
         <w:r>
           <w:rPr>
             <w:rStyle w:val="ab"/>
             <w:rFonts w:hint="eastAsia"/>
           </w:rPr>
-          <w:t xml:space="preserve">汎化性能とデータ分割</w:t>
-        </w:r>
-        <w:r>
-          <w:rPr>
-            <w:rStyle w:val="ab"/>
-          </w:rPr>
-          <w:t xml:space="preserve"> 10</w:t>
+          <w:t xml:space="preserve">室内湿度の収支式と壁の湿気応答</w:t>
+        </w:r>
+        <w:r>
+          <w:rPr>
+            <w:rStyle w:val="ab"/>
+          </w:rPr>
+          <w:t xml:space="preserve"> 12</w:t>
         </w:r>
       </w:hyperlink>
     </w:p>
@@ -372,25 +827,25 @@
       <w:pPr>
         <w:pStyle w:val="BodyText"/>
       </w:pPr>
-      <w:hyperlink w:anchor="Xf5d8f5cf808abf7971cacc29ad401b6a50f1db6">
-        <w:r>
-          <w:rPr>
-            <w:rStyle w:val="ab"/>
-          </w:rPr>
-          <w:t xml:space="preserve">2.3.3. </w:t>
+      <w:hyperlink w:anchor="Xc3bbd1792e404ededc5eefb3a370874e45beb71">
+        <w:r>
+          <w:rPr>
+            <w:rStyle w:val="ab"/>
+          </w:rPr>
+          <w:t xml:space="preserve">3.3.3. </w:t>
         </w:r>
         <w:r>
           <w:rPr>
             <w:rStyle w:val="ab"/>
             <w:rFonts w:hint="eastAsia"/>
           </w:rPr>
-          <w:t xml:space="preserve">特徴量のスケーリングと前処理</w:t>
-        </w:r>
-        <w:r>
-          <w:rPr>
-            <w:rStyle w:val="ab"/>
-          </w:rPr>
-          <w:t xml:space="preserve"> 10</w:t>
+          <w:t xml:space="preserve">重み関数の物理意味</w:t>
+        </w:r>
+        <w:r>
+          <w:rPr>
+            <w:rStyle w:val="ab"/>
+          </w:rPr>
+          <w:t xml:space="preserve"> 12</w:t>
         </w:r>
       </w:hyperlink>
     </w:p>
@@ -398,25 +853,25 @@
       <w:pPr>
         <w:pStyle w:val="BodyText"/>
       </w:pPr>
-      <w:hyperlink w:anchor="X10a8717ba7e128e8019904fa4bf4266f287dc1b">
-        <w:r>
-          <w:rPr>
-            <w:rStyle w:val="ab"/>
-          </w:rPr>
-          <w:t xml:space="preserve">2.4. </w:t>
+      <w:hyperlink w:anchor="X930b9c0bd9dc329697f12f075fcd5a2ccf6bcb9">
+        <w:r>
+          <w:rPr>
+            <w:rStyle w:val="ab"/>
+          </w:rPr>
+          <w:t xml:space="preserve">3.4. </w:t>
         </w:r>
         <w:r>
           <w:rPr>
             <w:rStyle w:val="ab"/>
             <w:rFonts w:hint="eastAsia"/>
           </w:rPr>
-          <w:t xml:space="preserve">本研究で扱う逆推定タスクの定義</w:t>
-        </w:r>
-        <w:r>
-          <w:rPr>
-            <w:rStyle w:val="ab"/>
-          </w:rPr>
-          <w:t xml:space="preserve"> 11</w:t>
+          <w:t xml:space="preserve">フーリエ変換と伝達関数</w:t>
+        </w:r>
+        <w:r>
+          <w:rPr>
+            <w:rStyle w:val="ab"/>
+          </w:rPr>
+          <w:t xml:space="preserve"> 12</w:t>
         </w:r>
       </w:hyperlink>
     </w:p>
@@ -424,25 +879,25 @@
       <w:pPr>
         <w:pStyle w:val="BodyText"/>
       </w:pPr>
-      <w:hyperlink w:anchor="X7d0943e2ca5708d7e418a2419c91b47a5ff2d1e">
-        <w:r>
-          <w:rPr>
-            <w:rStyle w:val="ab"/>
-          </w:rPr>
-          <w:t xml:space="preserve">2.4.1. </w:t>
+      <w:hyperlink w:anchor="X5b702a870deaeb93b8aa5dd60e65d3ea6b180a7">
+        <w:r>
+          <w:rPr>
+            <w:rStyle w:val="ab"/>
+          </w:rPr>
+          <w:t xml:space="preserve">3.4.1. </w:t>
         </w:r>
         <w:r>
           <w:rPr>
             <w:rStyle w:val="ab"/>
             <w:rFonts w:hint="eastAsia"/>
           </w:rPr>
-          <w:t xml:space="preserve">入力空間：周波数特徴量</w:t>
-        </w:r>
-        <w:r>
-          <w:rPr>
-            <w:rStyle w:val="ab"/>
-          </w:rPr>
-          <w:t xml:space="preserve"> 11</w:t>
+          <w:t xml:space="preserve">畳み込み積分のフーリエ変換</w:t>
+        </w:r>
+        <w:r>
+          <w:rPr>
+            <w:rStyle w:val="ab"/>
+          </w:rPr>
+          <w:t xml:space="preserve"> 12</w:t>
         </w:r>
       </w:hyperlink>
     </w:p>
@@ -450,25 +905,25 @@
       <w:pPr>
         <w:pStyle w:val="BodyText"/>
       </w:pPr>
-      <w:hyperlink w:anchor="X4f8f358777aad9c9bd2475cfea7decc134dde9a">
-        <w:r>
-          <w:rPr>
-            <w:rStyle w:val="ab"/>
-          </w:rPr>
-          <w:t xml:space="preserve">2.4.2. </w:t>
+      <w:hyperlink w:anchor="Xd3c0558d1735bb70921fb2b0f80160edfcc5e32">
+        <w:r>
+          <w:rPr>
+            <w:rStyle w:val="ab"/>
+          </w:rPr>
+          <w:t xml:space="preserve">3.4.2. </w:t>
         </w:r>
         <w:r>
           <w:rPr>
             <w:rStyle w:val="ab"/>
             <w:rFonts w:hint="eastAsia"/>
           </w:rPr>
-          <w:t xml:space="preserve">出力空間：建物性能カテゴリ</w:t>
-        </w:r>
-        <w:r>
-          <w:rPr>
-            <w:rStyle w:val="ab"/>
-          </w:rPr>
-          <w:t xml:space="preserve"> 11</w:t>
+          <w:t xml:space="preserve">室温の簡易モデルに対する伝達関数</w:t>
+        </w:r>
+        <w:r>
+          <w:rPr>
+            <w:rStyle w:val="ab"/>
+          </w:rPr>
+          <w:t xml:space="preserve"> 12</w:t>
         </w:r>
       </w:hyperlink>
     </w:p>
@@ -476,25 +931,25 @@
       <w:pPr>
         <w:pStyle w:val="BodyText"/>
       </w:pPr>
-      <w:hyperlink w:anchor="X29abe20064253033e38b11a2f3fa999dd8a8d4b">
-        <w:r>
-          <w:rPr>
-            <w:rStyle w:val="ab"/>
-          </w:rPr>
-          <w:t xml:space="preserve">2.4.3. </w:t>
+      <w:hyperlink w:anchor="Xd2206f160b9d18fc1e015efddef56ef6fb6c7a9">
+        <w:r>
+          <w:rPr>
+            <w:rStyle w:val="ab"/>
+          </w:rPr>
+          <w:t xml:space="preserve">3.4.3. </w:t>
         </w:r>
         <w:r>
           <w:rPr>
             <w:rStyle w:val="ab"/>
             <w:rFonts w:hint="eastAsia"/>
           </w:rPr>
-          <w:t xml:space="preserve">データセットの構成</w:t>
-        </w:r>
-        <w:r>
-          <w:rPr>
-            <w:rStyle w:val="ab"/>
-          </w:rPr>
-          <w:t xml:space="preserve"> 11</w:t>
+          <w:t xml:space="preserve">重み関数表現の周波数領域への写像</w:t>
+        </w:r>
+        <w:r>
+          <w:rPr>
+            <w:rStyle w:val="ab"/>
+          </w:rPr>
+          <w:t xml:space="preserve"> 12</w:t>
         </w:r>
       </w:hyperlink>
     </w:p>
@@ -502,25 +957,25 @@
       <w:pPr>
         <w:pStyle w:val="BodyText"/>
       </w:pPr>
-      <w:hyperlink w:anchor="Xcc4c6b55bbf037e227cbf3ded315bc9d8699f5c">
-        <w:r>
-          <w:rPr>
-            <w:rStyle w:val="ab"/>
-          </w:rPr>
-          <w:t xml:space="preserve">2.5. </w:t>
+      <w:hyperlink w:anchor="X28d0abce5da2eeda3ecbd5b1574c0368d333fdb">
+        <w:r>
+          <w:rPr>
+            <w:rStyle w:val="ab"/>
+          </w:rPr>
+          <w:t xml:space="preserve">3.5. </w:t>
         </w:r>
         <w:r>
           <w:rPr>
             <w:rStyle w:val="ab"/>
             <w:rFonts w:hint="eastAsia"/>
           </w:rPr>
-          <w:t xml:space="preserve">モデル選定と評価指標</w:t>
-        </w:r>
-        <w:r>
-          <w:rPr>
-            <w:rStyle w:val="ab"/>
-          </w:rPr>
-          <w:t xml:space="preserve"> 11</w:t>
+          <w:t xml:space="preserve">鉾井による吸放湿付き室の湿度応答</w:t>
+        </w:r>
+        <w:r>
+          <w:rPr>
+            <w:rStyle w:val="ab"/>
+          </w:rPr>
+          <w:t xml:space="preserve"> 12</w:t>
         </w:r>
       </w:hyperlink>
     </w:p>
@@ -528,25 +983,25 @@
       <w:pPr>
         <w:pStyle w:val="BodyText"/>
       </w:pPr>
-      <w:hyperlink w:anchor="Xcb4d2d019092ec86cffec945d39249a37655933">
-        <w:r>
-          <w:rPr>
-            <w:rStyle w:val="ab"/>
-          </w:rPr>
-          <w:t xml:space="preserve">2.5.1. </w:t>
+      <w:hyperlink w:anchor="X21f8139d427df3ebab6567d9f27875de4b72a94">
+        <w:r>
+          <w:rPr>
+            <w:rStyle w:val="ab"/>
+          </w:rPr>
+          <w:t xml:space="preserve">3.5.1. </w:t>
         </w:r>
         <w:r>
           <w:rPr>
             <w:rStyle w:val="ab"/>
             <w:rFonts w:hint="eastAsia"/>
           </w:rPr>
-          <w:t xml:space="preserve">採用する分類器</w:t>
-        </w:r>
-        <w:r>
-          <w:rPr>
-            <w:rStyle w:val="ab"/>
-          </w:rPr>
-          <w:t xml:space="preserve"> 11</w:t>
+          <w:t xml:space="preserve">一般系の導出フローの概要</w:t>
+        </w:r>
+        <w:r>
+          <w:rPr>
+            <w:rStyle w:val="ab"/>
+          </w:rPr>
+          <w:t xml:space="preserve"> 12</w:t>
         </w:r>
       </w:hyperlink>
     </w:p>
@@ -554,12 +1009,25 @@
       <w:pPr>
         <w:pStyle w:val="BodyText"/>
       </w:pPr>
-      <w:hyperlink w:anchor="X928d2cd5a6cc24fdf40ebdb6bad64f9e0764049">
-        <w:r>
-          <w:rPr>
-            <w:rStyle w:val="ab"/>
-          </w:rPr>
-          <w:t xml:space="preserve">2.5.2. ハイパーパラメータ 11</w:t>
+      <w:hyperlink w:anchor="X00634fd4a7267b53a35676edaaea2077df4970f">
+        <w:r>
+          <w:rPr>
+            <w:rStyle w:val="ab"/>
+          </w:rPr>
+          <w:t xml:space="preserve">3.5.2. </w:t>
+        </w:r>
+        <w:r>
+          <w:rPr>
+            <w:rStyle w:val="ab"/>
+            <w:rFonts w:hint="eastAsia"/>
+          </w:rPr>
+          <w:t xml:space="preserve">室内湿度伝達関数の近似しき</w:t>
+        </w:r>
+        <w:r>
+          <w:rPr>
+            <w:rStyle w:val="ab"/>
+          </w:rPr>
+          <w:t xml:space="preserve"> 12</w:t>
         </w:r>
       </w:hyperlink>
     </w:p>
@@ -567,25 +1035,25 @@
       <w:pPr>
         <w:pStyle w:val="BodyText"/>
       </w:pPr>
-      <w:hyperlink w:anchor="Xc6a8dc5aff23030a4b919e80ebc31f4a58b2b34">
-        <w:r>
-          <w:rPr>
-            <w:rStyle w:val="ab"/>
-          </w:rPr>
-          <w:t xml:space="preserve">2.5.3. </w:t>
+      <w:hyperlink w:anchor="X3007a37c8900139ae5de14221d540ca2509bbe4">
+        <w:r>
+          <w:rPr>
+            <w:rStyle w:val="ab"/>
+          </w:rPr>
+          <w:t xml:space="preserve">3.5.3. </w:t>
         </w:r>
         <w:r>
           <w:rPr>
             <w:rStyle w:val="ab"/>
             <w:rFonts w:hint="eastAsia"/>
           </w:rPr>
-          <w:t xml:space="preserve">探索範囲</w:t>
-        </w:r>
-        <w:r>
-          <w:rPr>
-            <w:rStyle w:val="ab"/>
-          </w:rPr>
-          <w:t xml:space="preserve"> 11</w:t>
+          <w:t xml:space="preserve">の数は数特性とパラメータ依存性</w:t>
+        </w:r>
+        <w:r>
+          <w:rPr>
+            <w:rStyle w:val="ab"/>
+          </w:rPr>
+          <w:t xml:space="preserve"> 12</w:t>
         </w:r>
       </w:hyperlink>
     </w:p>
@@ -593,25 +1061,25 @@
       <w:pPr>
         <w:pStyle w:val="BodyText"/>
       </w:pPr>
-      <w:hyperlink w:anchor="X328f6c92f152f2b15aff573ff6ea3bf02994393">
-        <w:r>
-          <w:rPr>
-            <w:rStyle w:val="ab"/>
-          </w:rPr>
-          <w:t xml:space="preserve">2.5.4. </w:t>
+      <w:hyperlink w:anchor="Xfbe6cdf6245d6d3d30b1c1b548a625de8d189a1">
+        <w:r>
+          <w:rPr>
+            <w:rStyle w:val="ab"/>
+          </w:rPr>
+          <w:t xml:space="preserve">3.6. </w:t>
         </w:r>
         <w:r>
           <w:rPr>
             <w:rStyle w:val="ab"/>
             <w:rFonts w:hint="eastAsia"/>
           </w:rPr>
-          <w:t xml:space="preserve">評価指標</w:t>
-        </w:r>
-        <w:r>
-          <w:rPr>
-            <w:rStyle w:val="ab"/>
-          </w:rPr>
-          <w:t xml:space="preserve"> 11</w:t>
+          <w:t xml:space="preserve">本研究における周波数特徴量の意味づけ</w:t>
+        </w:r>
+        <w:r>
+          <w:rPr>
+            <w:rStyle w:val="ab"/>
+          </w:rPr>
+          <w:t xml:space="preserve"> 12</w:t>
         </w:r>
       </w:hyperlink>
     </w:p>
@@ -619,25 +1087,25 @@
       <w:pPr>
         <w:pStyle w:val="BodyText"/>
       </w:pPr>
-      <w:hyperlink w:anchor="X49631d2d71693ca1f2667e1df2136ed739af37c">
-        <w:r>
-          <w:rPr>
-            <w:rStyle w:val="ab"/>
-          </w:rPr>
-          <w:t xml:space="preserve">3. </w:t>
+      <w:hyperlink w:anchor="X1ec3e7c8682843460179d18061696395cab4f90">
+        <w:r>
+          <w:rPr>
+            <w:rStyle w:val="ab"/>
+          </w:rPr>
+          <w:t xml:space="preserve">4. </w:t>
         </w:r>
         <w:r>
           <w:rPr>
             <w:rStyle w:val="ab"/>
             <w:rFonts w:hint="eastAsia"/>
           </w:rPr>
-          <w:t xml:space="preserve">周波数領域における建物応答の理論的背景</w:t>
-        </w:r>
-        <w:r>
-          <w:rPr>
-            <w:rStyle w:val="ab"/>
-          </w:rPr>
-          <w:t xml:space="preserve"> 12</w:t>
+          <w:t xml:space="preserve">熱水分同時移動シミュレーションとデータ生成</w:t>
+        </w:r>
+        <w:r>
+          <w:rPr>
+            <w:rStyle w:val="ab"/>
+          </w:rPr>
+          <w:t xml:space="preserve"> 13</w:t>
         </w:r>
       </w:hyperlink>
     </w:p>
@@ -645,25 +1113,25 @@
       <w:pPr>
         <w:pStyle w:val="BodyText"/>
       </w:pPr>
-      <w:hyperlink w:anchor="Xb24a0cf718e2a1aa634cdc7a16038f63c3bb7d3">
-        <w:r>
-          <w:rPr>
-            <w:rStyle w:val="ab"/>
-          </w:rPr>
-          <w:t xml:space="preserve">3.1. </w:t>
+      <w:hyperlink w:anchor="X631f40384108767c33cc7b37ed8c925dae1b535">
+        <w:r>
+          <w:rPr>
+            <w:rStyle w:val="ab"/>
+          </w:rPr>
+          <w:t xml:space="preserve">4.1. Julia </w:t>
         </w:r>
         <w:r>
           <w:rPr>
             <w:rStyle w:val="ab"/>
             <w:rFonts w:hint="eastAsia"/>
           </w:rPr>
-          <w:t xml:space="preserve">本章の概要</w:t>
-        </w:r>
-        <w:r>
-          <w:rPr>
-            <w:rStyle w:val="ab"/>
-          </w:rPr>
-          <w:t xml:space="preserve"> 12</w:t>
+          <w:t xml:space="preserve">熱水分同時移動シミュレーションの概要</w:t>
+        </w:r>
+        <w:r>
+          <w:rPr>
+            <w:rStyle w:val="ab"/>
+          </w:rPr>
+          <w:t xml:space="preserve"> 13</w:t>
         </w:r>
       </w:hyperlink>
     </w:p>
@@ -671,25 +1139,25 @@
       <w:pPr>
         <w:pStyle w:val="BodyText"/>
       </w:pPr>
-      <w:hyperlink w:anchor="X0347742cbaa0f64ed0f309aa67fd69de0a3f0e6">
-        <w:r>
-          <w:rPr>
-            <w:rStyle w:val="ab"/>
-          </w:rPr>
-          <w:t xml:space="preserve">3.2. </w:t>
+      <w:hyperlink w:anchor="X3024039d7b42be3c193e57d3909742bf04e7b26">
+        <w:r>
+          <w:rPr>
+            <w:rStyle w:val="ab"/>
+          </w:rPr>
+          <w:t xml:space="preserve">4.1.1. </w:t>
         </w:r>
         <w:r>
           <w:rPr>
             <w:rStyle w:val="ab"/>
             <w:rFonts w:hint="eastAsia"/>
           </w:rPr>
-          <w:t xml:space="preserve">多孔質材料中の熱・水分同時移動</w:t>
-        </w:r>
-        <w:r>
-          <w:rPr>
-            <w:rStyle w:val="ab"/>
-          </w:rPr>
-          <w:t xml:space="preserve"> 12</w:t>
+          <w:t xml:space="preserve">プログラムの機能</w:t>
+        </w:r>
+        <w:r>
+          <w:rPr>
+            <w:rStyle w:val="ab"/>
+          </w:rPr>
+          <w:t xml:space="preserve"> 13</w:t>
         </w:r>
       </w:hyperlink>
     </w:p>
@@ -697,25 +1165,25 @@
       <w:pPr>
         <w:pStyle w:val="BodyText"/>
       </w:pPr>
-      <w:hyperlink w:anchor="Xe21a9c28ee053e6dd6e4e12337d1403f9ed6c01">
-        <w:r>
-          <w:rPr>
-            <w:rStyle w:val="ab"/>
-          </w:rPr>
-          <w:t xml:space="preserve">3.2.1. </w:t>
+      <w:hyperlink w:anchor="X627ed1f3520132f0afc7d7862287289c3b6cdbe">
+        <w:r>
+          <w:rPr>
+            <w:rStyle w:val="ab"/>
+          </w:rPr>
+          <w:t xml:space="preserve">4.1.2. </w:t>
         </w:r>
         <w:r>
           <w:rPr>
             <w:rStyle w:val="ab"/>
             <w:rFonts w:hint="eastAsia"/>
           </w:rPr>
-          <w:t xml:space="preserve">水分状態料と並行含水率</w:t>
-        </w:r>
-        <w:r>
-          <w:rPr>
-            <w:rStyle w:val="ab"/>
-          </w:rPr>
-          <w:t xml:space="preserve"> 12</w:t>
+          <w:t xml:space="preserve">支配方程式と離散化の概要</w:t>
+        </w:r>
+        <w:r>
+          <w:rPr>
+            <w:rStyle w:val="ab"/>
+          </w:rPr>
+          <w:t xml:space="preserve"> 14</w:t>
         </w:r>
       </w:hyperlink>
     </w:p>
@@ -723,25 +1191,25 @@
       <w:pPr>
         <w:pStyle w:val="BodyText"/>
       </w:pPr>
-      <w:hyperlink w:anchor="X506039452bdcd1fc9eac4685ef94f1a050f085d">
-        <w:r>
-          <w:rPr>
-            <w:rStyle w:val="ab"/>
-          </w:rPr>
-          <w:t xml:space="preserve">3.2.2. </w:t>
+      <w:hyperlink w:anchor="X39e692c9c8876c85e220308be127dbcbf1c8617">
+        <w:r>
+          <w:rPr>
+            <w:rStyle w:val="ab"/>
+          </w:rPr>
+          <w:t xml:space="preserve">4.1.3. </w:t>
         </w:r>
         <w:r>
           <w:rPr>
             <w:rStyle w:val="ab"/>
             <w:rFonts w:hint="eastAsia"/>
           </w:rPr>
-          <w:t xml:space="preserve">水分科学ポテンシャルと駆動力</w:t>
-        </w:r>
-        <w:r>
-          <w:rPr>
-            <w:rStyle w:val="ab"/>
-          </w:rPr>
-          <w:t xml:space="preserve"> 12</w:t>
+          <w:t xml:space="preserve">データ構造</w:t>
+        </w:r>
+        <w:r>
+          <w:rPr>
+            <w:rStyle w:val="ab"/>
+          </w:rPr>
+          <w:t xml:space="preserve"> 14</w:t>
         </w:r>
       </w:hyperlink>
     </w:p>
@@ -749,25 +1217,25 @@
       <w:pPr>
         <w:pStyle w:val="BodyText"/>
       </w:pPr>
-      <w:hyperlink w:anchor="X5ffe36514cf4bdb4c943684d8223657fb0ad9e9">
-        <w:r>
-          <w:rPr>
-            <w:rStyle w:val="ab"/>
-          </w:rPr>
-          <w:t xml:space="preserve">3.2.3. </w:t>
+      <w:hyperlink w:anchor="X545ed5b8578ecf48773952c7603acdaa498256c">
+        <w:r>
+          <w:rPr>
+            <w:rStyle w:val="ab"/>
+          </w:rPr>
+          <w:t xml:space="preserve">4.2. </w:t>
         </w:r>
         <w:r>
           <w:rPr>
             <w:rStyle w:val="ab"/>
             <w:rFonts w:hint="eastAsia"/>
           </w:rPr>
-          <w:t xml:space="preserve">熱水分フレックスと同時移動方程式</w:t>
-        </w:r>
-        <w:r>
-          <w:rPr>
-            <w:rStyle w:val="ab"/>
-          </w:rPr>
-          <w:t xml:space="preserve"> 12</w:t>
+          <w:t xml:space="preserve">入力データとJuliaコードの対応関係</w:t>
+        </w:r>
+        <w:r>
+          <w:rPr>
+            <w:rStyle w:val="ab"/>
+          </w:rPr>
+          <w:t xml:space="preserve"> 14</w:t>
         </w:r>
       </w:hyperlink>
     </w:p>
@@ -775,25 +1243,25 @@
       <w:pPr>
         <w:pStyle w:val="BodyText"/>
       </w:pPr>
-      <w:hyperlink w:anchor="X073f71da8ff1e24c66993ba81ad81eb99404d05">
-        <w:r>
-          <w:rPr>
-            <w:rStyle w:val="ab"/>
-          </w:rPr>
-          <w:t xml:space="preserve">3.3. </w:t>
+      <w:hyperlink w:anchor="Xfae61bb2d463ef3f047db6845f4c46a1f56fc57">
+        <w:r>
+          <w:rPr>
+            <w:rStyle w:val="ab"/>
+          </w:rPr>
+          <w:t xml:space="preserve">4.2.1. </w:t>
         </w:r>
         <w:r>
           <w:rPr>
             <w:rStyle w:val="ab"/>
             <w:rFonts w:hint="eastAsia"/>
           </w:rPr>
-          <w:t xml:space="preserve">室の熱・水分収支と重み関数</w:t>
-        </w:r>
-        <w:r>
-          <w:rPr>
-            <w:rStyle w:val="ab"/>
-          </w:rPr>
-          <w:t xml:space="preserve"> 12</w:t>
+          <w:t xml:space="preserve">部屋構造</w:t>
+        </w:r>
+        <w:r>
+          <w:rPr>
+            <w:rStyle w:val="ab"/>
+          </w:rPr>
+          <w:t xml:space="preserve"> 14</w:t>
         </w:r>
       </w:hyperlink>
     </w:p>
@@ -801,25 +1269,25 @@
       <w:pPr>
         <w:pStyle w:val="BodyText"/>
       </w:pPr>
-      <w:hyperlink w:anchor="Xd3789ecfbde6c14ed7c198f2e2222a024cc4db3">
-        <w:r>
-          <w:rPr>
-            <w:rStyle w:val="ab"/>
-          </w:rPr>
-          <w:t xml:space="preserve">3.3.1. </w:t>
+      <w:hyperlink w:anchor="Xe5e09ca856968e622c76b78f3b607e162a3dca0">
+        <w:r>
+          <w:rPr>
+            <w:rStyle w:val="ab"/>
+          </w:rPr>
+          <w:t xml:space="preserve">4.2.2. </w:t>
         </w:r>
         <w:r>
           <w:rPr>
             <w:rStyle w:val="ab"/>
             <w:rFonts w:hint="eastAsia"/>
           </w:rPr>
-          <w:t xml:space="preserve">室温の熱収支式と重ね合わせの原理</w:t>
-        </w:r>
-        <w:r>
-          <w:rPr>
-            <w:rStyle w:val="ab"/>
-          </w:rPr>
-          <w:t xml:space="preserve"> 12</w:t>
+          <w:t xml:space="preserve">開口部構造</w:t>
+        </w:r>
+        <w:r>
+          <w:rPr>
+            <w:rStyle w:val="ab"/>
+          </w:rPr>
+          <w:t xml:space="preserve"> 14</w:t>
         </w:r>
       </w:hyperlink>
     </w:p>
@@ -827,25 +1295,25 @@
       <w:pPr>
         <w:pStyle w:val="BodyText"/>
       </w:pPr>
-      <w:hyperlink w:anchor="Xbf6c92f9058315b84a0ec0a449ed8c7ef91e089">
-        <w:r>
-          <w:rPr>
-            <w:rStyle w:val="ab"/>
-          </w:rPr>
-          <w:t xml:space="preserve">3.3.2. </w:t>
+      <w:hyperlink w:anchor="X3189d5ec13972c75c7cb3031a1f395fd139bd19">
+        <w:r>
+          <w:rPr>
+            <w:rStyle w:val="ab"/>
+          </w:rPr>
+          <w:t xml:space="preserve">4.2.3. </w:t>
         </w:r>
         <w:r>
           <w:rPr>
             <w:rStyle w:val="ab"/>
             <w:rFonts w:hint="eastAsia"/>
           </w:rPr>
-          <w:t xml:space="preserve">室内湿度の収支式と壁の湿気応答</w:t>
-        </w:r>
-        <w:r>
-          <w:rPr>
-            <w:rStyle w:val="ab"/>
-          </w:rPr>
-          <w:t xml:space="preserve"> 12</w:t>
+          <w:t xml:space="preserve">壁構造</w:t>
+        </w:r>
+        <w:r>
+          <w:rPr>
+            <w:rStyle w:val="ab"/>
+          </w:rPr>
+          <w:t xml:space="preserve"> 14</w:t>
         </w:r>
       </w:hyperlink>
     </w:p>
@@ -853,25 +1321,25 @@
       <w:pPr>
         <w:pStyle w:val="BodyText"/>
       </w:pPr>
-      <w:hyperlink w:anchor="Xc3bbd1792e404ededc5eefb3a370874e45beb71">
-        <w:r>
-          <w:rPr>
-            <w:rStyle w:val="ab"/>
-          </w:rPr>
-          <w:t xml:space="preserve">3.3.3. </w:t>
+      <w:hyperlink w:anchor="X3a8f332ef2891a0e723ca57c139fae79c97b5d2">
+        <w:r>
+          <w:rPr>
+            <w:rStyle w:val="ab"/>
+          </w:rPr>
+          <w:t xml:space="preserve">4.3. </w:t>
         </w:r>
         <w:r>
           <w:rPr>
             <w:rStyle w:val="ab"/>
             <w:rFonts w:hint="eastAsia"/>
           </w:rPr>
-          <w:t xml:space="preserve">重み関数の物理意味</w:t>
-        </w:r>
-        <w:r>
-          <w:rPr>
-            <w:rStyle w:val="ab"/>
-          </w:rPr>
-          <w:t xml:space="preserve"> 12</w:t>
+          <w:t xml:space="preserve">本研究で用いる構造パターン</w:t>
+        </w:r>
+        <w:r>
+          <w:rPr>
+            <w:rStyle w:val="ab"/>
+          </w:rPr>
+          <w:t xml:space="preserve"> 14</w:t>
         </w:r>
       </w:hyperlink>
     </w:p>
@@ -879,25 +1347,25 @@
       <w:pPr>
         <w:pStyle w:val="BodyText"/>
       </w:pPr>
-      <w:hyperlink w:anchor="X930b9c0bd9dc329697f12f075fcd5a2ccf6bcb9">
-        <w:r>
-          <w:rPr>
-            <w:rStyle w:val="ab"/>
-          </w:rPr>
-          <w:t xml:space="preserve">3.4. </w:t>
+      <w:hyperlink w:anchor="X13c43b8b9572b33560599dcbcf33b443a4a7981">
+        <w:r>
+          <w:rPr>
+            <w:rStyle w:val="ab"/>
+          </w:rPr>
+          <w:t xml:space="preserve">4.3.1. </w:t>
         </w:r>
         <w:r>
           <w:rPr>
             <w:rStyle w:val="ab"/>
             <w:rFonts w:hint="eastAsia"/>
           </w:rPr>
-          <w:t xml:space="preserve">フーリエ変換と伝達関数</w:t>
-        </w:r>
-        <w:r>
-          <w:rPr>
-            <w:rStyle w:val="ab"/>
-          </w:rPr>
-          <w:t xml:space="preserve"> 12</w:t>
+          <w:t xml:space="preserve">部屋構造のパターン</w:t>
+        </w:r>
+        <w:r>
+          <w:rPr>
+            <w:rStyle w:val="ab"/>
+          </w:rPr>
+          <w:t xml:space="preserve"> 14</w:t>
         </w:r>
       </w:hyperlink>
     </w:p>
@@ -905,25 +1373,25 @@
       <w:pPr>
         <w:pStyle w:val="BodyText"/>
       </w:pPr>
-      <w:hyperlink w:anchor="X5b702a870deaeb93b8aa5dd60e65d3ea6b180a7">
-        <w:r>
-          <w:rPr>
-            <w:rStyle w:val="ab"/>
-          </w:rPr>
-          <w:t xml:space="preserve">3.4.1. </w:t>
+      <w:hyperlink w:anchor="Xd752712f0f7d1f2dbf6ae71ff2ff2fadc237c80">
+        <w:r>
+          <w:rPr>
+            <w:rStyle w:val="ab"/>
+          </w:rPr>
+          <w:t xml:space="preserve">4.3.2. </w:t>
         </w:r>
         <w:r>
           <w:rPr>
             <w:rStyle w:val="ab"/>
             <w:rFonts w:hint="eastAsia"/>
           </w:rPr>
-          <w:t xml:space="preserve">畳み込み積分のフーリエ変換</w:t>
-        </w:r>
-        <w:r>
-          <w:rPr>
-            <w:rStyle w:val="ab"/>
-          </w:rPr>
-          <w:t xml:space="preserve"> 12</w:t>
+          <w:t xml:space="preserve">開口部構造のパターン</w:t>
+        </w:r>
+        <w:r>
+          <w:rPr>
+            <w:rStyle w:val="ab"/>
+          </w:rPr>
+          <w:t xml:space="preserve"> 14</w:t>
         </w:r>
       </w:hyperlink>
     </w:p>
@@ -931,25 +1399,25 @@
       <w:pPr>
         <w:pStyle w:val="BodyText"/>
       </w:pPr>
-      <w:hyperlink w:anchor="Xd3c0558d1735bb70921fb2b0f80160edfcc5e32">
-        <w:r>
-          <w:rPr>
-            <w:rStyle w:val="ab"/>
-          </w:rPr>
-          <w:t xml:space="preserve">3.4.2. </w:t>
+      <w:hyperlink w:anchor="X4b962999a77b9c888c4df3ffa9d4a8d879bf1c0">
+        <w:r>
+          <w:rPr>
+            <w:rStyle w:val="ab"/>
+          </w:rPr>
+          <w:t xml:space="preserve">4.3.3. </w:t>
         </w:r>
         <w:r>
           <w:rPr>
             <w:rStyle w:val="ab"/>
             <w:rFonts w:hint="eastAsia"/>
           </w:rPr>
-          <w:t xml:space="preserve">室温の簡易モデルに対する伝達関数</w:t>
-        </w:r>
-        <w:r>
-          <w:rPr>
-            <w:rStyle w:val="ab"/>
-          </w:rPr>
-          <w:t xml:space="preserve"> 12</w:t>
+          <w:t xml:space="preserve">壁構造のパターン</w:t>
+        </w:r>
+        <w:r>
+          <w:rPr>
+            <w:rStyle w:val="ab"/>
+          </w:rPr>
+          <w:t xml:space="preserve"> 14</w:t>
         </w:r>
       </w:hyperlink>
     </w:p>
@@ -957,25 +1425,25 @@
       <w:pPr>
         <w:pStyle w:val="BodyText"/>
       </w:pPr>
-      <w:hyperlink w:anchor="Xd2206f160b9d18fc1e015efddef56ef6fb6c7a9">
-        <w:r>
-          <w:rPr>
-            <w:rStyle w:val="ab"/>
-          </w:rPr>
-          <w:t xml:space="preserve">3.4.3. </w:t>
+      <w:hyperlink w:anchor="X590b19f98bcdfa9a021b453b5b982d9b8713211">
+        <w:r>
+          <w:rPr>
+            <w:rStyle w:val="ab"/>
+          </w:rPr>
+          <w:t xml:space="preserve">4.3.4. </w:t>
         </w:r>
         <w:r>
           <w:rPr>
             <w:rStyle w:val="ab"/>
             <w:rFonts w:hint="eastAsia"/>
           </w:rPr>
-          <w:t xml:space="preserve">重み関数表現の周波数領域への写像</w:t>
-        </w:r>
-        <w:r>
-          <w:rPr>
-            <w:rStyle w:val="ab"/>
-          </w:rPr>
-          <w:t xml:space="preserve"> 12</w:t>
+          <w:t xml:space="preserve">組合せと実験計画の整理</w:t>
+        </w:r>
+        <w:r>
+          <w:rPr>
+            <w:rStyle w:val="ab"/>
+          </w:rPr>
+          <w:t xml:space="preserve"> 14</w:t>
         </w:r>
       </w:hyperlink>
     </w:p>
@@ -983,25 +1451,25 @@
       <w:pPr>
         <w:pStyle w:val="BodyText"/>
       </w:pPr>
-      <w:hyperlink w:anchor="X28d0abce5da2eeda3ecbd5b1574c0368d333fdb">
-        <w:r>
-          <w:rPr>
-            <w:rStyle w:val="ab"/>
-          </w:rPr>
-          <w:t xml:space="preserve">3.5. </w:t>
+      <w:hyperlink w:anchor="X1e6a4dd33c833de1b1547f9d09b37e71073ca71">
+        <w:r>
+          <w:rPr>
+            <w:rStyle w:val="ab"/>
+          </w:rPr>
+          <w:t xml:space="preserve">4.4. </w:t>
         </w:r>
         <w:r>
           <w:rPr>
             <w:rStyle w:val="ab"/>
             <w:rFonts w:hint="eastAsia"/>
           </w:rPr>
-          <w:t xml:space="preserve">鉾井による吸放湿付き室の湿度応答</w:t>
-        </w:r>
-        <w:r>
-          <w:rPr>
-            <w:rStyle w:val="ab"/>
-          </w:rPr>
-          <w:t xml:space="preserve"> 12</w:t>
+          <w:t xml:space="preserve">シミュレーション実行と出力データ</w:t>
+        </w:r>
+        <w:r>
+          <w:rPr>
+            <w:rStyle w:val="ab"/>
+          </w:rPr>
+          <w:t xml:space="preserve"> 14</w:t>
         </w:r>
       </w:hyperlink>
     </w:p>
@@ -1009,25 +1477,25 @@
       <w:pPr>
         <w:pStyle w:val="BodyText"/>
       </w:pPr>
-      <w:hyperlink w:anchor="X21f8139d427df3ebab6567d9f27875de4b72a94">
-        <w:r>
-          <w:rPr>
-            <w:rStyle w:val="ab"/>
-          </w:rPr>
-          <w:t xml:space="preserve">3.5.1. </w:t>
+      <w:hyperlink w:anchor="X611c9ffe4ac365b9487a047b9ff241cb63638c9">
+        <w:r>
+          <w:rPr>
+            <w:rStyle w:val="ab"/>
+          </w:rPr>
+          <w:t xml:space="preserve">4.4.1. </w:t>
         </w:r>
         <w:r>
           <w:rPr>
             <w:rStyle w:val="ab"/>
             <w:rFonts w:hint="eastAsia"/>
           </w:rPr>
-          <w:t xml:space="preserve">一般系の導出フローの概要</w:t>
-        </w:r>
-        <w:r>
-          <w:rPr>
-            <w:rStyle w:val="ab"/>
-          </w:rPr>
-          <w:t xml:space="preserve"> 12</w:t>
+          <w:t xml:space="preserve">メイン計算ループ</w:t>
+        </w:r>
+        <w:r>
+          <w:rPr>
+            <w:rStyle w:val="ab"/>
+          </w:rPr>
+          <w:t xml:space="preserve"> 14</w:t>
         </w:r>
       </w:hyperlink>
     </w:p>
@@ -1035,25 +1503,25 @@
       <w:pPr>
         <w:pStyle w:val="BodyText"/>
       </w:pPr>
-      <w:hyperlink w:anchor="X00634fd4a7267b53a35676edaaea2077df4970f">
-        <w:r>
-          <w:rPr>
-            <w:rStyle w:val="ab"/>
-          </w:rPr>
-          <w:t xml:space="preserve">3.5.2. </w:t>
+      <w:hyperlink w:anchor="X6223cd19dadb525c439cf36926baddb3b8c471b">
+        <w:r>
+          <w:rPr>
+            <w:rStyle w:val="ab"/>
+          </w:rPr>
+          <w:t xml:space="preserve">4.4.2. </w:t>
         </w:r>
         <w:r>
           <w:rPr>
             <w:rStyle w:val="ab"/>
             <w:rFonts w:hint="eastAsia"/>
           </w:rPr>
-          <w:t xml:space="preserve">室内湿度伝達関数の近似しき</w:t>
-        </w:r>
-        <w:r>
-          <w:rPr>
-            <w:rStyle w:val="ab"/>
-          </w:rPr>
-          <w:t xml:space="preserve"> 12</w:t>
+          <w:t xml:space="preserve">出力データ構造</w:t>
+        </w:r>
+        <w:r>
+          <w:rPr>
+            <w:rStyle w:val="ab"/>
+          </w:rPr>
+          <w:t xml:space="preserve"> 14</w:t>
         </w:r>
       </w:hyperlink>
     </w:p>
@@ -1061,25 +1529,25 @@
       <w:pPr>
         <w:pStyle w:val="BodyText"/>
       </w:pPr>
-      <w:hyperlink w:anchor="X3007a37c8900139ae5de14221d540ca2509bbe4">
-        <w:r>
-          <w:rPr>
-            <w:rStyle w:val="ab"/>
-          </w:rPr>
-          <w:t xml:space="preserve">3.5.3. </w:t>
+      <w:hyperlink w:anchor="X719d236e2b44fbb8b84ca6e5bc4e462e00eafae">
+        <w:r>
+          <w:rPr>
+            <w:rStyle w:val="ab"/>
+          </w:rPr>
+          <w:t xml:space="preserve">5. </w:t>
         </w:r>
         <w:r>
           <w:rPr>
             <w:rStyle w:val="ab"/>
             <w:rFonts w:hint="eastAsia"/>
           </w:rPr>
-          <w:t xml:space="preserve">の数は数特性とパラメータ依存性</w:t>
-        </w:r>
-        <w:r>
-          <w:rPr>
-            <w:rStyle w:val="ab"/>
-          </w:rPr>
-          <w:t xml:space="preserve"> 12</w:t>
+          <w:t xml:space="preserve">シミュレーション結果</w:t>
+        </w:r>
+        <w:r>
+          <w:rPr>
+            <w:rStyle w:val="ab"/>
+          </w:rPr>
+          <w:t xml:space="preserve"> 15</w:t>
         </w:r>
       </w:hyperlink>
     </w:p>
@@ -1087,25 +1555,25 @@
       <w:pPr>
         <w:pStyle w:val="BodyText"/>
       </w:pPr>
-      <w:hyperlink w:anchor="Xfbe6cdf6245d6d3d30b1c1b548a625de8d189a1">
-        <w:r>
-          <w:rPr>
-            <w:rStyle w:val="ab"/>
-          </w:rPr>
-          <w:t xml:space="preserve">3.6. </w:t>
+      <w:hyperlink w:anchor="X8049e146fd5afc18698f1383fa7dbe052f87eb1">
+        <w:r>
+          <w:rPr>
+            <w:rStyle w:val="ab"/>
+          </w:rPr>
+          <w:t xml:space="preserve">5.1. </w:t>
         </w:r>
         <w:r>
           <w:rPr>
             <w:rStyle w:val="ab"/>
             <w:rFonts w:hint="eastAsia"/>
           </w:rPr>
-          <w:t xml:space="preserve">本研究における周波数特徴量の意味づけ</w:t>
-        </w:r>
-        <w:r>
-          <w:rPr>
-            <w:rStyle w:val="ab"/>
-          </w:rPr>
-          <w:t xml:space="preserve"> 12</w:t>
+          <w:t xml:space="preserve">室温・湿度の時間応答の比較</w:t>
+        </w:r>
+        <w:r>
+          <w:rPr>
+            <w:rStyle w:val="ab"/>
+          </w:rPr>
+          <w:t xml:space="preserve"> 15</w:t>
         </w:r>
       </w:hyperlink>
     </w:p>
@@ -1113,25 +1581,25 @@
       <w:pPr>
         <w:pStyle w:val="BodyText"/>
       </w:pPr>
-      <w:hyperlink w:anchor="X1ec3e7c8682843460179d18061696395cab4f90">
-        <w:r>
-          <w:rPr>
-            <w:rStyle w:val="ab"/>
-          </w:rPr>
-          <w:t xml:space="preserve">4. </w:t>
+      <w:hyperlink w:anchor="X8806b36121c40debd9a52a94c75162a040a40ed">
+        <w:r>
+          <w:rPr>
+            <w:rStyle w:val="ab"/>
+          </w:rPr>
+          <w:t xml:space="preserve">5.1.1. </w:t>
         </w:r>
         <w:r>
           <w:rPr>
             <w:rStyle w:val="ab"/>
             <w:rFonts w:hint="eastAsia"/>
           </w:rPr>
-          <w:t xml:space="preserve">熱水分同時移動シミュレーションとデータ生成</w:t>
-        </w:r>
-        <w:r>
-          <w:rPr>
-            <w:rStyle w:val="ab"/>
-          </w:rPr>
-          <w:t xml:space="preserve"> 13</w:t>
+          <w:t xml:space="preserve">ベースケースの年変動・日変動</w:t>
+        </w:r>
+        <w:r>
+          <w:rPr>
+            <w:rStyle w:val="ab"/>
+          </w:rPr>
+          <w:t xml:space="preserve"> 15</w:t>
         </w:r>
       </w:hyperlink>
     </w:p>
@@ -1139,25 +1607,25 @@
       <w:pPr>
         <w:pStyle w:val="BodyText"/>
       </w:pPr>
-      <w:hyperlink w:anchor="X631f40384108767c33cc7b37ed8c925dae1b535">
-        <w:r>
-          <w:rPr>
-            <w:rStyle w:val="ab"/>
-          </w:rPr>
-          <w:t xml:space="preserve">4.1. Julia </w:t>
+      <w:hyperlink w:anchor="Xce958e6b7dfc35c649a9feb1d46d9c12b2355fb">
+        <w:r>
+          <w:rPr>
+            <w:rStyle w:val="ab"/>
+          </w:rPr>
+          <w:t xml:space="preserve">5.1.2. </w:t>
         </w:r>
         <w:r>
           <w:rPr>
             <w:rStyle w:val="ab"/>
             <w:rFonts w:hint="eastAsia"/>
           </w:rPr>
-          <w:t xml:space="preserve">熱水分同時移動シミュレーションの概要</w:t>
-        </w:r>
-        <w:r>
-          <w:rPr>
-            <w:rStyle w:val="ab"/>
-          </w:rPr>
-          <w:t xml:space="preserve"> 13</w:t>
+          <w:t xml:space="preserve">壁構造を変えた時の室温の違い</w:t>
+        </w:r>
+        <w:r>
+          <w:rPr>
+            <w:rStyle w:val="ab"/>
+          </w:rPr>
+          <w:t xml:space="preserve"> 15</w:t>
         </w:r>
       </w:hyperlink>
     </w:p>
@@ -1165,25 +1633,25 @@
       <w:pPr>
         <w:pStyle w:val="BodyText"/>
       </w:pPr>
-      <w:hyperlink w:anchor="X3024039d7b42be3c193e57d3909742bf04e7b26">
-        <w:r>
-          <w:rPr>
-            <w:rStyle w:val="ab"/>
-          </w:rPr>
-          <w:t xml:space="preserve">4.1.1. </w:t>
+      <w:hyperlink w:anchor="X7d524502cce3896c6ee042119d84335d4dcfe24">
+        <w:r>
+          <w:rPr>
+            <w:rStyle w:val="ab"/>
+          </w:rPr>
+          <w:t xml:space="preserve">5.1.3. </w:t>
         </w:r>
         <w:r>
           <w:rPr>
             <w:rStyle w:val="ab"/>
             <w:rFonts w:hint="eastAsia"/>
           </w:rPr>
-          <w:t xml:space="preserve">プログラムの機能</w:t>
-        </w:r>
-        <w:r>
-          <w:rPr>
-            <w:rStyle w:val="ab"/>
-          </w:rPr>
-          <w:t xml:space="preserve"> 13</w:t>
+          <w:t xml:space="preserve">換気量を変えた時の室内湿度の違い</w:t>
+        </w:r>
+        <w:r>
+          <w:rPr>
+            <w:rStyle w:val="ab"/>
+          </w:rPr>
+          <w:t xml:space="preserve"> 15</w:t>
         </w:r>
       </w:hyperlink>
     </w:p>
@@ -1191,25 +1659,25 @@
       <w:pPr>
         <w:pStyle w:val="BodyText"/>
       </w:pPr>
-      <w:hyperlink w:anchor="X627ed1f3520132f0afc7d7862287289c3b6cdbe">
-        <w:r>
-          <w:rPr>
-            <w:rStyle w:val="ab"/>
-          </w:rPr>
-          <w:t xml:space="preserve">4.1.2. </w:t>
+      <w:hyperlink w:anchor="Xe9eec377ca39ed1abbb1641314048805eb9b3f4">
+        <w:r>
+          <w:rPr>
+            <w:rStyle w:val="ab"/>
+          </w:rPr>
+          <w:t xml:space="preserve">5.2. </w:t>
         </w:r>
         <w:r>
           <w:rPr>
             <w:rStyle w:val="ab"/>
             <w:rFonts w:hint="eastAsia"/>
           </w:rPr>
-          <w:t xml:space="preserve">支配方程式と離散化の概要</w:t>
-        </w:r>
-        <w:r>
-          <w:rPr>
-            <w:rStyle w:val="ab"/>
-          </w:rPr>
-          <w:t xml:space="preserve"> 14</w:t>
+          <w:t xml:space="preserve">温度の周波数応答特性</w:t>
+        </w:r>
+        <w:r>
+          <w:rPr>
+            <w:rStyle w:val="ab"/>
+          </w:rPr>
+          <w:t xml:space="preserve"> 15</w:t>
         </w:r>
       </w:hyperlink>
     </w:p>
@@ -1217,25 +1685,25 @@
       <w:pPr>
         <w:pStyle w:val="BodyText"/>
       </w:pPr>
-      <w:hyperlink w:anchor="X39e692c9c8876c85e220308be127dbcbf1c8617">
-        <w:r>
-          <w:rPr>
-            <w:rStyle w:val="ab"/>
-          </w:rPr>
-          <w:t xml:space="preserve">4.1.3. </w:t>
+      <w:hyperlink w:anchor="X1c460f3c432fa34215cc270fa9545c5c94cb697">
+        <w:r>
+          <w:rPr>
+            <w:rStyle w:val="ab"/>
+          </w:rPr>
+          <w:t xml:space="preserve">5.2.1. </w:t>
         </w:r>
         <w:r>
           <w:rPr>
             <w:rStyle w:val="ab"/>
             <w:rFonts w:hint="eastAsia"/>
           </w:rPr>
-          <w:t xml:space="preserve">データ構造</w:t>
-        </w:r>
-        <w:r>
-          <w:rPr>
-            <w:rStyle w:val="ab"/>
-          </w:rPr>
-          <w:t xml:space="preserve"> 14</w:t>
+          <w:t xml:space="preserve">FFT条件とスペクトルの基礎確認</w:t>
+        </w:r>
+        <w:r>
+          <w:rPr>
+            <w:rStyle w:val="ab"/>
+          </w:rPr>
+          <w:t xml:space="preserve"> 15</w:t>
         </w:r>
       </w:hyperlink>
     </w:p>
@@ -1243,25 +1711,25 @@
       <w:pPr>
         <w:pStyle w:val="BodyText"/>
       </w:pPr>
-      <w:hyperlink w:anchor="X545ed5b8578ecf48773952c7603acdaa498256c">
-        <w:r>
-          <w:rPr>
-            <w:rStyle w:val="ab"/>
-          </w:rPr>
-          <w:t xml:space="preserve">4.2. </w:t>
+      <w:hyperlink w:anchor="Xd1d49f5f92f2e3acea30cadec0824460b34204f">
+        <w:r>
+          <w:rPr>
+            <w:rStyle w:val="ab"/>
+          </w:rPr>
+          <w:t xml:space="preserve">5.2.2. </w:t>
         </w:r>
         <w:r>
           <w:rPr>
             <w:rStyle w:val="ab"/>
             <w:rFonts w:hint="eastAsia"/>
           </w:rPr>
-          <w:t xml:space="preserve">入力データとJuliaコードの対応関係</w:t>
-        </w:r>
-        <w:r>
-          <w:rPr>
-            <w:rStyle w:val="ab"/>
-          </w:rPr>
-          <w:t xml:space="preserve"> 14</w:t>
+          <w:t xml:space="preserve">壁構造ごとの温度スペクトル比較</w:t>
+        </w:r>
+        <w:r>
+          <w:rPr>
+            <w:rStyle w:val="ab"/>
+          </w:rPr>
+          <w:t xml:space="preserve"> 15</w:t>
         </w:r>
       </w:hyperlink>
     </w:p>
@@ -1269,25 +1737,25 @@
       <w:pPr>
         <w:pStyle w:val="BodyText"/>
       </w:pPr>
-      <w:hyperlink w:anchor="Xfae61bb2d463ef3f047db6845f4c46a1f56fc57">
-        <w:r>
-          <w:rPr>
-            <w:rStyle w:val="ab"/>
-          </w:rPr>
-          <w:t xml:space="preserve">4.2.1. </w:t>
+      <w:hyperlink w:anchor="X7076d86df62111cfb278ff2f569b18d571034f9">
+        <w:r>
+          <w:rPr>
+            <w:rStyle w:val="ab"/>
+          </w:rPr>
+          <w:t xml:space="preserve">5.3. </w:t>
         </w:r>
         <w:r>
           <w:rPr>
             <w:rStyle w:val="ab"/>
             <w:rFonts w:hint="eastAsia"/>
           </w:rPr>
-          <w:t xml:space="preserve">部屋構造</w:t>
-        </w:r>
-        <w:r>
-          <w:rPr>
-            <w:rStyle w:val="ab"/>
-          </w:rPr>
-          <w:t xml:space="preserve"> 14</w:t>
+          <w:t xml:space="preserve">湿度の周波数応答特性</w:t>
+        </w:r>
+        <w:r>
+          <w:rPr>
+            <w:rStyle w:val="ab"/>
+          </w:rPr>
+          <w:t xml:space="preserve"> 15</w:t>
         </w:r>
       </w:hyperlink>
     </w:p>
@@ -1295,25 +1763,25 @@
       <w:pPr>
         <w:pStyle w:val="BodyText"/>
       </w:pPr>
-      <w:hyperlink w:anchor="Xe5e09ca856968e622c76b78f3b607e162a3dca0">
-        <w:r>
-          <w:rPr>
-            <w:rStyle w:val="ab"/>
-          </w:rPr>
-          <w:t xml:space="preserve">4.2.2. </w:t>
+      <w:hyperlink w:anchor="X87847fa8234be5ca4e51f15f478953e5573af2a">
+        <w:r>
+          <w:rPr>
+            <w:rStyle w:val="ab"/>
+          </w:rPr>
+          <w:t xml:space="preserve">5.3.1. </w:t>
         </w:r>
         <w:r>
           <w:rPr>
             <w:rStyle w:val="ab"/>
             <w:rFonts w:hint="eastAsia"/>
           </w:rPr>
-          <w:t xml:space="preserve">開口部構造</w:t>
-        </w:r>
-        <w:r>
-          <w:rPr>
-            <w:rStyle w:val="ab"/>
-          </w:rPr>
-          <w:t xml:space="preserve"> 14</w:t>
+          <w:t xml:space="preserve">換気シナリオごとのスペクトル比較</w:t>
+        </w:r>
+        <w:r>
+          <w:rPr>
+            <w:rStyle w:val="ab"/>
+          </w:rPr>
+          <w:t xml:space="preserve"> 15</w:t>
         </w:r>
       </w:hyperlink>
     </w:p>
@@ -1321,25 +1789,51 @@
       <w:pPr>
         <w:pStyle w:val="BodyText"/>
       </w:pPr>
-      <w:hyperlink w:anchor="X3189d5ec13972c75c7cb3031a1f395fd139bd19">
-        <w:r>
-          <w:rPr>
-            <w:rStyle w:val="ab"/>
-          </w:rPr>
-          <w:t xml:space="preserve">4.2.3. </w:t>
+      <w:hyperlink w:anchor="Xfcd8ceba2e0e5fa6b450b77c3fbe3b4c7f7630e">
+        <w:r>
+          <w:rPr>
+            <w:rStyle w:val="ab"/>
+          </w:rPr>
+          <w:t xml:space="preserve">5.3.2. 15</w:t>
+        </w:r>
+      </w:hyperlink>
+    </w:p>
+    <w:p>
+      <w:pPr>
+        <w:pStyle w:val="BodyText"/>
+      </w:pPr>
+      <w:hyperlink w:anchor="X2aca2db0b0c89fe431acd4c3c6e23bdcb397b7e">
+        <w:r>
+          <w:rPr>
+            <w:rStyle w:val="ab"/>
+          </w:rPr>
+          <w:t xml:space="preserve">5.3.3. 15</w:t>
+        </w:r>
+      </w:hyperlink>
+    </w:p>
+    <w:p>
+      <w:pPr>
+        <w:pStyle w:val="BodyText"/>
+      </w:pPr>
+      <w:hyperlink w:anchor="Xd84c900f3751a8abbc99e2a5b90d94534553beb">
+        <w:r>
+          <w:rPr>
+            <w:rStyle w:val="ab"/>
+          </w:rPr>
+          <w:t xml:space="preserve">5.4. </w:t>
         </w:r>
         <w:r>
           <w:rPr>
             <w:rStyle w:val="ab"/>
             <w:rFonts w:hint="eastAsia"/>
           </w:rPr>
-          <w:t xml:space="preserve">壁構造</w:t>
-        </w:r>
-        <w:r>
-          <w:rPr>
-            <w:rStyle w:val="ab"/>
-          </w:rPr>
-          <w:t xml:space="preserve"> 14</w:t>
+          <w:t xml:space="preserve">（逆推定モデルの学習結果）</w:t>
+        </w:r>
+        <w:r>
+          <w:rPr>
+            <w:rStyle w:val="ab"/>
+          </w:rPr>
+          <w:t xml:space="preserve"> 15</w:t>
         </w:r>
       </w:hyperlink>
     </w:p>
@@ -1347,25 +1841,25 @@
       <w:pPr>
         <w:pStyle w:val="BodyText"/>
       </w:pPr>
-      <w:hyperlink w:anchor="X3a8f332ef2891a0e723ca57c139fae79c97b5d2">
-        <w:r>
-          <w:rPr>
-            <w:rStyle w:val="ab"/>
-          </w:rPr>
-          <w:t xml:space="preserve">4.3. </w:t>
+      <w:hyperlink w:anchor="Xa6f13f0be7bd906849cc2d08ce04fe1a8cc8665">
+        <w:r>
+          <w:rPr>
+            <w:rStyle w:val="ab"/>
+          </w:rPr>
+          <w:t xml:space="preserve">5.4.1. </w:t>
         </w:r>
         <w:r>
           <w:rPr>
             <w:rStyle w:val="ab"/>
             <w:rFonts w:hint="eastAsia"/>
           </w:rPr>
-          <w:t xml:space="preserve">本研究で用いる構造パターン</w:t>
-        </w:r>
-        <w:r>
-          <w:rPr>
-            <w:rStyle w:val="ab"/>
-          </w:rPr>
-          <w:t xml:space="preserve"> 14</w:t>
+          <w:t xml:space="preserve">データ分割と学習条件</w:t>
+        </w:r>
+        <w:r>
+          <w:rPr>
+            <w:rStyle w:val="ab"/>
+          </w:rPr>
+          <w:t xml:space="preserve"> 15</w:t>
         </w:r>
       </w:hyperlink>
     </w:p>
@@ -1373,25 +1867,25 @@
       <w:pPr>
         <w:pStyle w:val="BodyText"/>
       </w:pPr>
-      <w:hyperlink w:anchor="X13c43b8b9572b33560599dcbcf33b443a4a7981">
-        <w:r>
-          <w:rPr>
-            <w:rStyle w:val="ab"/>
-          </w:rPr>
-          <w:t xml:space="preserve">4.3.1. </w:t>
+      <w:hyperlink w:anchor="X1319cac405d9fe2122b078ed472a0afefd7744d">
+        <w:r>
+          <w:rPr>
+            <w:rStyle w:val="ab"/>
+          </w:rPr>
+          <w:t xml:space="preserve">5.4.2. </w:t>
         </w:r>
         <w:r>
           <w:rPr>
             <w:rStyle w:val="ab"/>
             <w:rFonts w:hint="eastAsia"/>
           </w:rPr>
-          <w:t xml:space="preserve">部屋構造のパターン</w:t>
-        </w:r>
-        <w:r>
-          <w:rPr>
-            <w:rStyle w:val="ab"/>
-          </w:rPr>
-          <w:t xml:space="preserve"> 14</w:t>
+          <w:t xml:space="preserve">壁構造分類の結果</w:t>
+        </w:r>
+        <w:r>
+          <w:rPr>
+            <w:rStyle w:val="ab"/>
+          </w:rPr>
+          <w:t xml:space="preserve"> 15</w:t>
         </w:r>
       </w:hyperlink>
     </w:p>
@@ -1399,25 +1893,25 @@
       <w:pPr>
         <w:pStyle w:val="BodyText"/>
       </w:pPr>
-      <w:hyperlink w:anchor="Xd752712f0f7d1f2dbf6ae71ff2ff2fadc237c80">
-        <w:r>
-          <w:rPr>
-            <w:rStyle w:val="ab"/>
-          </w:rPr>
-          <w:t xml:space="preserve">4.3.2. </w:t>
+      <w:hyperlink w:anchor="Xc2fc6f7265db4ac243f250ac6a3f43c86604dfd">
+        <w:r>
+          <w:rPr>
+            <w:rStyle w:val="ab"/>
+          </w:rPr>
+          <w:t xml:space="preserve">5.4.3. </w:t>
         </w:r>
         <w:r>
           <w:rPr>
             <w:rStyle w:val="ab"/>
             <w:rFonts w:hint="eastAsia"/>
           </w:rPr>
-          <w:t xml:space="preserve">開口部構造のパターン</w:t>
-        </w:r>
-        <w:r>
-          <w:rPr>
-            <w:rStyle w:val="ab"/>
-          </w:rPr>
-          <w:t xml:space="preserve"> 14</w:t>
+          <w:t xml:space="preserve">換気量分類の結果</w:t>
+        </w:r>
+        <w:r>
+          <w:rPr>
+            <w:rStyle w:val="ab"/>
+          </w:rPr>
+          <w:t xml:space="preserve"> 15</w:t>
         </w:r>
       </w:hyperlink>
     </w:p>
@@ -1425,25 +1919,25 @@
       <w:pPr>
         <w:pStyle w:val="BodyText"/>
       </w:pPr>
-      <w:hyperlink w:anchor="X4b962999a77b9c888c4df3ffa9d4a8d879bf1c0">
-        <w:r>
-          <w:rPr>
-            <w:rStyle w:val="ab"/>
-          </w:rPr>
-          <w:t xml:space="preserve">4.3.3. </w:t>
+      <w:hyperlink w:anchor="X56da770d35fe9ab6b6a38e7ee9169af72114726">
+        <w:r>
+          <w:rPr>
+            <w:rStyle w:val="ab"/>
+          </w:rPr>
+          <w:t xml:space="preserve">6. </w:t>
         </w:r>
         <w:r>
           <w:rPr>
             <w:rStyle w:val="ab"/>
             <w:rFonts w:hint="eastAsia"/>
           </w:rPr>
-          <w:t xml:space="preserve">壁構造のパターン</w:t>
-        </w:r>
-        <w:r>
-          <w:rPr>
-            <w:rStyle w:val="ab"/>
-          </w:rPr>
-          <w:t xml:space="preserve"> 14</w:t>
+          <w:t xml:space="preserve">考察</w:t>
+        </w:r>
+        <w:r>
+          <w:rPr>
+            <w:rStyle w:val="ab"/>
+          </w:rPr>
+          <w:t xml:space="preserve"> 15</w:t>
         </w:r>
       </w:hyperlink>
     </w:p>
@@ -1451,25 +1945,25 @@
       <w:pPr>
         <w:pStyle w:val="BodyText"/>
       </w:pPr>
-      <w:hyperlink w:anchor="X590b19f98bcdfa9a021b453b5b982d9b8713211">
-        <w:r>
-          <w:rPr>
-            <w:rStyle w:val="ab"/>
-          </w:rPr>
-          <w:t xml:space="preserve">4.3.4. </w:t>
+      <w:hyperlink w:anchor="X0b13c312600c65feebf600b4869f6f39e28c154">
+        <w:r>
+          <w:rPr>
+            <w:rStyle w:val="ab"/>
+          </w:rPr>
+          <w:t xml:space="preserve">6.1. </w:t>
         </w:r>
         <w:r>
           <w:rPr>
             <w:rStyle w:val="ab"/>
             <w:rFonts w:hint="eastAsia"/>
           </w:rPr>
-          <w:t xml:space="preserve">組合せと実験計画の整理</w:t>
-        </w:r>
-        <w:r>
-          <w:rPr>
-            <w:rStyle w:val="ab"/>
-          </w:rPr>
-          <w:t xml:space="preserve"> 14</w:t>
+          <w:t xml:space="preserve">建物性能と周波数応答の対応関係</w:t>
+        </w:r>
+        <w:r>
+          <w:rPr>
+            <w:rStyle w:val="ab"/>
+          </w:rPr>
+          <w:t xml:space="preserve"> 15</w:t>
         </w:r>
       </w:hyperlink>
     </w:p>
@@ -1477,25 +1971,25 @@
       <w:pPr>
         <w:pStyle w:val="BodyText"/>
       </w:pPr>
-      <w:hyperlink w:anchor="X1e6a4dd33c833de1b1547f9d09b37e71073ca71">
-        <w:r>
-          <w:rPr>
-            <w:rStyle w:val="ab"/>
-          </w:rPr>
-          <w:t xml:space="preserve">4.4. </w:t>
+      <w:hyperlink w:anchor="X279836499a915dbb67487746efdf43611fab3d9">
+        <w:r>
+          <w:rPr>
+            <w:rStyle w:val="ab"/>
+          </w:rPr>
+          <w:t xml:space="preserve">6.1.1. </w:t>
         </w:r>
         <w:r>
           <w:rPr>
             <w:rStyle w:val="ab"/>
             <w:rFonts w:hint="eastAsia"/>
           </w:rPr>
-          <w:t xml:space="preserve">シミュレーション実行と出力データ</w:t>
-        </w:r>
-        <w:r>
-          <w:rPr>
-            <w:rStyle w:val="ab"/>
-          </w:rPr>
-          <w:t xml:space="preserve"> 14</w:t>
+          <w:t xml:space="preserve">壁構造ごとの温度応答と蓄熱性</w:t>
+        </w:r>
+        <w:r>
+          <w:rPr>
+            <w:rStyle w:val="ab"/>
+          </w:rPr>
+          <w:t xml:space="preserve"> 15</w:t>
         </w:r>
       </w:hyperlink>
     </w:p>
@@ -1503,25 +1997,25 @@
       <w:pPr>
         <w:pStyle w:val="BodyText"/>
       </w:pPr>
-      <w:hyperlink w:anchor="X611c9ffe4ac365b9487a047b9ff241cb63638c9">
-        <w:r>
-          <w:rPr>
-            <w:rStyle w:val="ab"/>
-          </w:rPr>
-          <w:t xml:space="preserve">4.4.1. </w:t>
+      <w:hyperlink w:anchor="X52c00b31158b66997eb9fea23a73e4c9e3b0449">
+        <w:r>
+          <w:rPr>
+            <w:rStyle w:val="ab"/>
+          </w:rPr>
+          <w:t xml:space="preserve">6.1.2. </w:t>
         </w:r>
         <w:r>
           <w:rPr>
             <w:rStyle w:val="ab"/>
             <w:rFonts w:hint="eastAsia"/>
           </w:rPr>
-          <w:t xml:space="preserve">メイン計算ループ</w:t>
-        </w:r>
-        <w:r>
-          <w:rPr>
-            <w:rStyle w:val="ab"/>
-          </w:rPr>
-          <w:t xml:space="preserve"> 14</w:t>
+          <w:t xml:space="preserve">換気量・吸放湿性能と湿度応答の関係</w:t>
+        </w:r>
+        <w:r>
+          <w:rPr>
+            <w:rStyle w:val="ab"/>
+          </w:rPr>
+          <w:t xml:space="preserve"> 16</w:t>
         </w:r>
       </w:hyperlink>
     </w:p>
@@ -1529,25 +2023,25 @@
       <w:pPr>
         <w:pStyle w:val="BodyText"/>
       </w:pPr>
-      <w:hyperlink w:anchor="X6223cd19dadb525c439cf36926baddb3b8c471b">
-        <w:r>
-          <w:rPr>
-            <w:rStyle w:val="ab"/>
-          </w:rPr>
-          <w:t xml:space="preserve">4.4.2. </w:t>
+      <w:hyperlink w:anchor="Xb90abe40f10b9aec23a1c5c1ce355a0416eed76">
+        <w:r>
+          <w:rPr>
+            <w:rStyle w:val="ab"/>
+          </w:rPr>
+          <w:t xml:space="preserve">6.1.3. FFT </w:t>
         </w:r>
         <w:r>
           <w:rPr>
             <w:rStyle w:val="ab"/>
             <w:rFonts w:hint="eastAsia"/>
           </w:rPr>
-          <w:t xml:space="preserve">出力データ構造</w:t>
-        </w:r>
-        <w:r>
-          <w:rPr>
-            <w:rStyle w:val="ab"/>
-          </w:rPr>
-          <w:t xml:space="preserve"> 14</w:t>
+          <w:t xml:space="preserve">特徴量の妥当性の評価</w:t>
+        </w:r>
+        <w:r>
+          <w:rPr>
+            <w:rStyle w:val="ab"/>
+          </w:rPr>
+          <w:t xml:space="preserve"> 16</w:t>
         </w:r>
       </w:hyperlink>
     </w:p>
@@ -1555,25 +2049,25 @@
       <w:pPr>
         <w:pStyle w:val="BodyText"/>
       </w:pPr>
-      <w:hyperlink w:anchor="X719d236e2b44fbb8b84ca6e5bc4e462e00eafae">
-        <w:r>
-          <w:rPr>
-            <w:rStyle w:val="ab"/>
-          </w:rPr>
-          <w:t xml:space="preserve">5. </w:t>
+      <w:hyperlink w:anchor="X1516d0f2b14f1c4f2e3ad1ad5914bf3aabdc94b">
+        <w:r>
+          <w:rPr>
+            <w:rStyle w:val="ab"/>
+          </w:rPr>
+          <w:t xml:space="preserve">6.2. </w:t>
         </w:r>
         <w:r>
           <w:rPr>
             <w:rStyle w:val="ab"/>
             <w:rFonts w:hint="eastAsia"/>
           </w:rPr>
-          <w:t xml:space="preserve">シミュレーション結果</w:t>
-        </w:r>
-        <w:r>
-          <w:rPr>
-            <w:rStyle w:val="ab"/>
-          </w:rPr>
-          <w:t xml:space="preserve"> 15</w:t>
+          <w:t xml:space="preserve">逆推定モデルの性能と限界</w:t>
+        </w:r>
+        <w:r>
+          <w:rPr>
+            <w:rStyle w:val="ab"/>
+          </w:rPr>
+          <w:t xml:space="preserve"> 16</w:t>
         </w:r>
       </w:hyperlink>
     </w:p>
@@ -1581,25 +2075,25 @@
       <w:pPr>
         <w:pStyle w:val="BodyText"/>
       </w:pPr>
-      <w:hyperlink w:anchor="X8049e146fd5afc18698f1383fa7dbe052f87eb1">
-        <w:r>
-          <w:rPr>
-            <w:rStyle w:val="ab"/>
-          </w:rPr>
-          <w:t xml:space="preserve">5.1. </w:t>
+      <w:hyperlink w:anchor="Xb4fbb33450f761b8912111c050820476c49f12c">
+        <w:r>
+          <w:rPr>
+            <w:rStyle w:val="ab"/>
+          </w:rPr>
+          <w:t xml:space="preserve">6.2.1. </w:t>
         </w:r>
         <w:r>
           <w:rPr>
             <w:rStyle w:val="ab"/>
             <w:rFonts w:hint="eastAsia"/>
           </w:rPr>
-          <w:t xml:space="preserve">室温・湿度の時間応答の比較</w:t>
-        </w:r>
-        <w:r>
-          <w:rPr>
-            <w:rStyle w:val="ab"/>
-          </w:rPr>
-          <w:t xml:space="preserve"> 15</w:t>
+          <w:t xml:space="preserve">高精度で識別できたパラメータの特徴</w:t>
+        </w:r>
+        <w:r>
+          <w:rPr>
+            <w:rStyle w:val="ab"/>
+          </w:rPr>
+          <w:t xml:space="preserve"> 16</w:t>
         </w:r>
       </w:hyperlink>
     </w:p>
@@ -1607,25 +2101,25 @@
       <w:pPr>
         <w:pStyle w:val="BodyText"/>
       </w:pPr>
-      <w:hyperlink w:anchor="X8806b36121c40debd9a52a94c75162a040a40ed">
-        <w:r>
-          <w:rPr>
-            <w:rStyle w:val="ab"/>
-          </w:rPr>
-          <w:t xml:space="preserve">5.1.1. </w:t>
+      <w:hyperlink w:anchor="X8571b9ef125a6f2bf6d6056ba0b48be79ac2216">
+        <w:r>
+          <w:rPr>
+            <w:rStyle w:val="ab"/>
+          </w:rPr>
+          <w:t xml:space="preserve">6.2.2. </w:t>
         </w:r>
         <w:r>
           <w:rPr>
             <w:rStyle w:val="ab"/>
             <w:rFonts w:hint="eastAsia"/>
           </w:rPr>
-          <w:t xml:space="preserve">ベースケースの年変動・日変動</w:t>
-        </w:r>
-        <w:r>
-          <w:rPr>
-            <w:rStyle w:val="ab"/>
-          </w:rPr>
-          <w:t xml:space="preserve"> 15</w:t>
+          <w:t xml:space="preserve">識別が難しかったパラメータとその要因</w:t>
+        </w:r>
+        <w:r>
+          <w:rPr>
+            <w:rStyle w:val="ab"/>
+          </w:rPr>
+          <w:t xml:space="preserve"> 16</w:t>
         </w:r>
       </w:hyperlink>
     </w:p>
@@ -1633,25 +2127,25 @@
       <w:pPr>
         <w:pStyle w:val="BodyText"/>
       </w:pPr>
-      <w:hyperlink w:anchor="Xce958e6b7dfc35c649a9feb1d46d9c12b2355fb">
-        <w:r>
-          <w:rPr>
-            <w:rStyle w:val="ab"/>
-          </w:rPr>
-          <w:t xml:space="preserve">5.1.2. </w:t>
+      <w:hyperlink w:anchor="X7b20657b382cec5b4c8132080b888cef1b1b867">
+        <w:r>
+          <w:rPr>
+            <w:rStyle w:val="ab"/>
+          </w:rPr>
+          <w:t xml:space="preserve">6.3. </w:t>
         </w:r>
         <w:r>
           <w:rPr>
             <w:rStyle w:val="ab"/>
             <w:rFonts w:hint="eastAsia"/>
           </w:rPr>
-          <w:t xml:space="preserve">壁構造を変えた時の室温の違い</w:t>
-        </w:r>
-        <w:r>
-          <w:rPr>
-            <w:rStyle w:val="ab"/>
-          </w:rPr>
-          <w:t xml:space="preserve"> 15</w:t>
+          <w:t xml:space="preserve">実測データへの適用可能性と今後の拡張</w:t>
+        </w:r>
+        <w:r>
+          <w:rPr>
+            <w:rStyle w:val="ab"/>
+          </w:rPr>
+          <w:t xml:space="preserve"> 16</w:t>
         </w:r>
       </w:hyperlink>
     </w:p>
@@ -1659,25 +2153,25 @@
       <w:pPr>
         <w:pStyle w:val="BodyText"/>
       </w:pPr>
-      <w:hyperlink w:anchor="X7d524502cce3896c6ee042119d84335d4dcfe24">
-        <w:r>
-          <w:rPr>
-            <w:rStyle w:val="ab"/>
-          </w:rPr>
-          <w:t xml:space="preserve">5.1.3. </w:t>
+      <w:hyperlink w:anchor="X556c759b48e8f9a904f42550137ec2a15ca23a9">
+        <w:r>
+          <w:rPr>
+            <w:rStyle w:val="ab"/>
+          </w:rPr>
+          <w:t xml:space="preserve">6.3.1. </w:t>
         </w:r>
         <w:r>
           <w:rPr>
             <w:rStyle w:val="ab"/>
             <w:rFonts w:hint="eastAsia"/>
           </w:rPr>
-          <w:t xml:space="preserve">換気量を変えた時の室内湿度の違い</w:t>
-        </w:r>
-        <w:r>
-          <w:rPr>
-            <w:rStyle w:val="ab"/>
-          </w:rPr>
-          <w:t xml:space="preserve"> 15</w:t>
+          <w:t xml:space="preserve">多室モデル・開口・日射の取り込み</w:t>
+        </w:r>
+        <w:r>
+          <w:rPr>
+            <w:rStyle w:val="ab"/>
+          </w:rPr>
+          <w:t xml:space="preserve"> 16</w:t>
         </w:r>
       </w:hyperlink>
     </w:p>
@@ -1685,25 +2179,25 @@
       <w:pPr>
         <w:pStyle w:val="BodyText"/>
       </w:pPr>
-      <w:hyperlink w:anchor="Xe9eec377ca39ed1abbb1641314048805eb9b3f4">
-        <w:r>
-          <w:rPr>
-            <w:rStyle w:val="ab"/>
-          </w:rPr>
-          <w:t xml:space="preserve">5.2. </w:t>
+      <w:hyperlink w:anchor="Xb1049ac46886d80ff7fb3fa9727ce444fa79c5c">
+        <w:r>
+          <w:rPr>
+            <w:rStyle w:val="ab"/>
+          </w:rPr>
+          <w:t xml:space="preserve">6.3.2. </w:t>
         </w:r>
         <w:r>
           <w:rPr>
             <w:rStyle w:val="ab"/>
             <w:rFonts w:hint="eastAsia"/>
           </w:rPr>
-          <w:t xml:space="preserve">温度の周波数応答特性</w:t>
-        </w:r>
-        <w:r>
-          <w:rPr>
-            <w:rStyle w:val="ab"/>
-          </w:rPr>
-          <w:t xml:space="preserve"> 15</w:t>
+          <w:t xml:space="preserve">居住者行動・内部発熱の扱</w:t>
+        </w:r>
+        <w:r>
+          <w:rPr>
+            <w:rStyle w:val="ab"/>
+          </w:rPr>
+          <w:t xml:space="preserve"> 16</w:t>
         </w:r>
       </w:hyperlink>
     </w:p>
@@ -1711,25 +2205,25 @@
       <w:pPr>
         <w:pStyle w:val="BodyText"/>
       </w:pPr>
-      <w:hyperlink w:anchor="X1c460f3c432fa34215cc270fa9545c5c94cb697">
-        <w:r>
-          <w:rPr>
-            <w:rStyle w:val="ab"/>
-          </w:rPr>
-          <w:t xml:space="preserve">5.2.1. </w:t>
+      <w:hyperlink w:anchor="X805e83db80f0cbedb93299ac00032b829ad54e7">
+        <w:r>
+          <w:rPr>
+            <w:rStyle w:val="ab"/>
+          </w:rPr>
+          <w:t xml:space="preserve">6.3.3. </w:t>
         </w:r>
         <w:r>
           <w:rPr>
             <w:rStyle w:val="ab"/>
             <w:rFonts w:hint="eastAsia"/>
           </w:rPr>
-          <w:t xml:space="preserve">FFT条件とスペクトルの基礎確認</w:t>
-        </w:r>
-        <w:r>
-          <w:rPr>
-            <w:rStyle w:val="ab"/>
-          </w:rPr>
-          <w:t xml:space="preserve"> 15</w:t>
+          <w:t xml:space="preserve">実用化に向けた測定プロトコルの提案</w:t>
+        </w:r>
+        <w:r>
+          <w:rPr>
+            <w:rStyle w:val="ab"/>
+          </w:rPr>
+          <w:t xml:space="preserve"> 16</w:t>
         </w:r>
       </w:hyperlink>
     </w:p>
@@ -1737,25 +2231,25 @@
       <w:pPr>
         <w:pStyle w:val="BodyText"/>
       </w:pPr>
-      <w:hyperlink w:anchor="Xd1d49f5f92f2e3acea30cadec0824460b34204f">
-        <w:r>
-          <w:rPr>
-            <w:rStyle w:val="ab"/>
-          </w:rPr>
-          <w:t xml:space="preserve">5.2.2. </w:t>
+      <w:hyperlink w:anchor="X3e61a14ce19d996c70d04b3277fd3696b5096a9">
+        <w:r>
+          <w:rPr>
+            <w:rStyle w:val="ab"/>
+          </w:rPr>
+          <w:t xml:space="preserve">7. </w:t>
         </w:r>
         <w:r>
           <w:rPr>
             <w:rStyle w:val="ab"/>
             <w:rFonts w:hint="eastAsia"/>
           </w:rPr>
-          <w:t xml:space="preserve">壁構造ごとの温度スペクトル比較</w:t>
-        </w:r>
-        <w:r>
-          <w:rPr>
-            <w:rStyle w:val="ab"/>
-          </w:rPr>
-          <w:t xml:space="preserve"> 15</w:t>
+          <w:t xml:space="preserve">結論と今後の課題</w:t>
+        </w:r>
+        <w:r>
+          <w:rPr>
+            <w:rStyle w:val="ab"/>
+          </w:rPr>
+          <w:t xml:space="preserve"> 16</w:t>
         </w:r>
       </w:hyperlink>
     </w:p>
@@ -1763,25 +2257,25 @@
       <w:pPr>
         <w:pStyle w:val="BodyText"/>
       </w:pPr>
-      <w:hyperlink w:anchor="X7076d86df62111cfb278ff2f569b18d571034f9">
-        <w:r>
-          <w:rPr>
-            <w:rStyle w:val="ab"/>
-          </w:rPr>
-          <w:t xml:space="preserve">5.3. </w:t>
+      <w:hyperlink w:anchor="X4449b648524c97de6dbeef32f5783c9663f197a">
+        <w:r>
+          <w:rPr>
+            <w:rStyle w:val="ab"/>
+          </w:rPr>
+          <w:t xml:space="preserve">7.1. </w:t>
         </w:r>
         <w:r>
           <w:rPr>
             <w:rStyle w:val="ab"/>
             <w:rFonts w:hint="eastAsia"/>
           </w:rPr>
-          <w:t xml:space="preserve">湿度の周波数応答特性</w:t>
-        </w:r>
-        <w:r>
-          <w:rPr>
-            <w:rStyle w:val="ab"/>
-          </w:rPr>
-          <w:t xml:space="preserve"> 15</w:t>
+          <w:t xml:space="preserve">研究の総括</w:t>
+        </w:r>
+        <w:r>
+          <w:rPr>
+            <w:rStyle w:val="ab"/>
+          </w:rPr>
+          <w:t xml:space="preserve"> 16</w:t>
         </w:r>
       </w:hyperlink>
     </w:p>
@@ -1789,25 +2283,25 @@
       <w:pPr>
         <w:pStyle w:val="BodyText"/>
       </w:pPr>
-      <w:hyperlink w:anchor="X87847fa8234be5ca4e51f15f478953e5573af2a">
-        <w:r>
-          <w:rPr>
-            <w:rStyle w:val="ab"/>
-          </w:rPr>
-          <w:t xml:space="preserve">5.3.1. </w:t>
+      <w:hyperlink w:anchor="X083cf6d76c7499bbc12f2fc0e78c7bba94cc611">
+        <w:r>
+          <w:rPr>
+            <w:rStyle w:val="ab"/>
+          </w:rPr>
+          <w:t xml:space="preserve">7.2. </w:t>
         </w:r>
         <w:r>
           <w:rPr>
             <w:rStyle w:val="ab"/>
             <w:rFonts w:hint="eastAsia"/>
           </w:rPr>
-          <w:t xml:space="preserve">換気シナリオごとのスペクトル比較</w:t>
-        </w:r>
-        <w:r>
-          <w:rPr>
-            <w:rStyle w:val="ab"/>
-          </w:rPr>
-          <w:t xml:space="preserve"> 15</w:t>
+          <w:t xml:space="preserve">学術的・実務的意義</w:t>
+        </w:r>
+        <w:r>
+          <w:rPr>
+            <w:rStyle w:val="ab"/>
+          </w:rPr>
+          <w:t xml:space="preserve"> 16</w:t>
         </w:r>
       </w:hyperlink>
     </w:p>
@@ -1815,12 +2309,25 @@
       <w:pPr>
         <w:pStyle w:val="BodyText"/>
       </w:pPr>
-      <w:hyperlink w:anchor="Xfcd8ceba2e0e5fa6b450b77c3fbe3b4c7f7630e">
-        <w:r>
-          <w:rPr>
-            <w:rStyle w:val="ab"/>
-          </w:rPr>
-          <w:t xml:space="preserve">5.3.2. 15</w:t>
+      <w:hyperlink w:anchor="X42add48222e3c20986318d759aa00d88adc8f16">
+        <w:r>
+          <w:rPr>
+            <w:rStyle w:val="ab"/>
+          </w:rPr>
+          <w:t xml:space="preserve">7.3. </w:t>
+        </w:r>
+        <w:r>
+          <w:rPr>
+            <w:rStyle w:val="ab"/>
+            <w:rFonts w:hint="eastAsia"/>
+          </w:rPr>
+          <w:t xml:space="preserve">本研究の限界</w:t>
+        </w:r>
+        <w:r>
+          <w:rPr>
+            <w:rStyle w:val="ab"/>
+          </w:rPr>
+          <w:t xml:space="preserve"> 16</w:t>
         </w:r>
       </w:hyperlink>
     </w:p>
@@ -1828,562 +2335,29 @@
       <w:pPr>
         <w:pStyle w:val="BodyText"/>
       </w:pPr>
-      <w:hyperlink w:anchor="X2aca2db0b0c89fe431acd4c3c6e23bdcb397b7e">
-        <w:r>
-          <w:rPr>
-            <w:rStyle w:val="ab"/>
-          </w:rPr>
-          <w:t xml:space="preserve">5.3.3. 15</w:t>
+      <w:hyperlink w:anchor="X39f3e11c68d18bbf8f371b03e59cb6ad7867154">
+        <w:r>
+          <w:rPr>
+            <w:rStyle w:val="ab"/>
+          </w:rPr>
+          <w:t xml:space="preserve">7.4. </w:t>
+        </w:r>
+        <w:r>
+          <w:rPr>
+            <w:rStyle w:val="ab"/>
+            <w:rFonts w:hint="eastAsia"/>
+          </w:rPr>
+          <w:t xml:space="preserve">今後の課題</w:t>
+        </w:r>
+        <w:r>
+          <w:rPr>
+            <w:rStyle w:val="ab"/>
+          </w:rPr>
+          <w:t xml:space="preserve"> 16</w:t>
         </w:r>
       </w:hyperlink>
     </w:p>
-    <w:p>
-      <w:pPr>
-        <w:pStyle w:val="BodyText"/>
-      </w:pPr>
-      <w:hyperlink w:anchor="Xd84c900f3751a8abbc99e2a5b90d94534553beb">
-        <w:r>
-          <w:rPr>
-            <w:rStyle w:val="ab"/>
-          </w:rPr>
-          <w:t xml:space="preserve">5.4. </w:t>
-        </w:r>
-        <w:r>
-          <w:rPr>
-            <w:rStyle w:val="ab"/>
-            <w:rFonts w:hint="eastAsia"/>
-          </w:rPr>
-          <w:t xml:space="preserve">（逆推定モデルの学習結果）</w:t>
-        </w:r>
-        <w:r>
-          <w:rPr>
-            <w:rStyle w:val="ab"/>
-          </w:rPr>
-          <w:t xml:space="preserve"> 15</w:t>
-        </w:r>
-      </w:hyperlink>
-    </w:p>
-    <w:p>
-      <w:pPr>
-        <w:pStyle w:val="BodyText"/>
-      </w:pPr>
-      <w:hyperlink w:anchor="Xa6f13f0be7bd906849cc2d08ce04fe1a8cc8665">
-        <w:r>
-          <w:rPr>
-            <w:rStyle w:val="ab"/>
-          </w:rPr>
-          <w:t xml:space="preserve">5.4.1. </w:t>
-        </w:r>
-        <w:r>
-          <w:rPr>
-            <w:rStyle w:val="ab"/>
-            <w:rFonts w:hint="eastAsia"/>
-          </w:rPr>
-          <w:t xml:space="preserve">データ分割と学習条件</w:t>
-        </w:r>
-        <w:r>
-          <w:rPr>
-            <w:rStyle w:val="ab"/>
-          </w:rPr>
-          <w:t xml:space="preserve"> 15</w:t>
-        </w:r>
-      </w:hyperlink>
-    </w:p>
-    <w:p>
-      <w:pPr>
-        <w:pStyle w:val="BodyText"/>
-      </w:pPr>
-      <w:hyperlink w:anchor="X1319cac405d9fe2122b078ed472a0afefd7744d">
-        <w:r>
-          <w:rPr>
-            <w:rStyle w:val="ab"/>
-          </w:rPr>
-          <w:t xml:space="preserve">5.4.2. </w:t>
-        </w:r>
-        <w:r>
-          <w:rPr>
-            <w:rStyle w:val="ab"/>
-            <w:rFonts w:hint="eastAsia"/>
-          </w:rPr>
-          <w:t xml:space="preserve">壁構造分類の結果</w:t>
-        </w:r>
-        <w:r>
-          <w:rPr>
-            <w:rStyle w:val="ab"/>
-          </w:rPr>
-          <w:t xml:space="preserve"> 15</w:t>
-        </w:r>
-      </w:hyperlink>
-    </w:p>
-    <w:p>
-      <w:pPr>
-        <w:pStyle w:val="BodyText"/>
-      </w:pPr>
-      <w:hyperlink w:anchor="Xc2fc6f7265db4ac243f250ac6a3f43c86604dfd">
-        <w:r>
-          <w:rPr>
-            <w:rStyle w:val="ab"/>
-          </w:rPr>
-          <w:t xml:space="preserve">5.4.3. </w:t>
-        </w:r>
-        <w:r>
-          <w:rPr>
-            <w:rStyle w:val="ab"/>
-            <w:rFonts w:hint="eastAsia"/>
-          </w:rPr>
-          <w:t xml:space="preserve">換気量分類の結果</w:t>
-        </w:r>
-        <w:r>
-          <w:rPr>
-            <w:rStyle w:val="ab"/>
-          </w:rPr>
-          <w:t xml:space="preserve"> 15</w:t>
-        </w:r>
-      </w:hyperlink>
-    </w:p>
-    <w:p>
-      <w:pPr>
-        <w:pStyle w:val="BodyText"/>
-      </w:pPr>
-      <w:hyperlink w:anchor="X56da770d35fe9ab6b6a38e7ee9169af72114726">
-        <w:r>
-          <w:rPr>
-            <w:rStyle w:val="ab"/>
-          </w:rPr>
-          <w:t xml:space="preserve">6. </w:t>
-        </w:r>
-        <w:r>
-          <w:rPr>
-            <w:rStyle w:val="ab"/>
-            <w:rFonts w:hint="eastAsia"/>
-          </w:rPr>
-          <w:t xml:space="preserve">考察</w:t>
-        </w:r>
-        <w:r>
-          <w:rPr>
-            <w:rStyle w:val="ab"/>
-          </w:rPr>
-          <w:t xml:space="preserve"> 15</w:t>
-        </w:r>
-      </w:hyperlink>
-    </w:p>
-    <w:p>
-      <w:pPr>
-        <w:pStyle w:val="BodyText"/>
-      </w:pPr>
-      <w:hyperlink w:anchor="X0b13c312600c65feebf600b4869f6f39e28c154">
-        <w:r>
-          <w:rPr>
-            <w:rStyle w:val="ab"/>
-          </w:rPr>
-          <w:t xml:space="preserve">6.1. </w:t>
-        </w:r>
-        <w:r>
-          <w:rPr>
-            <w:rStyle w:val="ab"/>
-            <w:rFonts w:hint="eastAsia"/>
-          </w:rPr>
-          <w:t xml:space="preserve">建物性能と周波数応答の対応関係</w:t>
-        </w:r>
-        <w:r>
-          <w:rPr>
-            <w:rStyle w:val="ab"/>
-          </w:rPr>
-          <w:t xml:space="preserve"> 15</w:t>
-        </w:r>
-      </w:hyperlink>
-    </w:p>
-    <w:p>
-      <w:pPr>
-        <w:pStyle w:val="BodyText"/>
-      </w:pPr>
-      <w:hyperlink w:anchor="X279836499a915dbb67487746efdf43611fab3d9">
-        <w:r>
-          <w:rPr>
-            <w:rStyle w:val="ab"/>
-          </w:rPr>
-          <w:t xml:space="preserve">6.1.1. </w:t>
-        </w:r>
-        <w:r>
-          <w:rPr>
-            <w:rStyle w:val="ab"/>
-            <w:rFonts w:hint="eastAsia"/>
-          </w:rPr>
-          <w:t xml:space="preserve">壁構造ごとの温度応答と蓄熱性</w:t>
-        </w:r>
-        <w:r>
-          <w:rPr>
-            <w:rStyle w:val="ab"/>
-          </w:rPr>
-          <w:t xml:space="preserve"> 15</w:t>
-        </w:r>
-      </w:hyperlink>
-    </w:p>
-    <w:p>
-      <w:pPr>
-        <w:pStyle w:val="BodyText"/>
-      </w:pPr>
-      <w:hyperlink w:anchor="X52c00b31158b66997eb9fea23a73e4c9e3b0449">
-        <w:r>
-          <w:rPr>
-            <w:rStyle w:val="ab"/>
-          </w:rPr>
-          <w:t xml:space="preserve">6.1.2. </w:t>
-        </w:r>
-        <w:r>
-          <w:rPr>
-            <w:rStyle w:val="ab"/>
-            <w:rFonts w:hint="eastAsia"/>
-          </w:rPr>
-          <w:t xml:space="preserve">換気量・吸放湿性能と湿度応答の関係</w:t>
-        </w:r>
-        <w:r>
-          <w:rPr>
-            <w:rStyle w:val="ab"/>
-          </w:rPr>
-          <w:t xml:space="preserve"> 16</w:t>
-        </w:r>
-      </w:hyperlink>
-    </w:p>
-    <w:p>
-      <w:pPr>
-        <w:pStyle w:val="BodyText"/>
-      </w:pPr>
-      <w:hyperlink w:anchor="Xb90abe40f10b9aec23a1c5c1ce355a0416eed76">
-        <w:r>
-          <w:rPr>
-            <w:rStyle w:val="ab"/>
-          </w:rPr>
-          <w:t xml:space="preserve">6.1.3. FFT </w:t>
-        </w:r>
-        <w:r>
-          <w:rPr>
-            <w:rStyle w:val="ab"/>
-            <w:rFonts w:hint="eastAsia"/>
-          </w:rPr>
-          <w:t xml:space="preserve">特徴量の妥当性の評価</w:t>
-        </w:r>
-        <w:r>
-          <w:rPr>
-            <w:rStyle w:val="ab"/>
-          </w:rPr>
-          <w:t xml:space="preserve"> 16</w:t>
-        </w:r>
-      </w:hyperlink>
-    </w:p>
-    <w:p>
-      <w:pPr>
-        <w:pStyle w:val="BodyText"/>
-      </w:pPr>
-      <w:hyperlink w:anchor="X1516d0f2b14f1c4f2e3ad1ad5914bf3aabdc94b">
-        <w:r>
-          <w:rPr>
-            <w:rStyle w:val="ab"/>
-          </w:rPr>
-          <w:t xml:space="preserve">6.2. </w:t>
-        </w:r>
-        <w:r>
-          <w:rPr>
-            <w:rStyle w:val="ab"/>
-            <w:rFonts w:hint="eastAsia"/>
-          </w:rPr>
-          <w:t xml:space="preserve">逆推定モデルの性能と限界</w:t>
-        </w:r>
-        <w:r>
-          <w:rPr>
-            <w:rStyle w:val="ab"/>
-          </w:rPr>
-          <w:t xml:space="preserve"> 16</w:t>
-        </w:r>
-      </w:hyperlink>
-    </w:p>
-    <w:p>
-      <w:pPr>
-        <w:pStyle w:val="BodyText"/>
-      </w:pPr>
-      <w:hyperlink w:anchor="Xb4fbb33450f761b8912111c050820476c49f12c">
-        <w:r>
-          <w:rPr>
-            <w:rStyle w:val="ab"/>
-          </w:rPr>
-          <w:t xml:space="preserve">6.2.1. </w:t>
-        </w:r>
-        <w:r>
-          <w:rPr>
-            <w:rStyle w:val="ab"/>
-            <w:rFonts w:hint="eastAsia"/>
-          </w:rPr>
-          <w:t xml:space="preserve">高精度で識別できたパラメータの特徴</w:t>
-        </w:r>
-        <w:r>
-          <w:rPr>
-            <w:rStyle w:val="ab"/>
-          </w:rPr>
-          <w:t xml:space="preserve"> 16</w:t>
-        </w:r>
-      </w:hyperlink>
-    </w:p>
-    <w:p>
-      <w:pPr>
-        <w:pStyle w:val="BodyText"/>
-      </w:pPr>
-      <w:hyperlink w:anchor="X8571b9ef125a6f2bf6d6056ba0b48be79ac2216">
-        <w:r>
-          <w:rPr>
-            <w:rStyle w:val="ab"/>
-          </w:rPr>
-          <w:t xml:space="preserve">6.2.2. </w:t>
-        </w:r>
-        <w:r>
-          <w:rPr>
-            <w:rStyle w:val="ab"/>
-            <w:rFonts w:hint="eastAsia"/>
-          </w:rPr>
-          <w:t xml:space="preserve">識別が難しかったパラメータとその要因</w:t>
-        </w:r>
-        <w:r>
-          <w:rPr>
-            <w:rStyle w:val="ab"/>
-          </w:rPr>
-          <w:t xml:space="preserve"> 16</w:t>
-        </w:r>
-      </w:hyperlink>
-    </w:p>
-    <w:p>
-      <w:pPr>
-        <w:pStyle w:val="BodyText"/>
-      </w:pPr>
-      <w:hyperlink w:anchor="X7b20657b382cec5b4c8132080b888cef1b1b867">
-        <w:r>
-          <w:rPr>
-            <w:rStyle w:val="ab"/>
-          </w:rPr>
-          <w:t xml:space="preserve">6.3. </w:t>
-        </w:r>
-        <w:r>
-          <w:rPr>
-            <w:rStyle w:val="ab"/>
-            <w:rFonts w:hint="eastAsia"/>
-          </w:rPr>
-          <w:t xml:space="preserve">実測データへの適用可能性と今後の拡張</w:t>
-        </w:r>
-        <w:r>
-          <w:rPr>
-            <w:rStyle w:val="ab"/>
-          </w:rPr>
-          <w:t xml:space="preserve"> 16</w:t>
-        </w:r>
-      </w:hyperlink>
-    </w:p>
-    <w:p>
-      <w:pPr>
-        <w:pStyle w:val="BodyText"/>
-      </w:pPr>
-      <w:hyperlink w:anchor="X556c759b48e8f9a904f42550137ec2a15ca23a9">
-        <w:r>
-          <w:rPr>
-            <w:rStyle w:val="ab"/>
-          </w:rPr>
-          <w:t xml:space="preserve">6.3.1. </w:t>
-        </w:r>
-        <w:r>
-          <w:rPr>
-            <w:rStyle w:val="ab"/>
-            <w:rFonts w:hint="eastAsia"/>
-          </w:rPr>
-          <w:t xml:space="preserve">多室モデル・開口・日射の取り込み</w:t>
-        </w:r>
-        <w:r>
-          <w:rPr>
-            <w:rStyle w:val="ab"/>
-          </w:rPr>
-          <w:t xml:space="preserve"> 16</w:t>
-        </w:r>
-      </w:hyperlink>
-    </w:p>
-    <w:p>
-      <w:pPr>
-        <w:pStyle w:val="BodyText"/>
-      </w:pPr>
-      <w:hyperlink w:anchor="Xb1049ac46886d80ff7fb3fa9727ce444fa79c5c">
-        <w:r>
-          <w:rPr>
-            <w:rStyle w:val="ab"/>
-          </w:rPr>
-          <w:t xml:space="preserve">6.3.2. </w:t>
-        </w:r>
-        <w:r>
-          <w:rPr>
-            <w:rStyle w:val="ab"/>
-            <w:rFonts w:hint="eastAsia"/>
-          </w:rPr>
-          <w:t xml:space="preserve">居住者行動・内部発熱の扱</w:t>
-        </w:r>
-        <w:r>
-          <w:rPr>
-            <w:rStyle w:val="ab"/>
-          </w:rPr>
-          <w:t xml:space="preserve"> 16</w:t>
-        </w:r>
-      </w:hyperlink>
-    </w:p>
-    <w:p>
-      <w:pPr>
-        <w:pStyle w:val="BodyText"/>
-      </w:pPr>
-      <w:hyperlink w:anchor="X805e83db80f0cbedb93299ac00032b829ad54e7">
-        <w:r>
-          <w:rPr>
-            <w:rStyle w:val="ab"/>
-          </w:rPr>
-          <w:t xml:space="preserve">6.3.3. </w:t>
-        </w:r>
-        <w:r>
-          <w:rPr>
-            <w:rStyle w:val="ab"/>
-            <w:rFonts w:hint="eastAsia"/>
-          </w:rPr>
-          <w:t xml:space="preserve">実用化に向けた測定プロトコルの提案</w:t>
-        </w:r>
-        <w:r>
-          <w:rPr>
-            <w:rStyle w:val="ab"/>
-          </w:rPr>
-          <w:t xml:space="preserve"> 16</w:t>
-        </w:r>
-      </w:hyperlink>
-    </w:p>
-    <w:p>
-      <w:pPr>
-        <w:pStyle w:val="BodyText"/>
-      </w:pPr>
-      <w:hyperlink w:anchor="X3e61a14ce19d996c70d04b3277fd3696b5096a9">
-        <w:r>
-          <w:rPr>
-            <w:rStyle w:val="ab"/>
-          </w:rPr>
-          <w:t xml:space="preserve">7. </w:t>
-        </w:r>
-        <w:r>
-          <w:rPr>
-            <w:rStyle w:val="ab"/>
-            <w:rFonts w:hint="eastAsia"/>
-          </w:rPr>
-          <w:t xml:space="preserve">結論と今後の課題</w:t>
-        </w:r>
-        <w:r>
-          <w:rPr>
-            <w:rStyle w:val="ab"/>
-          </w:rPr>
-          <w:t xml:space="preserve"> 16</w:t>
-        </w:r>
-      </w:hyperlink>
-    </w:p>
-    <w:p>
-      <w:pPr>
-        <w:pStyle w:val="BodyText"/>
-      </w:pPr>
-      <w:hyperlink w:anchor="X4449b648524c97de6dbeef32f5783c9663f197a">
-        <w:r>
-          <w:rPr>
-            <w:rStyle w:val="ab"/>
-          </w:rPr>
-          <w:t xml:space="preserve">7.1. </w:t>
-        </w:r>
-        <w:r>
-          <w:rPr>
-            <w:rStyle w:val="ab"/>
-            <w:rFonts w:hint="eastAsia"/>
-          </w:rPr>
-          <w:t xml:space="preserve">研究の総括</w:t>
-        </w:r>
-        <w:r>
-          <w:rPr>
-            <w:rStyle w:val="ab"/>
-          </w:rPr>
-          <w:t xml:space="preserve"> 16</w:t>
-        </w:r>
-      </w:hyperlink>
-    </w:p>
-    <w:p>
-      <w:pPr>
-        <w:pStyle w:val="BodyText"/>
-      </w:pPr>
-      <w:hyperlink w:anchor="X083cf6d76c7499bbc12f2fc0e78c7bba94cc611">
-        <w:r>
-          <w:rPr>
-            <w:rStyle w:val="ab"/>
-          </w:rPr>
-          <w:t xml:space="preserve">7.2. </w:t>
-        </w:r>
-        <w:r>
-          <w:rPr>
-            <w:rStyle w:val="ab"/>
-            <w:rFonts w:hint="eastAsia"/>
-          </w:rPr>
-          <w:t xml:space="preserve">学術的・実務的意義</w:t>
-        </w:r>
-        <w:r>
-          <w:rPr>
-            <w:rStyle w:val="ab"/>
-          </w:rPr>
-          <w:t xml:space="preserve"> 16</w:t>
-        </w:r>
-      </w:hyperlink>
-    </w:p>
-    <w:p>
-      <w:pPr>
-        <w:pStyle w:val="BodyText"/>
-      </w:pPr>
-      <w:hyperlink w:anchor="X42add48222e3c20986318d759aa00d88adc8f16">
-        <w:r>
-          <w:rPr>
-            <w:rStyle w:val="ab"/>
-          </w:rPr>
-          <w:t xml:space="preserve">7.3. </w:t>
-        </w:r>
-        <w:r>
-          <w:rPr>
-            <w:rStyle w:val="ab"/>
-            <w:rFonts w:hint="eastAsia"/>
-          </w:rPr>
-          <w:t xml:space="preserve">本研究の限界</w:t>
-        </w:r>
-        <w:r>
-          <w:rPr>
-            <w:rStyle w:val="ab"/>
-          </w:rPr>
-          <w:t xml:space="preserve"> 16</w:t>
-        </w:r>
-      </w:hyperlink>
-    </w:p>
-    <w:p>
-      <w:pPr>
-        <w:pStyle w:val="BodyText"/>
-      </w:pPr>
-      <w:hyperlink w:anchor="X39f3e11c68d18bbf8f371b03e59cb6ad7867154">
-        <w:r>
-          <w:rPr>
-            <w:rStyle w:val="ab"/>
-          </w:rPr>
-          <w:t xml:space="preserve">7.4. </w:t>
-        </w:r>
-        <w:r>
-          <w:rPr>
-            <w:rStyle w:val="ab"/>
-            <w:rFonts w:hint="eastAsia"/>
-          </w:rPr>
-          <w:t xml:space="preserve">今後の課題</w:t>
-        </w:r>
-        <w:r>
-          <w:rPr>
-            <w:rStyle w:val="ab"/>
-          </w:rPr>
-          <w:t xml:space="preserve"> 16</w:t>
-        </w:r>
-      </w:hyperlink>
-    </w:p>
-    <w:bookmarkStart w:id="22" w:name="序論"/>
+    <w:bookmarkStart w:id="21" w:name="序論"/>
     <w:p>
       <w:pPr>
         <w:pStyle w:val="1"/>
@@ -2660,7 +2634,20 @@
       </w:r>
     </w:p>
     <w:bookmarkEnd w:id="20"/>
-    <w:bookmarkStart w:id="21" w:name="本研究の構成"/>
+    <w:bookmarkEnd w:id="21"/>
+    <w:bookmarkStart w:id="43" w:name="建物性能の逆推定に用いる機械学習の基礎"/>
+    <w:p>
+      <w:pPr>
+        <w:pStyle w:val="1"/>
+      </w:pPr>
+      <w:r>
+        <w:rPr>
+          <w:rFonts w:hint="eastAsia"/>
+        </w:rPr>
+        <w:t xml:space="preserve">建物性能の逆推定に用いる機械学習の基礎</w:t>
+      </w:r>
+    </w:p>
+    <w:bookmarkStart w:id="22" w:name="本章の概要"/>
     <w:p>
       <w:pPr>
         <w:pStyle w:val="2"/>
@@ -2669,7 +2656,63 @@
         <w:rPr>
           <w:rFonts w:hint="eastAsia"/>
         </w:rPr>
-        <w:t xml:space="preserve">本研究の構成</w:t>
+        <w:t xml:space="preserve">本章の概要</w:t>
+      </w:r>
+    </w:p>
+    <w:p>
+      <w:pPr>
+        <w:pStyle w:val="FirstParagraph"/>
+      </w:pPr>
+      <w:r>
+        <w:t xml:space="preserve">　</w:t>
+      </w:r>
+      <w:r>
+        <w:rPr>
+          <w:rFonts w:hint="eastAsia"/>
+        </w:rPr>
+        <w:t xml:space="preserve">本章では、本研究で最終的に行いたい「建物性能の逆推定タスク」がどのような構造を持つ問題なのかを整理し、その中で機械学習をどこまでもちい、どこから物理モデルで縛るのかを明確にすることを目的とする。</w:t>
+      </w:r>
+    </w:p>
+    <w:p>
+      <w:pPr>
+        <w:pStyle w:val="BodyText"/>
+      </w:pPr>
+      <w:r>
+        <w:t xml:space="preserve">　</w:t>
+      </w:r>
+      <w:r>
+        <w:rPr>
+          <w:rFonts w:hint="eastAsia"/>
+        </w:rPr>
+        <w:t xml:space="preserve">前章までの議論から、建物の温湿度応答は、建物側の性能パラメータ（壁構造・吸放湿性能・換気量など）と外乱（外気温・外気湿度）、数理モデル（熱水分同時移動シミュレーション）によって時間領域の応答（式；2-1-1）として決まる、いわゆる順問題（式；2-1-2）としてかける</w:t>
+      </w:r>
+    </w:p>
+    <w:p>
+      <w:pPr>
+        <w:pStyle w:val="BodyText"/>
+      </w:pPr>
+      <w:r>
+        <w:t xml:space="preserve">　</w:t>
+      </w:r>
+      <w:r>
+        <w:rPr>
+          <w:rFonts w:hint="eastAsia"/>
+        </w:rPr>
+        <w:t xml:space="preserve">一方、本研究が目指す「逆推定」は観測された（あるいはシミュレーションで生成した）室内温室どの時間応答から、その建物が属している性能パターンを推定することである。形式的には式2-1-3を実現することとなる。しかし、このを厳密な解析会として求めることは一般的には困難である。</w:t>
+      </w:r>
+    </w:p>
+    <w:p>
+      <w:pPr>
+        <w:pStyle w:val="BodyText"/>
+      </w:pPr>
+      <w:r>
+        <w:t xml:space="preserve">　</w:t>
+      </w:r>
+      <w:r>
+        <w:rPr>
+          <w:rFonts w:hint="eastAsia"/>
+        </w:rPr>
+        <w:t xml:space="preserve">そこで本研究では、以下の二段階の枠組みを採用する</w:t>
       </w:r>
     </w:p>
     <w:p>
@@ -2684,24 +2727,54 @@
         <w:rPr>
           <w:rFonts w:hint="eastAsia"/>
         </w:rPr>
-        <w:t xml:space="preserve">第2-7章の概要</w:t>
-      </w:r>
-    </w:p>
-    <w:bookmarkEnd w:id="21"/>
+        <w:t xml:space="preserve">時系列応答をFFT解析によって周波数領域の特徴量に変換する。</w:t>
+      </w:r>
+    </w:p>
+    <w:p>
+      <w:pPr>
+        <w:pStyle w:val="Compact"/>
+        <w:numPr>
+          <w:ilvl w:val="0"/>
+          <w:numId w:val="1005"/>
+        </w:numPr>
+      </w:pPr>
+      <w:r>
+        <w:rPr>
+          <w:rFonts w:hint="eastAsia"/>
+        </w:rPr>
+        <w:t xml:space="preserve">機械学習モデルをもちいてを学習し、実質的な「逆写像」として用いる。</w:t>
+      </w:r>
+    </w:p>
+    <w:p>
+      <w:pPr>
+        <w:pStyle w:val="FirstParagraph"/>
+      </w:pPr>
+      <w:r>
+        <w:t xml:space="preserve">　</w:t>
+      </w:r>
+      <w:r>
+        <w:rPr>
+          <w:rFonts w:hint="eastAsia"/>
+        </w:rPr>
+        <w:t xml:space="preserve">ここで重要なのは機械学習モデルに全てを任せるのではなく、順問題Fは物理法則に基づくJuliaシミュレーションで与える。特徴量変換は第3章で整理する周波数応答の理論に基づいて設計する。といった形で、物理モデルと理論によって前段をできる限り構造化し、その腕の残った部分（周波数特徴から性能クラスへの写像）を機械学習で近似する点である。</w:t>
+      </w:r>
+    </w:p>
+    <w:p>
+      <w:pPr>
+        <w:pStyle w:val="BodyText"/>
+      </w:pPr>
+      <w:r>
+        <w:t xml:space="preserve">　</w:t>
+      </w:r>
+      <w:r>
+        <w:rPr>
+          <w:rFonts w:hint="eastAsia"/>
+        </w:rPr>
+        <w:t xml:space="preserve">本章では、まず2.2節で順問題と逆問題の違い及び逆推定の難しさを整理し、続く節で本研究が採用する機械学習の枠組みについて概説する。</w:t>
+      </w:r>
+    </w:p>
     <w:bookmarkEnd w:id="22"/>
-    <w:bookmarkStart w:id="44" w:name="建物性能の逆推定に用いる機械学習の基礎"/>
-    <w:p>
-      <w:pPr>
-        <w:pStyle w:val="1"/>
-      </w:pPr>
-      <w:r>
-        <w:rPr>
-          <w:rFonts w:hint="eastAsia"/>
-        </w:rPr>
-        <w:t xml:space="preserve">建物性能の逆推定に用いる機械学習の基礎</w:t>
-      </w:r>
-    </w:p>
-    <w:bookmarkStart w:id="23" w:name="本章の概要"/>
+    <w:bookmarkStart w:id="29" w:name="逆推定としての建物性能推定"/>
     <w:p>
       <w:pPr>
         <w:pStyle w:val="2"/>
@@ -2710,7 +2783,19 @@
         <w:rPr>
           <w:rFonts w:hint="eastAsia"/>
         </w:rPr>
-        <w:t xml:space="preserve">本章の概要</w:t>
+        <w:t xml:space="preserve">逆推定としての建物性能推定</w:t>
+      </w:r>
+    </w:p>
+    <w:bookmarkStart w:id="23" w:name="順問題と逆問題の整理"/>
+    <w:p>
+      <w:pPr>
+        <w:pStyle w:val="3"/>
+      </w:pPr>
+      <w:r>
+        <w:rPr>
+          <w:rFonts w:hint="eastAsia"/>
+        </w:rPr>
+        <w:t xml:space="preserve">順問題と逆問題の整理</w:t>
       </w:r>
     </w:p>
     <w:p>
@@ -2724,49 +2809,7 @@
         <w:rPr>
           <w:rFonts w:hint="eastAsia"/>
         </w:rPr>
-        <w:t xml:space="preserve">本章では、本研究で最終的に行いたい「建物性能の逆推定タスク」がどのような構造を持つ問題なのかを整理し、その中で機械学習をどこまでもちい、どこから物理モデルで縛るのかを明確にすることを目的とする。</w:t>
-      </w:r>
-    </w:p>
-    <w:p>
-      <w:pPr>
-        <w:pStyle w:val="BodyText"/>
-      </w:pPr>
-      <w:r>
-        <w:t xml:space="preserve">　</w:t>
-      </w:r>
-      <w:r>
-        <w:rPr>
-          <w:rFonts w:hint="eastAsia"/>
-        </w:rPr>
-        <w:t xml:space="preserve">前章までの議論から、建物の温湿度応答は、建物側の性能パラメータ（壁構造・吸放湿性能・換気量など）と外乱（外気温・外気湿度）、数理モデル（熱水分同時移動シミュレーション）によって時間領域の応答（式；2-1-1）として決まる、いわゆる順問題（式；2-1-2）としてかける</w:t>
-      </w:r>
-    </w:p>
-    <w:p>
-      <w:pPr>
-        <w:pStyle w:val="BodyText"/>
-      </w:pPr>
-      <w:r>
-        <w:t xml:space="preserve">　</w:t>
-      </w:r>
-      <w:r>
-        <w:rPr>
-          <w:rFonts w:hint="eastAsia"/>
-        </w:rPr>
-        <w:t xml:space="preserve">一方、本研究が目指す「逆推定」は観測された（あるいはシミュレーションで生成した）室内温室どの時間応答から、その建物が属している性能パターンを推定することである。形式的には式2-1-3を実現することとなる。しかし、このを厳密な解析会として求めることは一般的には困難である。</w:t>
-      </w:r>
-    </w:p>
-    <w:p>
-      <w:pPr>
-        <w:pStyle w:val="BodyText"/>
-      </w:pPr>
-      <w:r>
-        <w:t xml:space="preserve">　</w:t>
-      </w:r>
-      <w:r>
-        <w:rPr>
-          <w:rFonts w:hint="eastAsia"/>
-        </w:rPr>
-        <w:t xml:space="preserve">そこで本研究では、以下の二段階の枠組みを採用する</w:t>
+        <w:t xml:space="preserve">建物の熱・湿気問題を扱う際に、伝統的には順問題が主に扱われてきた。順問題とは、一般に</w:t>
       </w:r>
     </w:p>
     <w:p>
@@ -2781,7 +2824,7 @@
         <w:rPr>
           <w:rFonts w:hint="eastAsia"/>
         </w:rPr>
-        <w:t xml:space="preserve">時系列応答をFFT解析によって周波数領域の特徴量に変換する。</w:t>
+        <w:t xml:space="preserve">入力；建物の仕様パラメータ（断熱材厚さ、材料、換気量など）</w:t>
       </w:r>
     </w:p>
     <w:p>
@@ -2796,7 +2839,22 @@
         <w:rPr>
           <w:rFonts w:hint="eastAsia"/>
         </w:rPr>
-        <w:t xml:space="preserve">機械学習モデルをもちいてを学習し、実質的な「逆写像」として用いる。</w:t>
+        <w:t xml:space="preserve">外乱；（外気温・外気湿度・日射など）</w:t>
+      </w:r>
+    </w:p>
+    <w:p>
+      <w:pPr>
+        <w:pStyle w:val="Compact"/>
+        <w:numPr>
+          <w:ilvl w:val="0"/>
+          <w:numId w:val="1006"/>
+        </w:numPr>
+      </w:pPr>
+      <w:r>
+        <w:rPr>
+          <w:rFonts w:hint="eastAsia"/>
+        </w:rPr>
+        <w:t xml:space="preserve">出力；室内温度・湿度の時間応答</w:t>
       </w:r>
     </w:p>
     <w:p>
@@ -2810,7 +2868,7 @@
         <w:rPr>
           <w:rFonts w:hint="eastAsia"/>
         </w:rPr>
-        <w:t xml:space="preserve">ここで重要なのは機械学習モデルに全てを任せるのではなく、順問題Fは物理法則に基づくJuliaシミュレーションで与える。特徴量変換は第3章で整理する周波数応答の理論に基づいて設計する。といった形で、物理モデルと理論によって前段をできる限り構造化し、その腕の残った部分（周波数特徴から性能クラスへの写像）を機械学習で近似する点である。</w:t>
+        <w:t xml:space="preserve">が与えられた時に支配方程式を数値的に解いてを求める問題である。数式的にはしき2-2-1で与えられる。非定常熱負荷計算や熱水分同時移動解析はこのFを高精度に計算することを目指して発展してきた。</w:t>
       </w:r>
     </w:p>
     <w:p>
@@ -2818,52 +2876,10 @@
         <w:pStyle w:val="BodyText"/>
       </w:pPr>
       <w:r>
-        <w:t xml:space="preserve">　</w:t>
-      </w:r>
-      <w:r>
-        <w:rPr>
-          <w:rFonts w:hint="eastAsia"/>
-        </w:rPr>
-        <w:t xml:space="preserve">本章では、まず2.2節で順問題と逆問題の違い及び逆推定の難しさを整理し、続く節で本研究が採用する機械学習の枠組みについて概説する。</w:t>
-      </w:r>
-    </w:p>
-    <w:bookmarkEnd w:id="23"/>
-    <w:bookmarkStart w:id="30" w:name="逆推定としての建物性能推定"/>
-    <w:p>
-      <w:pPr>
-        <w:pStyle w:val="2"/>
-      </w:pPr>
-      <w:r>
-        <w:rPr>
-          <w:rFonts w:hint="eastAsia"/>
-        </w:rPr>
-        <w:t xml:space="preserve">逆推定としての建物性能推定</w:t>
-      </w:r>
-    </w:p>
-    <w:bookmarkStart w:id="24" w:name="順問題と逆問題の整理"/>
-    <w:p>
-      <w:pPr>
-        <w:pStyle w:val="3"/>
-      </w:pPr>
-      <w:r>
-        <w:rPr>
-          <w:rFonts w:hint="eastAsia"/>
-        </w:rPr>
-        <w:t xml:space="preserve">順問題と逆問題の整理</w:t>
-      </w:r>
-    </w:p>
-    <w:p>
-      <w:pPr>
-        <w:pStyle w:val="FirstParagraph"/>
-      </w:pPr>
-      <w:r>
-        <w:t xml:space="preserve">　</w:t>
-      </w:r>
-      <w:r>
-        <w:rPr>
-          <w:rFonts w:hint="eastAsia"/>
-        </w:rPr>
-        <w:t xml:space="preserve">建物の熱・湿気問題を扱う際に、伝統的には順問題が主に扱われてきた。順問題とは、一般に</w:t>
+        <w:rPr>
+          <w:rFonts w:hint="eastAsia"/>
+        </w:rPr>
+        <w:t xml:space="preserve">これに対して逆問題とは、出力から入力を推定する問題である。すなわち、</w:t>
       </w:r>
     </w:p>
     <w:p>
@@ -2878,7 +2894,7 @@
         <w:rPr>
           <w:rFonts w:hint="eastAsia"/>
         </w:rPr>
-        <w:t xml:space="preserve">入力；建物の仕様パラメータ（断熱材厚さ、材料、換気量など）</w:t>
+        <w:t xml:space="preserve">観測された（またはシミュレーションで作成された）室内温湿度の時系列データ</w:t>
       </w:r>
     </w:p>
     <w:p>
@@ -2893,7 +2909,7 @@
         <w:rPr>
           <w:rFonts w:hint="eastAsia"/>
         </w:rPr>
-        <w:t xml:space="preserve">外乱；（外気温・外気湿度・日射など）</w:t>
+        <w:t xml:space="preserve">外乱（気象データとして既知）</w:t>
       </w:r>
     </w:p>
     <w:p>
@@ -2908,7 +2924,7 @@
         <w:rPr>
           <w:rFonts w:hint="eastAsia"/>
         </w:rPr>
-        <w:t xml:space="preserve">出力；室内温度・湿度の時間応答</w:t>
+        <w:t xml:space="preserve">順モデルFの構造</w:t>
       </w:r>
     </w:p>
     <w:p>
@@ -2916,24 +2932,48 @@
         <w:pStyle w:val="FirstParagraph"/>
       </w:pPr>
       <w:r>
+        <w:rPr>
+          <w:rFonts w:hint="eastAsia"/>
+        </w:rPr>
+        <w:t xml:space="preserve">が与えられた時に「この応答を生んでいる建物仕様θはどのようなものか」を推定する。数式的には式2-2-2のような逆向きの問題設定となる。</w:t>
+      </w:r>
+    </w:p>
+    <w:p>
+      <w:pPr>
+        <w:pStyle w:val="BodyText"/>
+      </w:pPr>
+      <w:r>
         <w:t xml:space="preserve">　</w:t>
       </w:r>
       <w:r>
         <w:rPr>
           <w:rFonts w:hint="eastAsia"/>
         </w:rPr>
-        <w:t xml:space="preserve">が与えられた時に支配方程式を数値的に解いてを求める問題である。数式的にはしき2-2-1で与えられる。非定常熱負荷計算や熱水分同時移動解析はこのFを高精度に計算することを目指して発展してきた。</w:t>
-      </w:r>
-    </w:p>
-    <w:p>
-      <w:pPr>
-        <w:pStyle w:val="BodyText"/>
-      </w:pPr>
-      <w:r>
-        <w:rPr>
-          <w:rFonts w:hint="eastAsia"/>
-        </w:rPr>
-        <w:t xml:space="preserve">これに対して逆問題とは、出力から入力を推定する問題である。すなわち、</w:t>
+        <w:t xml:space="preserve">本研究では後述のように「パラメータを連続量として厳密に求める」のではなく、「あらかじめ用意したいくつかの建物性能パターンのどれに属するか」を識別する分類問題として扱う。</w:t>
+      </w:r>
+    </w:p>
+    <w:bookmarkEnd w:id="23"/>
+    <w:bookmarkStart w:id="24" w:name="建築分野における逆推定の難しさ"/>
+    <w:p>
+      <w:pPr>
+        <w:pStyle w:val="3"/>
+      </w:pPr>
+      <w:r>
+        <w:rPr>
+          <w:rFonts w:hint="eastAsia"/>
+        </w:rPr>
+        <w:t xml:space="preserve">建築分野における逆推定の難しさ</w:t>
+      </w:r>
+    </w:p>
+    <w:p>
+      <w:pPr>
+        <w:pStyle w:val="FirstParagraph"/>
+      </w:pPr>
+      <w:r>
+        <w:rPr>
+          <w:rFonts w:hint="eastAsia"/>
+        </w:rPr>
+        <w:t xml:space="preserve">建築環境工学における逆推定は、数学的な意味でも工学的な意味でも、いくつかの理由から扱いが難しい問題である。代表的な理由を以下に挙げる。</w:t>
       </w:r>
     </w:p>
     <w:p>
@@ -2948,37 +2988,7 @@
         <w:rPr>
           <w:rFonts w:hint="eastAsia"/>
         </w:rPr>
-        <w:t xml:space="preserve">観測された（またはシミュレーションで作成された）室内温湿度の時系列データ</w:t>
-      </w:r>
-    </w:p>
-    <w:p>
-      <w:pPr>
-        <w:pStyle w:val="Compact"/>
-        <w:numPr>
-          <w:ilvl w:val="0"/>
-          <w:numId w:val="1008"/>
-        </w:numPr>
-      </w:pPr>
-      <w:r>
-        <w:rPr>
-          <w:rFonts w:hint="eastAsia"/>
-        </w:rPr>
-        <w:t xml:space="preserve">外乱（気象データとして既知）</w:t>
-      </w:r>
-    </w:p>
-    <w:p>
-      <w:pPr>
-        <w:pStyle w:val="Compact"/>
-        <w:numPr>
-          <w:ilvl w:val="0"/>
-          <w:numId w:val="1008"/>
-        </w:numPr>
-      </w:pPr>
-      <w:r>
-        <w:rPr>
-          <w:rFonts w:hint="eastAsia"/>
-        </w:rPr>
-        <w:t xml:space="preserve">順モデルFの構造</w:t>
+        <w:t xml:space="preserve">多対一（非一意性）の問題</w:t>
       </w:r>
     </w:p>
     <w:p>
@@ -2989,45 +2999,7 @@
         <w:rPr>
           <w:rFonts w:hint="eastAsia"/>
         </w:rPr>
-        <w:t xml:space="preserve">が与えられた時に「この応答を生んでいる建物仕様θはどのようなものか」を推定する。数式的には式2-2-2のような逆向きの問題設定となる。</w:t>
-      </w:r>
-    </w:p>
-    <w:p>
-      <w:pPr>
-        <w:pStyle w:val="BodyText"/>
-      </w:pPr>
-      <w:r>
-        <w:t xml:space="preserve">　</w:t>
-      </w:r>
-      <w:r>
-        <w:rPr>
-          <w:rFonts w:hint="eastAsia"/>
-        </w:rPr>
-        <w:t xml:space="preserve">本研究では後述のように「パラメータを連続量として厳密に求める」のではなく、「あらかじめ用意したいくつかの建物性能パターンのどれに属するか」を識別する分類問題として扱う。</w:t>
-      </w:r>
-    </w:p>
-    <w:bookmarkEnd w:id="24"/>
-    <w:bookmarkStart w:id="25" w:name="建築分野における逆推定の難しさ"/>
-    <w:p>
-      <w:pPr>
-        <w:pStyle w:val="3"/>
-      </w:pPr>
-      <w:r>
-        <w:rPr>
-          <w:rFonts w:hint="eastAsia"/>
-        </w:rPr>
-        <w:t xml:space="preserve">建築分野における逆推定の難しさ</w:t>
-      </w:r>
-    </w:p>
-    <w:p>
-      <w:pPr>
-        <w:pStyle w:val="FirstParagraph"/>
-      </w:pPr>
-      <w:r>
-        <w:rPr>
-          <w:rFonts w:hint="eastAsia"/>
-        </w:rPr>
-        <w:t xml:space="preserve">建築環境工学における逆推定は、数学的な意味でも工学的な意味でも、いくつかの理由から扱いが難しい問題である。代表的な理由を以下に挙げる。</w:t>
+        <w:t xml:space="preserve">建物の温湿度応答は多数のパラメータが重なり合って決まるという特徴がある。壁体の断熱性能や蓄熱性、吸放湿性能、換気量、室容積などが同時に効いているため、ある一つの応答に対して、それを説明しうるパラメータ集合が必ずしも一つに定まるとは限らない。すなわち異なる建物性能パターンが、実質的にほとんど区別のつかない温湿度時系列を生み出してしまう可能性がある。</w:t>
       </w:r>
     </w:p>
     <w:p>
@@ -3042,7 +3014,7 @@
         <w:rPr>
           <w:rFonts w:hint="eastAsia"/>
         </w:rPr>
-        <w:t xml:space="preserve">多対一（非一意性）の問題</w:t>
+        <w:t xml:space="preserve">境界条件・内部発熱の不確実性</w:t>
       </w:r>
     </w:p>
     <w:p>
@@ -3053,7 +3025,7 @@
         <w:rPr>
           <w:rFonts w:hint="eastAsia"/>
         </w:rPr>
-        <w:t xml:space="preserve">建物の温湿度応答は多数のパラメータが重なり合って決まるという特徴がある。壁体の断熱性能や蓄熱性、吸放湿性能、換気量、室容積などが同時に効いているため、ある一つの応答に対して、それを説明しうるパラメータ集合が必ずしも一つに定まるとは限らない。すなわち異なる建物性能パターンが、実質的にほとんど区別のつかない温湿度時系列を生み出してしまう可能性がある。</w:t>
+        <w:t xml:space="preserve">実際の建物では、外気条件以外にも多様な外乱が存在する。例えば、居住者の在室パターンや開口部の開閉、内部発熱・内部発湿の有無などは、厳密に把握することが難しい。これらが外乱の一部として室内応答に影響を与えるため、「観測されたの変化が、それとも居住者行動や運用条件の違いによるものなのか」を切り分けることが難しくなる。</w:t>
       </w:r>
     </w:p>
     <w:p>
@@ -3068,7 +3040,7 @@
         <w:rPr>
           <w:rFonts w:hint="eastAsia"/>
         </w:rPr>
-        <w:t xml:space="preserve">境界条件・内部発熱の不確実性</w:t>
+        <w:t xml:space="preserve">観測データのノイズと欠測</w:t>
       </w:r>
     </w:p>
     <w:p>
@@ -3079,7 +3051,7 @@
         <w:rPr>
           <w:rFonts w:hint="eastAsia"/>
         </w:rPr>
-        <w:t xml:space="preserve">実際の建物では、外気条件以外にも多様な外乱が存在する。例えば、居住者の在室パターンや開口部の開閉、内部発熱・内部発湿の有無などは、厳密に把握することが難しい。これらが外乱の一部として室内応答に影響を与えるため、「観測されたの変化が、それとも居住者行動や運用条件の違いによるものなのか」を切り分けることが難しくなる。</w:t>
+        <w:t xml:space="preserve">観測データ自身にも限界がある。長期の室温・湿度計測では、センサの精度やドリフト、欠測、ノイズといった問題が避けられない。これらはもともと小さい性能差を検出しようとする際には無視できない影響を持ち、逆推定の安定性を損なう要因となる。</w:t>
       </w:r>
     </w:p>
     <w:p>
@@ -3094,7 +3066,7 @@
         <w:rPr>
           <w:rFonts w:hint="eastAsia"/>
         </w:rPr>
-        <w:t xml:space="preserve">観測データのノイズと欠測</w:t>
+        <w:t xml:space="preserve">パラメータ空間の次元の高さ</w:t>
       </w:r>
     </w:p>
     <w:p>
@@ -3105,7 +3077,34 @@
         <w:rPr>
           <w:rFonts w:hint="eastAsia"/>
         </w:rPr>
-        <w:t xml:space="preserve">観測データ自身にも限界がある。長期の室温・湿度計測では、センサの精度やドリフト、欠測、ノイズといった問題が避けられない。これらはもともと小さい性能差を検出しようとする際には無視できない影響を持ち、逆推定の安定性を損なう要因となる。</w:t>
+        <w:t xml:space="preserve">建物性能を連続パラメータとして扱おうとするとパラメータ空間の次元が非常に高くなるという問題がある。壁体の層構成ごとの熱物性・湿気物性、厚さ、面積、換気系の仕様などを全て連続変数として推定しようとすると、未知数の数が観測データの情報量を大きく上回り、問題が不適切になりやすい。この場合、わずかな観測誤差やモデル誤差によって推定結果が大きく変動してしまう。</w:t>
+      </w:r>
+    </w:p>
+    <w:bookmarkEnd w:id="24"/>
+    <w:bookmarkStart w:id="28" w:name="本研究で扱う逆推定の特徴"/>
+    <w:p>
+      <w:pPr>
+        <w:pStyle w:val="3"/>
+      </w:pPr>
+      <w:r>
+        <w:rPr>
+          <w:rFonts w:hint="eastAsia"/>
+        </w:rPr>
+        <w:t xml:space="preserve">本研究で扱う逆推定の特徴</w:t>
+      </w:r>
+    </w:p>
+    <w:p>
+      <w:pPr>
+        <w:pStyle w:val="FirstParagraph"/>
+      </w:pPr>
+      <w:r>
+        <w:t xml:space="preserve">　</w:t>
+      </w:r>
+      <w:r>
+        <w:rPr>
+          <w:rFonts w:hint="eastAsia"/>
+        </w:rPr>
+        <w:t xml:space="preserve">前節で述べたような難しさを踏まえ、本研究では、建物性能の逆推定を次のような形に整理して扱う。</w:t>
       </w:r>
     </w:p>
     <w:p>
@@ -3120,7 +3119,7 @@
         <w:rPr>
           <w:rFonts w:hint="eastAsia"/>
         </w:rPr>
-        <w:t xml:space="preserve">パラメータ空間の次元の高さ</w:t>
+        <w:t xml:space="preserve">推定対象をカテゴリとして離散化する</w:t>
       </w:r>
     </w:p>
     <w:p>
@@ -3128,37 +3127,13 @@
         <w:pStyle w:val="FirstParagraph"/>
       </w:pPr>
       <w:r>
-        <w:rPr>
-          <w:rFonts w:hint="eastAsia"/>
-        </w:rPr>
-        <w:t xml:space="preserve">建物性能を連続パラメータとして扱おうとするとパラメータ空間の次元が非常に高くなるという問題がある。壁体の層構成ごとの熱物性・湿気物性、厚さ、面積、換気系の仕様などを全て連続変数として推定しようとすると、未知数の数が観測データの情報量を大きく上回り、問題が不適切になりやすい。この場合、わずかな観測誤差やモデル誤差によって推定結果が大きく変動してしまう。</w:t>
-      </w:r>
-    </w:p>
-    <w:bookmarkEnd w:id="25"/>
-    <w:bookmarkStart w:id="29" w:name="本研究で扱う逆推定の特徴"/>
-    <w:p>
-      <w:pPr>
-        <w:pStyle w:val="3"/>
-      </w:pPr>
-      <w:r>
-        <w:rPr>
-          <w:rFonts w:hint="eastAsia"/>
-        </w:rPr>
-        <w:t xml:space="preserve">本研究で扱う逆推定の特徴</w:t>
-      </w:r>
-    </w:p>
-    <w:p>
-      <w:pPr>
-        <w:pStyle w:val="FirstParagraph"/>
-      </w:pPr>
-      <w:r>
         <w:t xml:space="preserve">　</w:t>
       </w:r>
       <w:r>
         <w:rPr>
           <w:rFonts w:hint="eastAsia"/>
         </w:rPr>
-        <w:t xml:space="preserve">前節で述べたような難しさを踏まえ、本研究では、建物性能の逆推定を次のような形に整理して扱う。</w:t>
+        <w:t xml:space="preserve">壁構造については「RC単層」「RC内断熱」「RC外断熱」「吸放湿内装を有するRC壁」「土壁」など、代表的な構法ごとにいくつかのクラスをあらかじめ用意する。また換気についても、「ほぼ無換気」「弱換気」「中程度の換気」「強換気」といった水準ごとに離散化したカテゴリを定義する。これにより本研究で扱う逆推定は「連続パラメータの推定問題」ではなく、「あらかじめ用意した性能パターンのどれに属するのかを判別する分類問題」として整理される。</w:t>
       </w:r>
     </w:p>
     <w:p>
@@ -3173,7 +3148,7 @@
         <w:rPr>
           <w:rFonts w:hint="eastAsia"/>
         </w:rPr>
-        <w:t xml:space="preserve">推定対象をカテゴリとして離散化する</w:t>
+        <w:t xml:space="preserve">順問題は物理モデルで厳密に計算する</w:t>
       </w:r>
     </w:p>
     <w:p>
@@ -3181,13 +3156,10 @@
         <w:pStyle w:val="FirstParagraph"/>
       </w:pPr>
       <w:r>
-        <w:t xml:space="preserve">　</w:t>
-      </w:r>
-      <w:r>
-        <w:rPr>
-          <w:rFonts w:hint="eastAsia"/>
-        </w:rPr>
-        <w:t xml:space="preserve">壁構造については「RC単層」「RC内断熱」「RC外断熱」「吸放湿内装を有するRC壁」「土壁」など、代表的な構法ごとにいくつかのクラスをあらかじめ用意する。また換気についても、「ほぼ無換気」「弱換気」「中程度の換気」「強換気」といった水準ごとに離散化したカテゴリを定義する。これにより本研究で扱う逆推定は「連続パラメータの推定問題」ではなく、「あらかじめ用意した性能パターンのどれに属するのかを判別する分類問題」として整理される。</w:t>
+        <w:rPr>
+          <w:rFonts w:hint="eastAsia"/>
+        </w:rPr>
+        <w:t xml:space="preserve">順問題の計算には物理法則に基づく数値シミュレーションを用いる。熱水分同時移動方程式をJuliaにより数値的に解き、各性能カテゴリごとに自然室温化の温度・湿度の時系列データを生成する。これにより教師データに対応する「真のラベル」は、理論的に整合の取れたものとなり、純粋に建物性能の違いに起因する応答差が抽出しやすくなる。</w:t>
       </w:r>
     </w:p>
     <w:p>
@@ -3202,7 +3174,7 @@
         <w:rPr>
           <w:rFonts w:hint="eastAsia"/>
         </w:rPr>
-        <w:t xml:space="preserve">順問題は物理モデルで厳密に計算する</w:t>
+        <w:t xml:space="preserve">特徴量設計は理論に基づいて行う</w:t>
       </w:r>
     </w:p>
     <w:p>
@@ -3213,7 +3185,16 @@
         <w:rPr>
           <w:rFonts w:hint="eastAsia"/>
         </w:rPr>
-        <w:t xml:space="preserve">順問題の計算には物理法則に基づく数値シミュレーションを用いる。熱水分同時移動方程式をJuliaにより数値的に解き、各性能カテゴリごとに自然室温化の温度・湿度の時系列データを生成する。これにより教師データに対応する「真のラベル」は、理論的に整合の取れたものとなり、純粋に建物性能の違いに起因する応答差が抽出しやすくなる。</w:t>
+        <w:t xml:space="preserve">時系列データそのものを直接機械学習モデルに入力するのではなく、周波数領域の特徴量を用いる。室内温度・湿度の時系列をFFT解析により周波数領域に変換し、</w:t>
+      </w:r>
+      <w:r>
+        <w:t xml:space="preserve">　</w:t>
+      </w:r>
+      <w:r>
+        <w:rPr>
+          <w:rFonts w:hint="eastAsia"/>
+        </w:rPr>
+        <w:t xml:space="preserve">日周期・年周期などの特定の周波数成分の振幅や位相、外気と室内の振幅比・位相差といった指標を持つ特徴量ベクトルとして定義する。どの周波数成分を採用するか、どのような組み合わせを特徴量とするかは、第3章で整理する周波数応答の理論（換気量・吸放湿性能・熱容量がどの周波数帯に強く現れるのか）に基づいて決める。</w:t>
       </w:r>
     </w:p>
     <w:p>
@@ -3228,41 +3209,6 @@
         <w:rPr>
           <w:rFonts w:hint="eastAsia"/>
         </w:rPr>
-        <w:t xml:space="preserve">特徴量設計は理論に基づいて行う</w:t>
-      </w:r>
-    </w:p>
-    <w:p>
-      <w:pPr>
-        <w:pStyle w:val="FirstParagraph"/>
-      </w:pPr>
-      <w:r>
-        <w:rPr>
-          <w:rFonts w:hint="eastAsia"/>
-        </w:rPr>
-        <w:t xml:space="preserve">時系列データそのものを直接機械学習モデルに入力するのではなく、周波数領域の特徴量を用いる。室内温度・湿度の時系列をFFT解析により周波数領域に変換し、</w:t>
-      </w:r>
-      <w:r>
-        <w:t xml:space="preserve">　</w:t>
-      </w:r>
-      <w:r>
-        <w:rPr>
-          <w:rFonts w:hint="eastAsia"/>
-        </w:rPr>
-        <w:t xml:space="preserve">日周期・年周期などの特定の周波数成分の振幅や位相、外気と室内の振幅比・位相差といった指標を持つ特徴量ベクトルとして定義する。どの周波数成分を採用するか、どのような組み合わせを特徴量とするかは、第3章で整理する周波数応答の理論（換気量・吸放湿性能・熱容量がどの周波数帯に強く現れるのか）に基づいて決める。</w:t>
-      </w:r>
-    </w:p>
-    <w:p>
-      <w:pPr>
-        <w:pStyle w:val="Compact"/>
-        <w:numPr>
-          <w:ilvl w:val="0"/>
-          <w:numId w:val="1016"/>
-        </w:numPr>
-      </w:pPr>
-      <w:r>
-        <w:rPr>
-          <w:rFonts w:hint="eastAsia"/>
-        </w:rPr>
         <w:t xml:space="preserve">機械学習は周波数特徴量の性能カテゴリへの写像を近似する役割に限定する</w:t>
       </w:r>
     </w:p>
@@ -3286,18 +3232,18 @@
           <wp:inline>
             <wp:extent cx="5397500" cy="355932"/>
             <wp:effectExtent b="0" l="0" r="0" t="0"/>
-            <wp:docPr descr="" title="" id="27" name="Picture"/>
+            <wp:docPr descr="" title="" id="26" name="Picture"/>
             <a:graphic>
               <a:graphicData uri="http://schemas.openxmlformats.org/drawingml/2006/picture">
                 <pic:pic>
                   <pic:nvPicPr>
-                    <pic:cNvPr descr="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" id="28" name="Picture"/>
+                    <pic:cNvPr descr="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" id="27" name="Picture"/>
                     <pic:cNvPicPr>
                       <a:picLocks noChangeArrowheads="1" noChangeAspect="1"/>
                     </pic:cNvPicPr>
                   </pic:nvPicPr>
                   <pic:blipFill>
-                    <a:blip r:embed="rId26"/>
+                    <a:blip r:embed="rId25"/>
                     <a:stretch>
                       <a:fillRect/>
                     </a:stretch>
@@ -3329,7 +3275,7 @@
         <w:pStyle w:val="Compact"/>
         <w:numPr>
           <w:ilvl w:val="0"/>
-          <w:numId w:val="1017"/>
+          <w:numId w:val="1016"/>
         </w:numPr>
       </w:pPr>
       <w:r>
@@ -3337,6 +3283,189 @@
           <w:rFonts w:hint="eastAsia"/>
         </w:rPr>
         <w:t xml:space="preserve">：物理法則に基づく熱水分同時移動シミュレーション</w:t>
+      </w:r>
+    </w:p>
+    <w:p>
+      <w:pPr>
+        <w:pStyle w:val="Compact"/>
+        <w:numPr>
+          <w:ilvl w:val="0"/>
+          <w:numId w:val="1016"/>
+        </w:numPr>
+      </w:pPr>
+      <w:r>
+        <w:rPr>
+          <w:rFonts w:hint="eastAsia"/>
+        </w:rPr>
+        <w:t xml:space="preserve">：周波数応答に関する理論に基づく特徴量設計</w:t>
+      </w:r>
+    </w:p>
+    <w:p>
+      <w:pPr>
+        <w:pStyle w:val="Compact"/>
+        <w:numPr>
+          <w:ilvl w:val="0"/>
+          <w:numId w:val="1016"/>
+        </w:numPr>
+      </w:pPr>
+      <w:r>
+        <w:rPr>
+          <w:rFonts w:hint="eastAsia"/>
+        </w:rPr>
+        <w:t xml:space="preserve">：統計的な分類期（機械学習モデル）</w:t>
+      </w:r>
+    </w:p>
+    <w:p>
+      <w:pPr>
+        <w:pStyle w:val="FirstParagraph"/>
+      </w:pPr>
+      <w:r>
+        <w:rPr>
+          <w:rFonts w:hint="eastAsia"/>
+        </w:rPr>
+        <w:t xml:space="preserve">このように、前段のとの部分で物理的な構造と解釈可能性をできるだけ確保し、その上で残された「特徴量空間上の境界線」を機械学習で求める、という構成になっている。</w:t>
+      </w:r>
+    </w:p>
+    <w:p>
+      <w:pPr>
+        <w:pStyle w:val="BodyText"/>
+      </w:pPr>
+      <w:r>
+        <w:rPr>
+          <w:rFonts w:hint="eastAsia"/>
+        </w:rPr>
+        <w:t xml:space="preserve">この枠組みにより、逆問題の不適切性やノイズの影響を完全に取り除くことはできないものの、限定された性能カテゴリの中であれば「どの程度まで建物性能の違いを識別できるのか」「どの種類の性能さが識別しやすく、どの差が識別しにくいのか」といった点をシミュレーションベースで定量的に検討することが可能となる。本研究では、このような意味での「逆推定の実現可能性」と「その限界」を明らかにすることを目指す。</w:t>
+      </w:r>
+    </w:p>
+    <w:bookmarkEnd w:id="28"/>
+    <w:bookmarkEnd w:id="29"/>
+    <w:bookmarkStart w:id="33" w:name="機械学習の基礎"/>
+    <w:p>
+      <w:pPr>
+        <w:pStyle w:val="2"/>
+      </w:pPr>
+      <w:r>
+        <w:rPr>
+          <w:rFonts w:hint="eastAsia"/>
+        </w:rPr>
+        <w:t xml:space="preserve">機械学習の基礎</w:t>
+      </w:r>
+    </w:p>
+    <w:bookmarkStart w:id="30" w:name="教師あり学習と分類問題"/>
+    <w:p>
+      <w:pPr>
+        <w:pStyle w:val="3"/>
+      </w:pPr>
+      <w:r>
+        <w:rPr>
+          <w:rFonts w:hint="eastAsia"/>
+        </w:rPr>
+        <w:t xml:space="preserve">教師あり学習と分類問題</w:t>
+      </w:r>
+    </w:p>
+    <w:p>
+      <w:pPr>
+        <w:pStyle w:val="FirstParagraph"/>
+      </w:pPr>
+      <w:r>
+        <w:t xml:space="preserve">　</w:t>
+      </w:r>
+      <w:r>
+        <w:rPr>
+          <w:rFonts w:hint="eastAsia"/>
+        </w:rPr>
+        <w:t xml:space="preserve">本研究で用いる機械学習は、いわゆる教師あり学習の枠組みで整理される。教師あり学習では、まず「入力」と「正解ラベル」がセットになったデータを用意し、その対応関係を学習する。一般的に、入力ベクトルを、ラベルをと書くとき、教師あり学習の目的は</w:t>
+      </w:r>
+    </w:p>
+    <w:p>
+      <w:pPr>
+        <w:pStyle w:val="BodyText"/>
+      </w:pPr>
+      <w:r>
+        <w:rPr>
+          <w:rFonts w:hint="eastAsia"/>
+        </w:rPr>
+        <w:t xml:space="preserve">となる写像をデータから推測することにある。</w:t>
+      </w:r>
+    </w:p>
+    <w:p>
+      <w:pPr>
+        <w:pStyle w:val="BodyText"/>
+      </w:pPr>
+      <w:r>
+        <w:t xml:space="preserve">　</w:t>
+      </w:r>
+      <w:r>
+        <w:rPr>
+          <w:rFonts w:hint="eastAsia"/>
+        </w:rPr>
+        <w:t xml:space="preserve">本研究の文脈では、入力ベクトルは室内温湿度の時系列データをFFT解析によって周波数領域に変換した時の周波数特徴量に対応する。具体的には、日周期・年周期などの主要周波数ごとの振幅、位相などを並べたベクトルを入力として用いる。一方、ラベルは、壁構造や換気量といった性能カテゴリである。</w:t>
+      </w:r>
+    </w:p>
+    <w:p>
+      <w:pPr>
+        <w:pStyle w:val="BodyText"/>
+      </w:pPr>
+      <w:r>
+        <w:t xml:space="preserve">　</w:t>
+      </w:r>
+      <w:r>
+        <w:rPr>
+          <w:rFonts w:hint="eastAsia"/>
+        </w:rPr>
+        <w:t xml:space="preserve">ここで重要なのは、本研究で扱うラベルが連続値ではなく、「壁構造カテゴリ」「換気量カテゴリ」などの離散的なクラスとして定義されている点である。このようにラベルが離散的なクラスで表される場合、教師あり学習は分類問題として扱われる。すなわち</w:t>
+      </w:r>
+    </w:p>
+    <w:p>
+      <w:pPr>
+        <w:pStyle w:val="BodyText"/>
+      </w:pPr>
+      <w:r>
+        <w:rPr>
+          <w:rFonts w:hint="eastAsia"/>
+        </w:rPr>
+        <w:t xml:space="preserve">と書かれる分類器を構築し、シミュレーションで得られたデータを用いて学習する。ここでの具体的な形としては、ロジスティック回帰や決定木ベースのモデル、あるいは単純なニューラルネットワークなどが候補となるが本研究の主眼は個々のアルゴリズムの性能比較ではなく、周波数特徴量から建物性能カテゴリをどの程度識別できるかを明らかにすることにある。そのため、アルゴリズム選択は標準的で解釈しやすいものを中心にしつつ、上記の分類問題の枠組みの中で結果を整理する。</w:t>
+      </w:r>
+    </w:p>
+    <w:bookmarkEnd w:id="30"/>
+    <w:bookmarkStart w:id="31" w:name="汎化性能とデータ分割"/>
+    <w:p>
+      <w:pPr>
+        <w:pStyle w:val="3"/>
+      </w:pPr>
+      <w:r>
+        <w:rPr>
+          <w:rFonts w:hint="eastAsia"/>
+        </w:rPr>
+        <w:t xml:space="preserve">汎化性能とデータ分割</w:t>
+      </w:r>
+    </w:p>
+    <w:p>
+      <w:pPr>
+        <w:pStyle w:val="FirstParagraph"/>
+      </w:pPr>
+      <w:r>
+        <w:t xml:space="preserve">　</w:t>
+      </w:r>
+      <w:r>
+        <w:rPr>
+          <w:rFonts w:hint="eastAsia"/>
+        </w:rPr>
+        <w:t xml:space="preserve">機械学習モデルを評価する際には、「訓練データに対してどれだけよく当てはまるか」だけでなく「未知のデータに対してどれだけ妥当な予測ができるか」が重要となる。後者の性質を一般的に汎化性能と呼ぶ。建物性能の逆推定という観点から言えば、「特定のシミュレーショn条件に対してだけ高い精度が出るモデル」ではなく、「まだ見ていない性能パターンに対しても、ある程度安定して分類できるモデル」が望ましい。</w:t>
+      </w:r>
+    </w:p>
+    <w:p>
+      <w:pPr>
+        <w:pStyle w:val="BodyText"/>
+      </w:pPr>
+      <w:r>
+        <w:t xml:space="preserve">　</w:t>
+      </w:r>
+      <w:r>
+        <w:rPr>
+          <w:rFonts w:hint="eastAsia"/>
+        </w:rPr>
+        <w:t xml:space="preserve">汎化性能を評価するために、教師あり学習ではデータセットをいくつかに分割するのが一般的である。本研究でも以下の分類を基本とする。</w:t>
       </w:r>
     </w:p>
     <w:p>
@@ -3351,22 +3480,7 @@
         <w:rPr>
           <w:rFonts w:hint="eastAsia"/>
         </w:rPr>
-        <w:t xml:space="preserve">：周波数応答に関する理論に基づく特徴量設計</w:t>
-      </w:r>
-    </w:p>
-    <w:p>
-      <w:pPr>
-        <w:pStyle w:val="Compact"/>
-        <w:numPr>
-          <w:ilvl w:val="0"/>
-          <w:numId w:val="1017"/>
-        </w:numPr>
-      </w:pPr>
-      <w:r>
-        <w:rPr>
-          <w:rFonts w:hint="eastAsia"/>
-        </w:rPr>
-        <w:t xml:space="preserve">：統計的な分類期（機械学習モデル）</w:t>
+        <w:t xml:space="preserve">訓練データ</w:t>
       </w:r>
     </w:p>
     <w:p>
@@ -3377,149 +3491,7 @@
         <w:rPr>
           <w:rFonts w:hint="eastAsia"/>
         </w:rPr>
-        <w:t xml:space="preserve">このように、前段のとの部分で物理的な構造と解釈可能性をできるだけ確保し、その上で残された「特徴量空間上の境界線」を機械学習で求める、という構成になっている。</w:t>
-      </w:r>
-    </w:p>
-    <w:p>
-      <w:pPr>
-        <w:pStyle w:val="BodyText"/>
-      </w:pPr>
-      <w:r>
-        <w:rPr>
-          <w:rFonts w:hint="eastAsia"/>
-        </w:rPr>
-        <w:t xml:space="preserve">この枠組みにより、逆問題の不適切性やノイズの影響を完全に取り除くことはできないものの、限定された性能カテゴリの中であれば「どの程度まで建物性能の違いを識別できるのか」「どの種類の性能さが識別しやすく、どの差が識別しにくいのか」といった点をシミュレーションベースで定量的に検討することが可能となる。本研究では、このような意味での「逆推定の実現可能性」と「その限界」を明らかにすることを目指す。</w:t>
-      </w:r>
-    </w:p>
-    <w:bookmarkEnd w:id="29"/>
-    <w:bookmarkEnd w:id="30"/>
-    <w:bookmarkStart w:id="34" w:name="機械学習の基礎"/>
-    <w:p>
-      <w:pPr>
-        <w:pStyle w:val="2"/>
-      </w:pPr>
-      <w:r>
-        <w:rPr>
-          <w:rFonts w:hint="eastAsia"/>
-        </w:rPr>
-        <w:t xml:space="preserve">機械学習の基礎</w:t>
-      </w:r>
-    </w:p>
-    <w:bookmarkStart w:id="31" w:name="教師あり学習と分類問題"/>
-    <w:p>
-      <w:pPr>
-        <w:pStyle w:val="3"/>
-      </w:pPr>
-      <w:r>
-        <w:rPr>
-          <w:rFonts w:hint="eastAsia"/>
-        </w:rPr>
-        <w:t xml:space="preserve">教師あり学習と分類問題</w:t>
-      </w:r>
-    </w:p>
-    <w:p>
-      <w:pPr>
-        <w:pStyle w:val="FirstParagraph"/>
-      </w:pPr>
-      <w:r>
-        <w:t xml:space="preserve">　</w:t>
-      </w:r>
-      <w:r>
-        <w:rPr>
-          <w:rFonts w:hint="eastAsia"/>
-        </w:rPr>
-        <w:t xml:space="preserve">本研究で用いる機械学習は、いわゆる教師あり学習の枠組みで整理される。教師あり学習では、まず「入力」と「正解ラベル」がセットになったデータを用意し、その対応関係を学習する。一般的に、入力ベクトルを、ラベルをと書くとき、教師あり学習の目的は</w:t>
-      </w:r>
-    </w:p>
-    <w:p>
-      <w:pPr>
-        <w:pStyle w:val="BodyText"/>
-      </w:pPr>
-      <w:r>
-        <w:rPr>
-          <w:rFonts w:hint="eastAsia"/>
-        </w:rPr>
-        <w:t xml:space="preserve">となる写像をデータから推測することにある。</w:t>
-      </w:r>
-    </w:p>
-    <w:p>
-      <w:pPr>
-        <w:pStyle w:val="BodyText"/>
-      </w:pPr>
-      <w:r>
-        <w:t xml:space="preserve">　</w:t>
-      </w:r>
-      <w:r>
-        <w:rPr>
-          <w:rFonts w:hint="eastAsia"/>
-        </w:rPr>
-        <w:t xml:space="preserve">本研究の文脈では、入力ベクトルは室内温湿度の時系列データをFFT解析によって周波数領域に変換した時の周波数特徴量に対応する。具体的には、日周期・年周期などの主要周波数ごとの振幅、位相などを並べたベクトルを入力として用いる。一方、ラベルは、壁構造や換気量といった性能カテゴリである。</w:t>
-      </w:r>
-    </w:p>
-    <w:p>
-      <w:pPr>
-        <w:pStyle w:val="BodyText"/>
-      </w:pPr>
-      <w:r>
-        <w:t xml:space="preserve">　</w:t>
-      </w:r>
-      <w:r>
-        <w:rPr>
-          <w:rFonts w:hint="eastAsia"/>
-        </w:rPr>
-        <w:t xml:space="preserve">ここで重要なのは、本研究で扱うラベルが連続値ではなく、「壁構造カテゴリ」「換気量カテゴリ」などの離散的なクラスとして定義されている点である。このようにラベルが離散的なクラスで表される場合、教師あり学習は分類問題として扱われる。すなわち</w:t>
-      </w:r>
-    </w:p>
-    <w:p>
-      <w:pPr>
-        <w:pStyle w:val="BodyText"/>
-      </w:pPr>
-      <w:r>
-        <w:rPr>
-          <w:rFonts w:hint="eastAsia"/>
-        </w:rPr>
-        <w:t xml:space="preserve">と書かれる分類器を構築し、シミュレーションで得られたデータを用いて学習する。ここでの具体的な形としては、ロジスティック回帰や決定木ベースのモデル、あるいは単純なニューラルネットワークなどが候補となるが本研究の主眼は個々のアルゴリズムの性能比較ではなく、周波数特徴量から建物性能カテゴリをどの程度識別できるかを明らかにすることにある。そのため、アルゴリズム選択は標準的で解釈しやすいものを中心にしつつ、上記の分類問題の枠組みの中で結果を整理する。</w:t>
-      </w:r>
-    </w:p>
-    <w:bookmarkEnd w:id="31"/>
-    <w:bookmarkStart w:id="32" w:name="汎化性能とデータ分割"/>
-    <w:p>
-      <w:pPr>
-        <w:pStyle w:val="3"/>
-      </w:pPr>
-      <w:r>
-        <w:rPr>
-          <w:rFonts w:hint="eastAsia"/>
-        </w:rPr>
-        <w:t xml:space="preserve">汎化性能とデータ分割</w:t>
-      </w:r>
-    </w:p>
-    <w:p>
-      <w:pPr>
-        <w:pStyle w:val="FirstParagraph"/>
-      </w:pPr>
-      <w:r>
-        <w:t xml:space="preserve">　</w:t>
-      </w:r>
-      <w:r>
-        <w:rPr>
-          <w:rFonts w:hint="eastAsia"/>
-        </w:rPr>
-        <w:t xml:space="preserve">機械学習モデルを評価する際には、「訓練データに対してどれだけよく当てはまるか」だけでなく「未知のデータに対してどれだけ妥当な予測ができるか」が重要となる。後者の性質を一般的に汎化性能と呼ぶ。建物性能の逆推定という観点から言えば、「特定のシミュレーショn条件に対してだけ高い精度が出るモデル」ではなく、「まだ見ていない性能パターンに対しても、ある程度安定して分類できるモデル」が望ましい。</w:t>
-      </w:r>
-    </w:p>
-    <w:p>
-      <w:pPr>
-        <w:pStyle w:val="BodyText"/>
-      </w:pPr>
-      <w:r>
-        <w:t xml:space="preserve">　</w:t>
-      </w:r>
-      <w:r>
-        <w:rPr>
-          <w:rFonts w:hint="eastAsia"/>
-        </w:rPr>
-        <w:t xml:space="preserve">汎化性能を評価するために、教師あり学習ではデータセットをいくつかに分割するのが一般的である。本研究でも以下の分類を基本とする。</w:t>
+        <w:t xml:space="preserve">分類器のパラメータを学習するために用いるデータである。FFT特徴量とラベルの組を多数含む</w:t>
       </w:r>
     </w:p>
     <w:p>
@@ -3534,7 +3506,7 @@
         <w:rPr>
           <w:rFonts w:hint="eastAsia"/>
         </w:rPr>
-        <w:t xml:space="preserve">訓練データ</w:t>
+        <w:t xml:space="preserve">検証データ</w:t>
       </w:r>
     </w:p>
     <w:p>
@@ -3545,7 +3517,7 @@
         <w:rPr>
           <w:rFonts w:hint="eastAsia"/>
         </w:rPr>
-        <w:t xml:space="preserve">分類器のパラメータを学習するために用いるデータである。FFT特徴量とラベルの組を多数含む</w:t>
+        <w:t xml:space="preserve">ハイパーパラメータの調整やモデル選択に用いるデータである。訓練には直接使わず、チューニングの際の指標として利用する</w:t>
       </w:r>
     </w:p>
     <w:p>
@@ -3557,10 +3529,7 @@
         </w:numPr>
       </w:pPr>
       <w:r>
-        <w:rPr>
-          <w:rFonts w:hint="eastAsia"/>
-        </w:rPr>
-        <w:t xml:space="preserve">検証データ</w:t>
+        <w:t xml:space="preserve">テストデータ</w:t>
       </w:r>
     </w:p>
     <w:p>
@@ -3571,7 +3540,76 @@
         <w:rPr>
           <w:rFonts w:hint="eastAsia"/>
         </w:rPr>
-        <w:t xml:space="preserve">ハイパーパラメータの調整やモデル選択に用いるデータである。訓練には直接使わず、チューニングの際の指標として利用する</w:t>
+        <w:t xml:space="preserve">最終的にモデルの汎化性能を評価するために用いるデータである。訓練および検証のどちらにも使わず、精度を算出する際に利用する</w:t>
+      </w:r>
+    </w:p>
+    <w:p>
+      <w:pPr>
+        <w:pStyle w:val="BodyText"/>
+      </w:pPr>
+      <w:r>
+        <w:t xml:space="preserve">　</w:t>
+      </w:r>
+      <w:r>
+        <w:rPr>
+          <w:rFonts w:hint="eastAsia"/>
+        </w:rPr>
+        <w:t xml:space="preserve">データ数が限られている場合、訓練・検証・テストを単純に三分割すると、各部分に含まれるサンプル数が十分でなくなることがある。そのような場合に有効なのがクロスバリデーションである。クロスバリデーションでは全データをいくつかのグループにわけ、そのうち一つを検証用ほかを訓練用として学習と評価を行う。この操作をグループを変えながら繰り返し、全体として平均的な性能を評価する。これにより、データを有効活用しつつ、特定の分割に依存しない汎化性能の指標を得ることができる。</w:t>
+      </w:r>
+    </w:p>
+    <w:p>
+      <w:pPr>
+        <w:pStyle w:val="BodyText"/>
+      </w:pPr>
+      <w:r>
+        <w:t xml:space="preserve">　</w:t>
+      </w:r>
+      <w:r>
+        <w:rPr>
+          <w:rFonts w:hint="eastAsia"/>
+        </w:rPr>
+        <w:t xml:space="preserve">本研究では、シミュレーションによって多様な建物性能パターンを生成できるとはいえ、パターン数には上限がある。そのため、単に一度だけ、訓練テストに分けるのではなく、クロスバリデーション等を活用しながら、どの程度安定して性能を識別できるかを評価することが重要となる。またのちに考察するようにどのクラスを誤りやすいかも併せて確認することで逆推定の限界や課題を検討することができる。</w:t>
+      </w:r>
+    </w:p>
+    <w:bookmarkEnd w:id="31"/>
+    <w:bookmarkStart w:id="32" w:name="特徴量のスケーリングと前処理"/>
+    <w:p>
+      <w:pPr>
+        <w:pStyle w:val="3"/>
+      </w:pPr>
+      <w:r>
+        <w:rPr>
+          <w:rFonts w:hint="eastAsia"/>
+        </w:rPr>
+        <w:t xml:space="preserve">特徴量のスケーリングと前処理</w:t>
+      </w:r>
+    </w:p>
+    <w:p>
+      <w:pPr>
+        <w:pStyle w:val="FirstParagraph"/>
+      </w:pPr>
+      <w:r>
+        <w:t xml:space="preserve">　</w:t>
+      </w:r>
+      <w:r>
+        <w:rPr>
+          <w:rFonts w:hint="eastAsia"/>
+        </w:rPr>
+        <w:t xml:space="preserve">本研究で入力として扱う周波数特徴量は、FFT解析によって得られる振幅や位相、あるいは外気と室内の振幅比・位相差などである。これらは物理的には意味のある量である一方で「数値としてのスケール」が異なるものが混在している。また、振幅の値は周波数ごとに大きく異なる場合があり、そのまま機械学習モデルに入力すると、一部の特徴だけが過度に支配的になってしまう恐れがある。そのため、機械学習の前段として、特徴量のスケーリングと前処理を行うことが重要となる。</w:t>
+      </w:r>
+    </w:p>
+    <w:p>
+      <w:pPr>
+        <w:pStyle w:val="BodyText"/>
+      </w:pPr>
+      <w:r>
+        <w:t xml:space="preserve">　</w:t>
+      </w:r>
+      <w:r>
+        <w:rPr>
+          <w:rFonts w:hint="eastAsia"/>
+        </w:rPr>
+        <w:t xml:space="preserve">代表的な前処理としては以下のようなものが挙げられる。</w:t>
       </w:r>
     </w:p>
     <w:p>
@@ -3583,7 +3621,10 @@
         </w:numPr>
       </w:pPr>
       <w:r>
-        <w:t xml:space="preserve">テストデータ</w:t>
+        <w:rPr>
+          <w:rFonts w:hint="eastAsia"/>
+        </w:rPr>
+        <w:t xml:space="preserve">標準化</w:t>
       </w:r>
     </w:p>
     <w:p>
@@ -3594,76 +3635,7 @@
         <w:rPr>
           <w:rFonts w:hint="eastAsia"/>
         </w:rPr>
-        <w:t xml:space="preserve">最終的にモデルの汎化性能を評価するために用いるデータである。訓練および検証のどちらにも使わず、精度を算出する際に利用する</w:t>
-      </w:r>
-    </w:p>
-    <w:p>
-      <w:pPr>
-        <w:pStyle w:val="BodyText"/>
-      </w:pPr>
-      <w:r>
-        <w:t xml:space="preserve">　</w:t>
-      </w:r>
-      <w:r>
-        <w:rPr>
-          <w:rFonts w:hint="eastAsia"/>
-        </w:rPr>
-        <w:t xml:space="preserve">データ数が限られている場合、訓練・検証・テストを単純に三分割すると、各部分に含まれるサンプル数が十分でなくなることがある。そのような場合に有効なのがクロスバリデーションである。クロスバリデーションでは全データをいくつかのグループにわけ、そのうち一つを検証用ほかを訓練用として学習と評価を行う。この操作をグループを変えながら繰り返し、全体として平均的な性能を評価する。これにより、データを有効活用しつつ、特定の分割に依存しない汎化性能の指標を得ることができる。</w:t>
-      </w:r>
-    </w:p>
-    <w:p>
-      <w:pPr>
-        <w:pStyle w:val="BodyText"/>
-      </w:pPr>
-      <w:r>
-        <w:t xml:space="preserve">　</w:t>
-      </w:r>
-      <w:r>
-        <w:rPr>
-          <w:rFonts w:hint="eastAsia"/>
-        </w:rPr>
-        <w:t xml:space="preserve">本研究では、シミュレーションによって多様な建物性能パターンを生成できるとはいえ、パターン数には上限がある。そのため、単に一度だけ、訓練テストに分けるのではなく、クロスバリデーション等を活用しながら、どの程度安定して性能を識別できるかを評価することが重要となる。またのちに考察するようにどのクラスを誤りやすいかも併せて確認することで逆推定の限界や課題を検討することができる。</w:t>
-      </w:r>
-    </w:p>
-    <w:bookmarkEnd w:id="32"/>
-    <w:bookmarkStart w:id="33" w:name="特徴量のスケーリングと前処理"/>
-    <w:p>
-      <w:pPr>
-        <w:pStyle w:val="3"/>
-      </w:pPr>
-      <w:r>
-        <w:rPr>
-          <w:rFonts w:hint="eastAsia"/>
-        </w:rPr>
-        <w:t xml:space="preserve">特徴量のスケーリングと前処理</w:t>
-      </w:r>
-    </w:p>
-    <w:p>
-      <w:pPr>
-        <w:pStyle w:val="FirstParagraph"/>
-      </w:pPr>
-      <w:r>
-        <w:t xml:space="preserve">　</w:t>
-      </w:r>
-      <w:r>
-        <w:rPr>
-          <w:rFonts w:hint="eastAsia"/>
-        </w:rPr>
-        <w:t xml:space="preserve">本研究で入力として扱う周波数特徴量は、FFT解析によって得られる振幅や位相、あるいは外気と室内の振幅比・位相差などである。これらは物理的には意味のある量である一方で「数値としてのスケール」が異なるものが混在している。また、振幅の値は周波数ごとに大きく異なる場合があり、そのまま機械学習モデルに入力すると、一部の特徴だけが過度に支配的になってしまう恐れがある。そのため、機械学習の前段として、特徴量のスケーリングと前処理を行うことが重要となる。</w:t>
-      </w:r>
-    </w:p>
-    <w:p>
-      <w:pPr>
-        <w:pStyle w:val="BodyText"/>
-      </w:pPr>
-      <w:r>
-        <w:t xml:space="preserve">　</w:t>
-      </w:r>
-      <w:r>
-        <w:rPr>
-          <w:rFonts w:hint="eastAsia"/>
-        </w:rPr>
-        <w:t xml:space="preserve">代表的な前処理としては以下のようなものが挙げられる。</w:t>
+        <w:t xml:space="preserve">特徴量について平均値を0、分散を1となるように線形変換する方法である。具体的には特徴量にしたいして以下の変換を行う（：平均値，：標準偏差）。これによりスケールの異なる特徴量同士でも、同程度に扱うことができる</w:t>
       </w:r>
     </w:p>
     <w:p>
@@ -3678,7 +3650,7 @@
         <w:rPr>
           <w:rFonts w:hint="eastAsia"/>
         </w:rPr>
-        <w:t xml:space="preserve">標準化</w:t>
+        <w:t xml:space="preserve">正規化</w:t>
       </w:r>
     </w:p>
     <w:p>
@@ -3689,7 +3661,7 @@
         <w:rPr>
           <w:rFonts w:hint="eastAsia"/>
         </w:rPr>
-        <w:t xml:space="preserve">特徴量について平均値を0、分散を1となるように線形変換する方法である。具体的には特徴量にしたいして以下の変換を行う（：平均値，：標準偏差）。これによりスケールの異なる特徴量同士でも、同程度に扱うことができる</w:t>
+        <w:t xml:space="preserve">特徴量ベクトル全体のノルム（長さ）を1に揃えるなど、ベクトルとしての大きさを揃える方法である。距離ベースの手法や一部ニューラルネットワークでは有効となる場合がある。</w:t>
       </w:r>
     </w:p>
     <w:p>
@@ -3704,7 +3676,7 @@
         <w:rPr>
           <w:rFonts w:hint="eastAsia"/>
         </w:rPr>
-        <w:t xml:space="preserve">正規化</w:t>
+        <w:t xml:space="preserve">対数変換</w:t>
       </w:r>
     </w:p>
     <w:p>
@@ -3715,7 +3687,47 @@
         <w:rPr>
           <w:rFonts w:hint="eastAsia"/>
         </w:rPr>
-        <w:t xml:space="preserve">特徴量ベクトル全体のノルム（長さ）を1に揃えるなど、ベクトルとしての大きさを揃える方法である。距離ベースの手法や一部ニューラルネットワークでは有効となる場合がある。</w:t>
+        <w:t xml:space="preserve">振幅が周波数によって数桁異なる場合には、振幅に対して対数変換を施すことで、極端な値のばらつきを抑えることができる。特に高周波の微小な振幅を無視したい場合や、スペクトルのダイナミックレンジが大きい場合に有効である。</w:t>
+      </w:r>
+    </w:p>
+    <w:p>
+      <w:pPr>
+        <w:pStyle w:val="BodyText"/>
+      </w:pPr>
+      <w:r>
+        <w:t xml:space="preserve">　</w:t>
+      </w:r>
+      <w:r>
+        <w:rPr>
+          <w:rFonts w:hint="eastAsia"/>
+        </w:rPr>
+        <w:t xml:space="preserve">本研究では，これらの前処理を用いることで，周波数特徴量が機械学習モデルにとって扱いやすい形になるように整える。その際，単に数学的に都合のよい変換を行うのではなく，第3章で整理する周波数応答の物理的意味との整合性にも配慮しながら，どの指標をどのようなスケールで扱うかを決める。これにより，学習結果の解釈性を損なうことなく，分類性能の向上を図ることを目指す。</w:t>
+      </w:r>
+    </w:p>
+    <w:bookmarkEnd w:id="32"/>
+    <w:bookmarkEnd w:id="33"/>
+    <w:bookmarkStart w:id="37" w:name="本研究で扱う逆推定タスクの定義"/>
+    <w:p>
+      <w:pPr>
+        <w:pStyle w:val="2"/>
+      </w:pPr>
+      <w:r>
+        <w:rPr>
+          <w:rFonts w:hint="eastAsia"/>
+        </w:rPr>
+        <w:t xml:space="preserve">本研究で扱う逆推定タスクの定義</w:t>
+      </w:r>
+    </w:p>
+    <w:bookmarkStart w:id="34" w:name="入力空間周波数特徴量"/>
+    <w:p>
+      <w:pPr>
+        <w:pStyle w:val="3"/>
+      </w:pPr>
+      <w:r>
+        <w:rPr>
+          <w:rFonts w:hint="eastAsia"/>
+        </w:rPr>
+        <w:t xml:space="preserve">入力空間：周波数特徴量</w:t>
       </w:r>
     </w:p>
     <w:p>
@@ -3730,49 +3742,26 @@
         <w:rPr>
           <w:rFonts w:hint="eastAsia"/>
         </w:rPr>
-        <w:t xml:space="preserve">対数変換</w:t>
-      </w:r>
-    </w:p>
-    <w:p>
-      <w:pPr>
-        <w:pStyle w:val="FirstParagraph"/>
-      </w:pPr>
-      <w:r>
-        <w:rPr>
-          <w:rFonts w:hint="eastAsia"/>
-        </w:rPr>
-        <w:t xml:space="preserve">振幅が周波数によって数桁異なる場合には、振幅に対して対数変換を施すことで、極端な値のばらつきを抑えることができる。特に高周波の微小な振幅を無視したい場合や、スペクトルのダイナミックレンジが大きい場合に有効である。</w:t>
-      </w:r>
-    </w:p>
-    <w:p>
-      <w:pPr>
-        <w:pStyle w:val="BodyText"/>
-      </w:pPr>
-      <w:r>
-        <w:t xml:space="preserve">　</w:t>
-      </w:r>
-      <w:r>
-        <w:rPr>
-          <w:rFonts w:hint="eastAsia"/>
-        </w:rPr>
-        <w:t xml:space="preserve">本研究では，これらの前処理を用いることで，周波数特徴量が機械学習モデルにとって扱いやすい形になるように整える。その際，単に数学的に都合のよい変換を行うのではなく，第3章で整理する周波数応答の物理的意味との整合性にも配慮しながら，どの指標をどのようなスケールで扱うかを決める。これにより，学習結果の解釈性を損なうことなく，分類性能の向上を図ることを目指す。</w:t>
-      </w:r>
-    </w:p>
-    <w:bookmarkEnd w:id="33"/>
+        <w:t xml:space="preserve">温度・湿度それぞれについて、どの周波数（周期）を採用するか。</w:t>
+      </w:r>
+    </w:p>
+    <w:p>
+      <w:pPr>
+        <w:pStyle w:val="Compact"/>
+        <w:numPr>
+          <w:ilvl w:val="0"/>
+          <w:numId w:val="1023"/>
+        </w:numPr>
+      </w:pPr>
+      <w:r>
+        <w:rPr>
+          <w:rFonts w:hint="eastAsia"/>
+        </w:rPr>
+        <w:t xml:space="preserve">各周波数で取る指標（振幅、位相など）。</w:t>
+      </w:r>
+    </w:p>
     <w:bookmarkEnd w:id="34"/>
-    <w:bookmarkStart w:id="38" w:name="本研究で扱う逆推定タスクの定義"/>
-    <w:p>
-      <w:pPr>
-        <w:pStyle w:val="2"/>
-      </w:pPr>
-      <w:r>
-        <w:rPr>
-          <w:rFonts w:hint="eastAsia"/>
-        </w:rPr>
-        <w:t xml:space="preserve">本研究で扱う逆推定タスクの定義</w:t>
-      </w:r>
-    </w:p>
-    <w:bookmarkStart w:id="35" w:name="入力空間周波数特徴量"/>
+    <w:bookmarkStart w:id="35" w:name="出力空間建物性能カテゴリ"/>
     <w:p>
       <w:pPr>
         <w:pStyle w:val="3"/>
@@ -3781,7 +3770,7 @@
         <w:rPr>
           <w:rFonts w:hint="eastAsia"/>
         </w:rPr>
-        <w:t xml:space="preserve">入力空間：周波数特徴量</w:t>
+        <w:t xml:space="preserve">出力空間：建物性能カテゴリ</w:t>
       </w:r>
     </w:p>
     <w:p>
@@ -3796,7 +3785,46 @@
         <w:rPr>
           <w:rFonts w:hint="eastAsia"/>
         </w:rPr>
-        <w:t xml:space="preserve">温度・湿度それぞれについて、どの周波数（周期）を採用するか。</w:t>
+        <w:t xml:space="preserve">壁構造：{RC単層,</w:t>
+      </w:r>
+      <w:r>
+        <w:t xml:space="preserve"> </w:t>
+      </w:r>
+      <w:r>
+        <w:rPr>
+          <w:rFonts w:hint="eastAsia"/>
+        </w:rPr>
+        <w:t xml:space="preserve">RC内断熱,</w:t>
+      </w:r>
+      <w:r>
+        <w:t xml:space="preserve"> </w:t>
+      </w:r>
+      <w:r>
+        <w:rPr>
+          <w:rFonts w:hint="eastAsia"/>
+        </w:rPr>
+        <w:t xml:space="preserve">RC外断熱,</w:t>
+      </w:r>
+      <w:r>
+        <w:t xml:space="preserve"> </w:t>
+      </w:r>
+      <w:r>
+        <w:rPr>
+          <w:rFonts w:hint="eastAsia"/>
+        </w:rPr>
+        <w:t xml:space="preserve">RC＋吸放湿内装,</w:t>
+      </w:r>
+      <w:r>
+        <w:t xml:space="preserve"> </w:t>
+      </w:r>
+      <w:r>
+        <w:rPr>
+          <w:rFonts w:hint="eastAsia"/>
+        </w:rPr>
+        <w:t xml:space="preserve">土壁}</w:t>
+      </w:r>
+      <w:r>
+        <w:t xml:space="preserve"> など。</w:t>
       </w:r>
     </w:p>
     <w:p>
@@ -3811,11 +3839,32 @@
         <w:rPr>
           <w:rFonts w:hint="eastAsia"/>
         </w:rPr>
-        <w:t xml:space="preserve">各周波数で取る指標（振幅、位相など）。</w:t>
+        <w:t xml:space="preserve">換気量：{n≒0,</w:t>
+      </w:r>
+      <w:r>
+        <w:t xml:space="preserve"> 0.3, 1, 3.6 [1/h]} のようなカテゴリ。</w:t>
+      </w:r>
+    </w:p>
+    <w:p>
+      <w:pPr>
+        <w:pStyle w:val="Compact"/>
+        <w:numPr>
+          <w:ilvl w:val="0"/>
+          <w:numId w:val="1024"/>
+        </w:numPr>
+      </w:pPr>
+      <w:r>
+        <w:t xml:space="preserve">これらを one-hot </w:t>
+      </w:r>
+      <w:r>
+        <w:rPr>
+          <w:rFonts w:hint="eastAsia"/>
+        </w:rPr>
+        <w:t xml:space="preserve">ラベルとして扱う想定。</w:t>
       </w:r>
     </w:p>
     <w:bookmarkEnd w:id="35"/>
-    <w:bookmarkStart w:id="36" w:name="出力空間建物性能カテゴリ"/>
+    <w:bookmarkStart w:id="36" w:name="データセットの構成"/>
     <w:p>
       <w:pPr>
         <w:pStyle w:val="3"/>
@@ -3824,7 +3873,7 @@
         <w:rPr>
           <w:rFonts w:hint="eastAsia"/>
         </w:rPr>
-        <w:t xml:space="preserve">出力空間：建物性能カテゴリ</w:t>
+        <w:t xml:space="preserve">データセットの構成</w:t>
       </w:r>
     </w:p>
     <w:p>
@@ -3839,46 +3888,16 @@
         <w:rPr>
           <w:rFonts w:hint="eastAsia"/>
         </w:rPr>
-        <w:t xml:space="preserve">壁構造：{RC単層,</w:t>
-      </w:r>
-      <w:r>
-        <w:t xml:space="preserve"> </w:t>
-      </w:r>
-      <w:r>
-        <w:rPr>
-          <w:rFonts w:hint="eastAsia"/>
-        </w:rPr>
-        <w:t xml:space="preserve">RC内断熱,</w:t>
-      </w:r>
-      <w:r>
-        <w:t xml:space="preserve"> </w:t>
-      </w:r>
-      <w:r>
-        <w:rPr>
-          <w:rFonts w:hint="eastAsia"/>
-        </w:rPr>
-        <w:t xml:space="preserve">RC外断熱,</w:t>
-      </w:r>
-      <w:r>
-        <w:t xml:space="preserve"> </w:t>
-      </w:r>
-      <w:r>
-        <w:rPr>
-          <w:rFonts w:hint="eastAsia"/>
-        </w:rPr>
-        <w:t xml:space="preserve">RC＋吸放湿内装,</w:t>
-      </w:r>
-      <w:r>
-        <w:t xml:space="preserve"> </w:t>
-      </w:r>
-      <w:r>
-        <w:rPr>
-          <w:rFonts w:hint="eastAsia"/>
-        </w:rPr>
-        <w:t xml:space="preserve">土壁}</w:t>
-      </w:r>
-      <w:r>
-        <w:t xml:space="preserve"> など。</w:t>
+        <w:t xml:space="preserve">1パターンの建物仕様につき、1年シミュレーション</w:t>
+      </w:r>
+      <w:r>
+        <w:t xml:space="preserve"> → </w:t>
+      </w:r>
+      <w:r>
+        <w:rPr>
+          <w:rFonts w:hint="eastAsia"/>
+        </w:rPr>
+        <w:t xml:space="preserve">1サンプル、あるいは季節ごとに切って複数サンプル扱いにするなどの案。</w:t>
       </w:r>
     </w:p>
     <w:p>
@@ -3893,32 +3912,24 @@
         <w:rPr>
           <w:rFonts w:hint="eastAsia"/>
         </w:rPr>
-        <w:t xml:space="preserve">換気量：{n≒0,</w:t>
-      </w:r>
-      <w:r>
-        <w:t xml:space="preserve"> 0.3, 1, 3.6 [1/h]} のようなカテゴリ。</w:t>
-      </w:r>
-    </w:p>
-    <w:p>
-      <w:pPr>
-        <w:pStyle w:val="Compact"/>
-        <w:numPr>
-          <w:ilvl w:val="0"/>
-          <w:numId w:val="1025"/>
-        </w:numPr>
-      </w:pPr>
-      <w:r>
-        <w:t xml:space="preserve">これらを one-hot </w:t>
-      </w:r>
-      <w:r>
-        <w:rPr>
-          <w:rFonts w:hint="eastAsia"/>
-        </w:rPr>
-        <w:t xml:space="preserve">ラベルとして扱う想定。</w:t>
+        <w:t xml:space="preserve">サンプル数のオーダー（例：壁構造×換気パターン×数ケース）。</w:t>
       </w:r>
     </w:p>
     <w:bookmarkEnd w:id="36"/>
-    <w:bookmarkStart w:id="37" w:name="データセットの構成"/>
+    <w:bookmarkEnd w:id="37"/>
+    <w:bookmarkStart w:id="42" w:name="モデル選定と評価指標"/>
+    <w:p>
+      <w:pPr>
+        <w:pStyle w:val="2"/>
+      </w:pPr>
+      <w:r>
+        <w:rPr>
+          <w:rFonts w:hint="eastAsia"/>
+        </w:rPr>
+        <w:t xml:space="preserve">モデル選定と評価指標</w:t>
+      </w:r>
+    </w:p>
+    <w:bookmarkStart w:id="38" w:name="採用する分類器"/>
     <w:p>
       <w:pPr>
         <w:pStyle w:val="3"/>
@@ -3927,7 +3938,7 @@
         <w:rPr>
           <w:rFonts w:hint="eastAsia"/>
         </w:rPr>
-        <w:t xml:space="preserve">データセットの構成</w:t>
+        <w:t xml:space="preserve">採用する分類器</w:t>
       </w:r>
     </w:p>
     <w:p>
@@ -3942,16 +3953,7 @@
         <w:rPr>
           <w:rFonts w:hint="eastAsia"/>
         </w:rPr>
-        <w:t xml:space="preserve">1パターンの建物仕様につき、1年シミュレーション</w:t>
-      </w:r>
-      <w:r>
-        <w:t xml:space="preserve"> → </w:t>
-      </w:r>
-      <w:r>
-        <w:rPr>
-          <w:rFonts w:hint="eastAsia"/>
-        </w:rPr>
-        <w:t xml:space="preserve">1サンプル、あるいは季節ごとに切って複数サンプル扱いにするなどの案。</w:t>
+        <w:t xml:space="preserve">ベースライン：ロジスティック回帰（線形判別の限界を見る）。</w:t>
       </w:r>
     </w:p>
     <w:p>
@@ -3966,33 +3968,58 @@
         <w:rPr>
           <w:rFonts w:hint="eastAsia"/>
         </w:rPr>
-        <w:t xml:space="preserve">サンプル数のオーダー（例：壁構造×換気パターン×数ケース）。</w:t>
-      </w:r>
-    </w:p>
-    <w:bookmarkEnd w:id="37"/>
+        <w:t xml:space="preserve">木系：ランダムフォレストまたは勾配ブースティング（非線形判別）。</w:t>
+      </w:r>
+    </w:p>
+    <w:p>
+      <w:pPr>
+        <w:pStyle w:val="Compact"/>
+        <w:numPr>
+          <w:ilvl w:val="0"/>
+          <w:numId w:val="1026"/>
+        </w:numPr>
+      </w:pPr>
+      <w:r>
+        <w:rPr>
+          <w:rFonts w:hint="eastAsia"/>
+        </w:rPr>
+        <w:t xml:space="preserve">必要であれば小規模な全結合NNも候補に。</w:t>
+      </w:r>
+    </w:p>
     <w:bookmarkEnd w:id="38"/>
-    <w:bookmarkStart w:id="43" w:name="モデル選定と評価指標"/>
-    <w:p>
-      <w:pPr>
-        <w:pStyle w:val="2"/>
-      </w:pPr>
-      <w:r>
-        <w:rPr>
-          <w:rFonts w:hint="eastAsia"/>
-        </w:rPr>
-        <w:t xml:space="preserve">モデル選定と評価指標</w:t>
-      </w:r>
-    </w:p>
-    <w:bookmarkStart w:id="39" w:name="採用する分類器"/>
+    <w:bookmarkStart w:id="39" w:name="ハイパーパラメータ"/>
     <w:p>
       <w:pPr>
         <w:pStyle w:val="3"/>
       </w:pPr>
       <w:r>
-        <w:rPr>
-          <w:rFonts w:hint="eastAsia"/>
-        </w:rPr>
-        <w:t xml:space="preserve">採用する分類器</w:t>
+        <w:t xml:space="preserve">ハイパーパラメータ</w:t>
+      </w:r>
+    </w:p>
+    <w:bookmarkEnd w:id="39"/>
+    <w:bookmarkStart w:id="40" w:name="探索範囲"/>
+    <w:p>
+      <w:pPr>
+        <w:pStyle w:val="3"/>
+      </w:pPr>
+      <w:r>
+        <w:rPr>
+          <w:rFonts w:hint="eastAsia"/>
+        </w:rPr>
+        <w:t xml:space="preserve">探索範囲</w:t>
+      </w:r>
+    </w:p>
+    <w:bookmarkEnd w:id="40"/>
+    <w:bookmarkStart w:id="41" w:name="評価指標"/>
+    <w:p>
+      <w:pPr>
+        <w:pStyle w:val="3"/>
+      </w:pPr>
+      <w:r>
+        <w:rPr>
+          <w:rFonts w:hint="eastAsia"/>
+        </w:rPr>
+        <w:t xml:space="preserve">評価指標</w:t>
       </w:r>
     </w:p>
     <w:p>
@@ -4007,7 +4034,7 @@
         <w:rPr>
           <w:rFonts w:hint="eastAsia"/>
         </w:rPr>
-        <w:t xml:space="preserve">ベースライン：ロジスティック回帰（線形判別の限界を見る）。</w:t>
+        <w:t xml:space="preserve">全体精度</w:t>
       </w:r>
     </w:p>
     <w:p>
@@ -4022,7 +4049,7 @@
         <w:rPr>
           <w:rFonts w:hint="eastAsia"/>
         </w:rPr>
-        <w:t xml:space="preserve">木系：ランダムフォレストまたは勾配ブースティング（非線形判別）。</w:t>
+        <w:t xml:space="preserve">クラスごとの再現率・適合率</w:t>
       </w:r>
     </w:p>
     <w:p>
@@ -4037,106 +4064,80 @@
         <w:rPr>
           <w:rFonts w:hint="eastAsia"/>
         </w:rPr>
-        <w:t xml:space="preserve">必要であれば小規模な全結合NNも候補に。</w:t>
-      </w:r>
-    </w:p>
-    <w:bookmarkEnd w:id="39"/>
-    <w:bookmarkStart w:id="40" w:name="ハイパーパラメータ"/>
-    <w:p>
-      <w:pPr>
-        <w:pStyle w:val="3"/>
-      </w:pPr>
-      <w:r>
-        <w:t xml:space="preserve">ハイパーパラメータ</w:t>
-      </w:r>
-    </w:p>
-    <w:bookmarkEnd w:id="40"/>
-    <w:bookmarkStart w:id="41" w:name="探索範囲"/>
-    <w:p>
-      <w:pPr>
-        <w:pStyle w:val="3"/>
-      </w:pPr>
-      <w:r>
-        <w:rPr>
-          <w:rFonts w:hint="eastAsia"/>
-        </w:rPr>
-        <w:t xml:space="preserve">探索範囲</w:t>
+        <w:t xml:space="preserve">混同行列を用いた「どのクラスを取り違えたか」の可視化</w:t>
       </w:r>
     </w:p>
     <w:bookmarkEnd w:id="41"/>
-    <w:bookmarkStart w:id="42" w:name="評価指標"/>
-    <w:p>
-      <w:pPr>
-        <w:pStyle w:val="3"/>
-      </w:pPr>
-      <w:r>
-        <w:rPr>
-          <w:rFonts w:hint="eastAsia"/>
-        </w:rPr>
-        <w:t xml:space="preserve">評価指標</w:t>
-      </w:r>
-    </w:p>
-    <w:p>
-      <w:pPr>
-        <w:pStyle w:val="Compact"/>
-        <w:numPr>
-          <w:ilvl w:val="0"/>
-          <w:numId w:val="1028"/>
-        </w:numPr>
-      </w:pPr>
-      <w:r>
-        <w:rPr>
-          <w:rFonts w:hint="eastAsia"/>
-        </w:rPr>
-        <w:t xml:space="preserve">全体精度</w:t>
-      </w:r>
-    </w:p>
-    <w:p>
-      <w:pPr>
-        <w:pStyle w:val="Compact"/>
-        <w:numPr>
-          <w:ilvl w:val="0"/>
-          <w:numId w:val="1028"/>
-        </w:numPr>
-      </w:pPr>
-      <w:r>
-        <w:rPr>
-          <w:rFonts w:hint="eastAsia"/>
-        </w:rPr>
-        <w:t xml:space="preserve">クラスごとの再現率・適合率</w:t>
-      </w:r>
-    </w:p>
-    <w:p>
-      <w:pPr>
-        <w:pStyle w:val="Compact"/>
-        <w:numPr>
-          <w:ilvl w:val="0"/>
-          <w:numId w:val="1028"/>
-        </w:numPr>
-      </w:pPr>
-      <w:r>
-        <w:rPr>
-          <w:rFonts w:hint="eastAsia"/>
-        </w:rPr>
-        <w:t xml:space="preserve">混同行列を用いた「どのクラスを取り違えたか」の可視化</w:t>
-      </w:r>
-    </w:p>
     <w:bookmarkEnd w:id="42"/>
     <w:bookmarkEnd w:id="43"/>
+    <w:bookmarkStart w:id="62" w:name="周波数領域における建物応答の理論的背景"/>
+    <w:p>
+      <w:pPr>
+        <w:pStyle w:val="1"/>
+      </w:pPr>
+      <w:r>
+        <w:rPr>
+          <w:rFonts w:hint="eastAsia"/>
+        </w:rPr>
+        <w:t xml:space="preserve">周波数領域における建物応答の理論的背景</w:t>
+      </w:r>
+    </w:p>
+    <w:bookmarkStart w:id="44" w:name="本章の概要-1"/>
+    <w:p>
+      <w:pPr>
+        <w:pStyle w:val="2"/>
+      </w:pPr>
+      <w:r>
+        <w:rPr>
+          <w:rFonts w:hint="eastAsia"/>
+        </w:rPr>
+        <w:t xml:space="preserve">本章の概要</w:t>
+      </w:r>
+    </w:p>
+    <w:p>
+      <w:pPr>
+        <w:pStyle w:val="FirstParagraph"/>
+      </w:pPr>
+      <w:r>
+        <w:t xml:space="preserve">　</w:t>
+      </w:r>
+      <w:r>
+        <w:rPr>
+          <w:rFonts w:hint="eastAsia"/>
+        </w:rPr>
+        <w:t xml:space="preserve">本章では、室内温湿度の周波数応答を理解するための理論的背景を整理する。本研究では、室内温湿度の時系列データをFFT解析によって周波数領域に変換し、その特徴量から建物性能を逆推定することを目指している。この手法の妥当性を理解するためには、なぜ周波数領域の特徴量に建物性能の情報が埋め込まれるのかを、物理的な観点から明らかにしておく必要がある。</w:t>
+      </w:r>
+    </w:p>
+    <w:p>
+      <w:pPr>
+        <w:pStyle w:val="BodyText"/>
+      </w:pPr>
+      <w:r>
+        <w:t xml:space="preserve">　</w:t>
+      </w:r>
+      <w:r>
+        <w:rPr>
+          <w:rFonts w:hint="eastAsia"/>
+        </w:rPr>
+        <w:t xml:space="preserve">建築環境工学において、室内温湿度の変動は、外気温湿度の周期的な変動（日周期・年周期など）に対する建物の応答として捉えることができる。この応答特性は、壁体の蓄熱性・断熱性・吸放湿性、室の容積、換気量といった建物性能パラメータによって決まる。したがって、周波数領域における応答特性（振幅減衰率や位相遅れ）を調べることで、これらの建物性能に関する情報を抽出できる可能性がある。</w:t>
+      </w:r>
+    </w:p>
+    <w:p>
+      <w:pPr>
+        <w:pStyle w:val="BodyText"/>
+      </w:pPr>
+      <w:r>
+        <w:t xml:space="preserve">　</w:t>
+      </w:r>
+      <w:r>
+        <w:rPr>
+          <w:rFonts w:hint="eastAsia"/>
+        </w:rPr>
+        <w:t xml:space="preserve">本章では、まず3.2節で多孔質材料中の熱・水分同時移動の基礎方程式を概説する。続く3.3節では、室の熱・水分収支式と重み関数の概念を導入する。3.4節ではフーリエ変換を用いて時間領域の畳み込み積分を周波数領域の代数式に変換する手法を説明する。3.5節では鉾井らによる吸放湿材を有する室の湿度応答式を紹介し、最後に3.6節で本研究における周波数特徴量の意味づけを行う。</w:t>
+      </w:r>
+    </w:p>
     <w:bookmarkEnd w:id="44"/>
-    <w:bookmarkStart w:id="63" w:name="周波数領域における建物応答の理論的背景"/>
-    <w:p>
-      <w:pPr>
-        <w:pStyle w:val="1"/>
-      </w:pPr>
-      <w:r>
-        <w:rPr>
-          <w:rFonts w:hint="eastAsia"/>
-        </w:rPr>
-        <w:t xml:space="preserve">周波数領域における建物応答の理論的背景</w:t>
-      </w:r>
-    </w:p>
-    <w:bookmarkStart w:id="45" w:name="本章の概要-1"/>
+    <w:bookmarkStart w:id="48" w:name="多孔質材料中の熱水分同時移動"/>
     <w:p>
       <w:pPr>
         <w:pStyle w:val="2"/>
@@ -4145,7 +4146,7 @@
         <w:rPr>
           <w:rFonts w:hint="eastAsia"/>
         </w:rPr>
-        <w:t xml:space="preserve">本章の概要</w:t>
+        <w:t xml:space="preserve">多孔質材料中の熱・水分同時移動</w:t>
       </w:r>
     </w:p>
     <w:p>
@@ -4159,65 +4160,10 @@
         <w:rPr>
           <w:rFonts w:hint="eastAsia"/>
         </w:rPr>
-        <w:t xml:space="preserve">本章では、室内温湿度の周波数応答を理解するための理論的背景を整理する。本研究では、室内温湿度の時系列データをFFT解析によって周波数領域に変換し、その特徴量から建物性能を逆推定することを目指している。この手法の妥当性を理解するためには、なぜ周波数領域の特徴量に建物性能の情報が埋め込まれるのかを、物理的な観点から明らかにしておく必要がある。</w:t>
-      </w:r>
-    </w:p>
-    <w:p>
-      <w:pPr>
-        <w:pStyle w:val="BodyText"/>
-      </w:pPr>
-      <w:r>
-        <w:t xml:space="preserve">　</w:t>
-      </w:r>
-      <w:r>
-        <w:rPr>
-          <w:rFonts w:hint="eastAsia"/>
-        </w:rPr>
-        <w:t xml:space="preserve">建築環境工学において、室内温湿度の変動は、外気温湿度の周期的な変動（日周期・年周期など）に対する建物の応答として捉えることができる。この応答特性は、壁体の蓄熱性・断熱性・吸放湿性、室の容積、換気量といった建物性能パラメータによって決まる。したがって、周波数領域における応答特性（振幅減衰率や位相遅れ）を調べることで、これらの建物性能に関する情報を抽出できる可能性がある。</w:t>
-      </w:r>
-    </w:p>
-    <w:p>
-      <w:pPr>
-        <w:pStyle w:val="BodyText"/>
-      </w:pPr>
-      <w:r>
-        <w:t xml:space="preserve">　</w:t>
-      </w:r>
-      <w:r>
-        <w:rPr>
-          <w:rFonts w:hint="eastAsia"/>
-        </w:rPr>
-        <w:t xml:space="preserve">本章では、まず3.2節で多孔質材料中の熱・水分同時移動の基礎方程式を概説する。続く3.3節では、室の熱・水分収支式と重み関数の概念を導入する。3.4節ではフーリエ変換を用いて時間領域の畳み込み積分を周波数領域の代数式に変換する手法を説明する。3.5節では鉾井らによる吸放湿材を有する室の湿度応答式を紹介し、最後に3.6節で本研究における周波数特徴量の意味づけを行う。</w:t>
-      </w:r>
-    </w:p>
-    <w:bookmarkEnd w:id="45"/>
-    <w:bookmarkStart w:id="49" w:name="多孔質材料中の熱水分同時移動"/>
-    <w:p>
-      <w:pPr>
-        <w:pStyle w:val="2"/>
-      </w:pPr>
-      <w:r>
-        <w:rPr>
-          <w:rFonts w:hint="eastAsia"/>
-        </w:rPr>
-        <w:t xml:space="preserve">多孔質材料中の熱・水分同時移動</w:t>
-      </w:r>
-    </w:p>
-    <w:p>
-      <w:pPr>
-        <w:pStyle w:val="FirstParagraph"/>
-      </w:pPr>
-      <w:r>
-        <w:t xml:space="preserve">　</w:t>
-      </w:r>
-      <w:r>
-        <w:rPr>
-          <w:rFonts w:hint="eastAsia"/>
-        </w:rPr>
         <w:t xml:space="preserve">建築材料の多くは多孔質材料であり、材料内部には空気を含んだ空隙が存在する。このような多孔質材料中では、熱と水分が相互に影響しながら移動する。本節では、熱水分同時移動の基礎となる概念と方程式を概説する。</w:t>
       </w:r>
     </w:p>
-    <w:bookmarkStart w:id="46" w:name="水分状態量と平衡含水率"/>
+    <w:bookmarkStart w:id="45" w:name="水分状態量と平衡含水率"/>
     <w:p>
       <w:pPr>
         <w:pStyle w:val="3"/>
@@ -4600,8 +4546,8 @@
         <w:t xml:space="preserve">と表すことができる。</w:t>
       </w:r>
     </w:p>
-    <w:bookmarkEnd w:id="46"/>
-    <w:bookmarkStart w:id="47" w:name="水分化学ポテンシャルと駆動力"/>
+    <w:bookmarkEnd w:id="45"/>
+    <w:bookmarkStart w:id="46" w:name="水分化学ポテンシャルと駆動力"/>
     <w:p>
       <w:pPr>
         <w:pStyle w:val="3"/>
@@ -4936,7 +4882,7 @@
         <w:pStyle w:val="Compact"/>
         <w:numPr>
           <w:ilvl w:val="0"/>
-          <w:numId w:val="1029"/>
+          <w:numId w:val="1028"/>
         </w:numPr>
       </w:pPr>
       <w:r>
@@ -4985,7 +4931,7 @@
         <w:pStyle w:val="Compact"/>
         <w:numPr>
           <w:ilvl w:val="0"/>
-          <w:numId w:val="1029"/>
+          <w:numId w:val="1028"/>
         </w:numPr>
       </w:pPr>
       <w:r>
@@ -5034,8 +4980,8 @@
         <w:t xml:space="preserve">を水分状態量として用いる。</w:t>
       </w:r>
     </w:p>
-    <w:bookmarkEnd w:id="47"/>
-    <w:bookmarkStart w:id="48" w:name="熱水分フラックスと同時移動方程式"/>
+    <w:bookmarkEnd w:id="46"/>
+    <w:bookmarkStart w:id="47" w:name="熱水分フラックスと同時移動方程式"/>
     <w:p>
       <w:pPr>
         <w:pStyle w:val="3"/>
@@ -6445,9 +6391,9 @@
         <w:t xml:space="preserve">式(3-7)と式(3-8)は連立偏微分方程式であり、温度と絶対湿度が互いに影響し合うことを示している。これが「熱水分同時移動」と呼ばれる所以である。</w:t>
       </w:r>
     </w:p>
+    <w:bookmarkEnd w:id="47"/>
     <w:bookmarkEnd w:id="48"/>
-    <w:bookmarkEnd w:id="49"/>
-    <w:bookmarkStart w:id="53" w:name="室の熱水分収支と重み関数"/>
+    <w:bookmarkStart w:id="52" w:name="室の熱水分収支と重み関数"/>
     <w:p>
       <w:pPr>
         <w:pStyle w:val="2"/>
@@ -6473,7 +6419,7 @@
         <w:t xml:space="preserve">前節では壁体内部の熱水分移動を支配する方程式を示した。本節では、室空間の熱・水分収支式を導出し、壁体との相互作用を重み関数を用いて表現する方法を説明する。</w:t>
       </w:r>
     </w:p>
-    <w:bookmarkStart w:id="50" w:name="室の熱収支式と重ね合わせの原理"/>
+    <w:bookmarkStart w:id="49" w:name="室の熱収支式と重ね合わせの原理"/>
     <w:p>
       <w:pPr>
         <w:pStyle w:val="3"/>
@@ -7414,8 +7360,8 @@
         <w:t xml:space="preserve">は、過去の温度履歴に依存して決まるという点である。壁体は熱容量を持つため、現在の表面温度は過去の外気温度や室温の履歴の影響を受ける。この履歴依存性は、線形システムでは「重ね合わせの原理」により畳み込み積分として表現できる。</w:t>
       </w:r>
     </w:p>
-    <w:bookmarkEnd w:id="50"/>
-    <w:bookmarkStart w:id="51" w:name="室内湿度の収支式と壁の湿気応答"/>
+    <w:bookmarkEnd w:id="49"/>
+    <w:bookmarkStart w:id="50" w:name="室内湿度の収支式と壁の湿気応答"/>
     <w:p>
       <w:pPr>
         <w:pStyle w:val="3"/>
@@ -7897,8 +7843,8 @@
         <w:t xml:space="preserve">吸放湿性を有する壁体では、室内湿度が上昇すると壁体が水分を吸収し、湿度が低下すると水分を放出する。この吸放湿作用は、室内湿度の変動を緩和する「調湿効果」として現れる。調湿効果の大きさは、壁体材料の吸放湿性能、表面積、室容積、換気量などに依存する。</w:t>
       </w:r>
     </w:p>
-    <w:bookmarkEnd w:id="51"/>
-    <w:bookmarkStart w:id="52" w:name="重み関数の物理的意味"/>
+    <w:bookmarkEnd w:id="50"/>
+    <w:bookmarkStart w:id="51" w:name="重み関数の物理的意味"/>
     <w:p>
       <w:pPr>
         <w:pStyle w:val="3"/>
@@ -9039,9 +8985,9 @@
         <w:t xml:space="preserve">と表される。この重み関数表現により、壁体の蓄湿効果や温度依存性を含んだ形で、室の水分収支を記述できる。</w:t>
       </w:r>
     </w:p>
+    <w:bookmarkEnd w:id="51"/>
     <w:bookmarkEnd w:id="52"/>
-    <w:bookmarkEnd w:id="53"/>
-    <w:bookmarkStart w:id="57" w:name="フーリエ変換と伝達関数"/>
+    <w:bookmarkStart w:id="56" w:name="フーリエ変換と伝達関数"/>
     <w:p>
       <w:pPr>
         <w:pStyle w:val="2"/>
@@ -9067,7 +9013,7 @@
         <w:t xml:space="preserve">前節では、重み関数を用いて時間領域で室の熱・水分収支を表現した。本節では、フーリエ変換を用いてこれを周波数領域に変換し、代数方程式として扱う方法を説明する。</w:t>
       </w:r>
     </w:p>
-    <w:bookmarkStart w:id="54" w:name="畳み込み積分のフーリエ変換"/>
+    <w:bookmarkStart w:id="53" w:name="畳み込み積分のフーリエ変換"/>
     <w:p>
       <w:pPr>
         <w:pStyle w:val="3"/>
@@ -9605,7 +9551,7 @@
         <w:pStyle w:val="Compact"/>
         <w:numPr>
           <w:ilvl w:val="0"/>
-          <w:numId w:val="1030"/>
+          <w:numId w:val="1029"/>
         </w:numPr>
       </w:pPr>
       <w:r>
@@ -9649,7 +9595,7 @@
         <w:pStyle w:val="Compact"/>
         <w:numPr>
           <w:ilvl w:val="0"/>
-          <w:numId w:val="1030"/>
+          <w:numId w:val="1029"/>
         </w:numPr>
       </w:pPr>
       <w:r>
@@ -9679,8 +9625,8 @@
         <w:t xml:space="preserve">に変換される。これにより、時間領域の微積分方程式が、周波数領域では代数方程式として扱えるようになる。</w:t>
       </w:r>
     </w:p>
-    <w:bookmarkEnd w:id="54"/>
-    <w:bookmarkStart w:id="55" w:name="室の簡易モデルに対する伝達関数"/>
+    <w:bookmarkEnd w:id="53"/>
+    <w:bookmarkStart w:id="54" w:name="室の簡易モデルに対する伝達関数"/>
     <w:p>
       <w:pPr>
         <w:pStyle w:val="3"/>
@@ -10349,8 +10295,8 @@
         <w:t xml:space="preserve">ごとに、外気湿度変動に対する室内湿度の応答（振幅と位相）を与える。</w:t>
       </w:r>
     </w:p>
-    <w:bookmarkEnd w:id="55"/>
-    <w:bookmarkStart w:id="56" w:name="重み関数表現の周波数領域への写像"/>
+    <w:bookmarkEnd w:id="54"/>
+    <w:bookmarkStart w:id="55" w:name="重み関数表現の周波数領域への写像"/>
     <w:p>
       <w:pPr>
         <w:pStyle w:val="3"/>
@@ -11120,9 +11066,9 @@
         <w:t xml:space="preserve">と表される。</w:t>
       </w:r>
     </w:p>
+    <w:bookmarkEnd w:id="55"/>
     <w:bookmarkEnd w:id="56"/>
-    <w:bookmarkEnd w:id="57"/>
-    <w:bookmarkStart w:id="61" w:name="鉾井による吸放湿材を有する室の湿度応答"/>
+    <w:bookmarkStart w:id="60" w:name="鉾井による吸放湿材を有する室の湿度応答"/>
     <w:p>
       <w:pPr>
         <w:pStyle w:val="2"/>
@@ -11148,7 +11094,7 @@
         <w:t xml:space="preserve">前節までの理論を体系的に整理し、吸放湿材を有する室の湿度応答を周波数領域で評価する研究は、鉾井らによって進められてきた[1][2]。本節では、その導出の概要と最終的な式を紹介する。</w:t>
       </w:r>
     </w:p>
-    <w:bookmarkStart w:id="58" w:name="導出フローの概要"/>
+    <w:bookmarkStart w:id="57" w:name="導出フローの概要"/>
     <w:p>
       <w:pPr>
         <w:pStyle w:val="3"/>
@@ -11178,7 +11124,7 @@
       <w:pPr>
         <w:numPr>
           <w:ilvl w:val="0"/>
-          <w:numId w:val="1031"/>
+          <w:numId w:val="1030"/>
         </w:numPr>
       </w:pPr>
       <w:r>
@@ -11209,7 +11155,7 @@
       <w:pPr>
         <w:numPr>
           <w:ilvl w:val="0"/>
-          <w:numId w:val="1031"/>
+          <w:numId w:val="1030"/>
         </w:numPr>
       </w:pPr>
       <w:r>
@@ -11240,7 +11186,7 @@
       <w:pPr>
         <w:numPr>
           <w:ilvl w:val="0"/>
-          <w:numId w:val="1031"/>
+          <w:numId w:val="1030"/>
         </w:numPr>
       </w:pPr>
       <w:r>
@@ -11262,7 +11208,7 @@
       <w:pPr>
         <w:numPr>
           <w:ilvl w:val="0"/>
-          <w:numId w:val="1031"/>
+          <w:numId w:val="1030"/>
         </w:numPr>
       </w:pPr>
       <w:r>
@@ -11284,7 +11230,7 @@
       <w:pPr>
         <w:numPr>
           <w:ilvl w:val="0"/>
-          <w:numId w:val="1031"/>
+          <w:numId w:val="1030"/>
         </w:numPr>
       </w:pPr>
       <w:r>
@@ -11302,8 +11248,8 @@
         <w:t xml:space="preserve">：熱と水分のカップリングを無視するなどの近似を適用し、実用的な式を導出する。</w:t>
       </w:r>
     </w:p>
-    <w:bookmarkEnd w:id="58"/>
-    <w:bookmarkStart w:id="59" w:name="室内湿度伝達関数の近似式"/>
+    <w:bookmarkEnd w:id="57"/>
+    <w:bookmarkStart w:id="58" w:name="室内湿度伝達関数の近似式"/>
     <w:p>
       <w:pPr>
         <w:pStyle w:val="3"/>
@@ -12627,8 +12573,8 @@
         <w:t xml:space="preserve">は表面湿気抵抗である。</w:t>
       </w:r>
     </w:p>
-    <w:bookmarkEnd w:id="59"/>
-    <w:bookmarkStart w:id="60" w:name="周波数特性とパラメータ依存性"/>
+    <w:bookmarkEnd w:id="58"/>
+    <w:bookmarkStart w:id="59" w:name="周波数特性とパラメータ依存性"/>
     <w:p>
       <w:pPr>
         <w:pStyle w:val="3"/>
@@ -13264,7 +13210,7 @@
         <w:pStyle w:val="Compact"/>
         <w:numPr>
           <w:ilvl w:val="0"/>
-          <w:numId w:val="1032"/>
+          <w:numId w:val="1031"/>
         </w:numPr>
       </w:pPr>
       <w:r>
@@ -13293,7 +13239,7 @@
         <w:pStyle w:val="Compact"/>
         <w:numPr>
           <w:ilvl w:val="0"/>
-          <w:numId w:val="1032"/>
+          <w:numId w:val="1031"/>
         </w:numPr>
       </w:pPr>
       <w:r>
@@ -13331,9 +13277,9 @@
         <w:t xml:space="preserve">このように、周波数ごとに壁体の応答特性が異なるため、複数の周波数成分を調べることで、建物性能に関するより多くの情報を得ることができる。</w:t>
       </w:r>
     </w:p>
+    <w:bookmarkEnd w:id="59"/>
     <w:bookmarkEnd w:id="60"/>
-    <w:bookmarkEnd w:id="61"/>
-    <w:bookmarkStart w:id="62" w:name="本研究における周波数特徴量の意味づけ"/>
+    <w:bookmarkStart w:id="61" w:name="本研究における周波数特徴量の意味づけ"/>
     <w:p>
       <w:pPr>
         <w:pStyle w:val="2"/>
@@ -13535,7 +13481,7 @@
         <w:pStyle w:val="Compact"/>
         <w:numPr>
           <w:ilvl w:val="0"/>
-          <w:numId w:val="1033"/>
+          <w:numId w:val="1032"/>
         </w:numPr>
       </w:pPr>
       <w:r>
@@ -13551,6 +13497,102 @@
           <w:rFonts w:hint="eastAsia"/>
         </w:rPr>
         <w:t xml:space="preserve">：各周波数成分（日周期、半日周期、週周期、月周期、年周期など）における室内温湿度の振幅</w:t>
+      </w:r>
+    </w:p>
+    <w:p>
+      <w:pPr>
+        <w:pStyle w:val="Compact"/>
+        <w:numPr>
+          <w:ilvl w:val="0"/>
+          <w:numId w:val="1032"/>
+        </w:numPr>
+      </w:pPr>
+      <w:r>
+        <w:rPr>
+          <w:rFonts w:hint="eastAsia"/>
+          <w:b/>
+          <w:bCs/>
+        </w:rPr>
+        <w:t xml:space="preserve">位相</w:t>
+      </w:r>
+      <w:r>
+        <w:rPr>
+          <w:rFonts w:hint="eastAsia"/>
+        </w:rPr>
+        <w:t xml:space="preserve">：各周波数成分における位相角</w:t>
+      </w:r>
+    </w:p>
+    <w:p>
+      <w:pPr>
+        <w:pStyle w:val="Compact"/>
+        <w:numPr>
+          <w:ilvl w:val="0"/>
+          <w:numId w:val="1032"/>
+        </w:numPr>
+      </w:pPr>
+      <w:r>
+        <w:rPr>
+          <w:rFonts w:hint="eastAsia"/>
+          <w:b/>
+          <w:bCs/>
+        </w:rPr>
+        <w:t xml:space="preserve">振幅比</w:t>
+      </w:r>
+      <w:r>
+        <w:rPr>
+          <w:rFonts w:hint="eastAsia"/>
+        </w:rPr>
+        <w:t xml:space="preserve">：外気と室内の振幅の比（振幅減衰率に相当）</w:t>
+      </w:r>
+    </w:p>
+    <w:p>
+      <w:pPr>
+        <w:pStyle w:val="Compact"/>
+        <w:numPr>
+          <w:ilvl w:val="0"/>
+          <w:numId w:val="1032"/>
+        </w:numPr>
+      </w:pPr>
+      <w:r>
+        <w:rPr>
+          <w:rFonts w:hint="eastAsia"/>
+          <w:b/>
+          <w:bCs/>
+        </w:rPr>
+        <w:t xml:space="preserve">位相差</w:t>
+      </w:r>
+      <w:r>
+        <w:rPr>
+          <w:rFonts w:hint="eastAsia"/>
+        </w:rPr>
+        <w:t xml:space="preserve">：外気と室内の位相の差（位相遅れに相当）</w:t>
+      </w:r>
+    </w:p>
+    <w:p>
+      <w:pPr>
+        <w:pStyle w:val="FirstParagraph"/>
+      </w:pPr>
+      <w:r>
+        <w:rPr>
+          <w:rFonts w:hint="eastAsia"/>
+          <w:b/>
+          <w:bCs/>
+        </w:rPr>
+        <w:t xml:space="preserve">理論と機械学習の役割分担</w:t>
+      </w:r>
+    </w:p>
+    <w:p>
+      <w:pPr>
+        <w:pStyle w:val="BodyText"/>
+      </w:pPr>
+      <w:r>
+        <w:t xml:space="preserve">　</w:t>
+      </w:r>
+      <w:r>
+        <w:rPr>
+          <w:rFonts w:hint="eastAsia"/>
+        </w:rPr>
+        <w:t xml:space="preserve">本章で示した理論は、「なぜ周波数特徴量に建物性能の情報が含まれるのか」を説明するものである。しかし、式(3-24)のような解析式から直接建物性能を逆算することは、実際には困難である。これは以下の理由による。</w:t>
       </w:r>
     </w:p>
     <w:p>
@@ -13564,16 +13606,8 @@
       <w:r>
         <w:rPr>
           <w:rFonts w:hint="eastAsia"/>
-          <w:b/>
-          <w:bCs/>
-        </w:rPr>
-        <w:t xml:space="preserve">位相</w:t>
-      </w:r>
-      <w:r>
-        <w:rPr>
-          <w:rFonts w:hint="eastAsia"/>
-        </w:rPr>
-        <w:t xml:space="preserve">：各周波数成分における位相角</w:t>
+        </w:rPr>
+        <w:t xml:space="preserve">実際の建物では多層壁や複数の壁体が存在し、単純な半無限体モデルでは表現できない</w:t>
       </w:r>
     </w:p>
     <w:p>
@@ -13587,16 +13621,8 @@
       <w:r>
         <w:rPr>
           <w:rFonts w:hint="eastAsia"/>
-          <w:b/>
-          <w:bCs/>
-        </w:rPr>
-        <w:t xml:space="preserve">振幅比</w:t>
-      </w:r>
-      <w:r>
-        <w:rPr>
-          <w:rFonts w:hint="eastAsia"/>
-        </w:rPr>
-        <w:t xml:space="preserve">：外気と室内の振幅の比（振幅減衰率に相当）</w:t>
+        </w:rPr>
+        <w:t xml:space="preserve">熱と水分のカップリングを無視した近似式であり、厳密解ではない</w:t>
       </w:r>
     </w:p>
     <w:p>
@@ -13610,16 +13636,143 @@
       <w:r>
         <w:rPr>
           <w:rFonts w:hint="eastAsia"/>
+        </w:rPr>
+        <w:t xml:space="preserve">室内発熱・発湿、日射、開口部の影響など、モデルに含まれていない要因が存在する</w:t>
+      </w:r>
+    </w:p>
+    <w:p>
+      <w:pPr>
+        <w:pStyle w:val="FirstParagraph"/>
+      </w:pPr>
+      <w:r>
+        <w:t xml:space="preserve">　</w:t>
+      </w:r>
+      <w:r>
+        <w:rPr>
+          <w:rFonts w:hint="eastAsia"/>
+        </w:rPr>
+        <w:t xml:space="preserve">そこで本研究では、理論に基づいて設計した周波数特徴量を入力とし、機械学習によって建物性能カテゴリへの写像を学習するというアプローチを採用する。このとき、機械学習モデルは「理論式では捉えきれない複雑な関係」を補完する役割を担う。</w:t>
+      </w:r>
+    </w:p>
+    <w:p>
+      <w:pPr>
+        <w:pStyle w:val="BodyText"/>
+      </w:pPr>
+      <w:r>
+        <w:t xml:space="preserve">　</w:t>
+      </w:r>
+      <w:r>
+        <w:rPr>
+          <w:rFonts w:hint="eastAsia"/>
+        </w:rPr>
+        <w:t xml:space="preserve">ただし、機械学習に全てを任せるのではなく、特徴量の設計段階で理論的な知見を活用することで、学習に必要なデータ量を削減し、結果の解釈可能性を高めることを目指す。これが、第2章で述べた「物理モデルと機械学習の役割分担」の具体的な内容である。</w:t>
+      </w:r>
+    </w:p>
+    <w:p>
+      <w:r>
+        <w:pict>
+          <v:rect style="width:0;height:1.5pt" o:hralign="center" o:hrstd="t" o:hr="t"/>
+        </w:pict>
+      </w:r>
+    </w:p>
+    <w:p>
+      <w:pPr>
+        <w:pStyle w:val="FirstParagraph"/>
+      </w:pPr>
+      <w:r>
+        <w:rPr>
+          <w:rFonts w:hint="eastAsia"/>
           <w:b/>
           <w:bCs/>
         </w:rPr>
-        <w:t xml:space="preserve">位相差</w:t>
-      </w:r>
-      <w:r>
-        <w:rPr>
-          <w:rFonts w:hint="eastAsia"/>
-        </w:rPr>
-        <w:t xml:space="preserve">：外気と室内の位相の差（位相遅れに相当）</w:t>
+        <w:t xml:space="preserve">参考文献</w:t>
+      </w:r>
+    </w:p>
+    <w:p>
+      <w:pPr>
+        <w:pStyle w:val="BodyText"/>
+      </w:pPr>
+      <w:r>
+        <w:t xml:space="preserve">[1] </w:t>
+      </w:r>
+      <w:r>
+        <w:rPr>
+          <w:rFonts w:hint="eastAsia"/>
+        </w:rPr>
+        <w:t xml:space="preserve">鉾井修一：吸放湿材の評価法</w:t>
+      </w:r>
+      <w:r>
+        <w:t xml:space="preserve"> - </w:t>
+      </w:r>
+      <w:r>
+        <w:rPr>
+          <w:rFonts w:hint="eastAsia"/>
+        </w:rPr>
+        <w:t xml:space="preserve">外乱の変動と吸放湿特性</w:t>
+      </w:r>
+      <w:r>
+        <w:t xml:space="preserve"> </w:t>
+      </w:r>
+      <w:r>
+        <w:rPr>
+          <w:rFonts w:hint="eastAsia"/>
+        </w:rPr>
+        <w:t xml:space="preserve">-，日本建築学会第26回熱シンポジウム，pp.63-72，1996</w:t>
+      </w:r>
+    </w:p>
+    <w:p>
+      <w:pPr>
+        <w:pStyle w:val="BodyText"/>
+      </w:pPr>
+      <w:r>
+        <w:t xml:space="preserve">[2] </w:t>
+      </w:r>
+      <w:r>
+        <w:rPr>
+          <w:rFonts w:hint="eastAsia"/>
+        </w:rPr>
+        <w:t xml:space="preserve">小椋大輔，松下敬幸：周期的定常解析による壁体の調湿効果の簡易評価，日本建築学会大会学術講演梗概集，2001</w:t>
+      </w:r>
+    </w:p>
+    <w:bookmarkEnd w:id="61"/>
+    <w:bookmarkEnd w:id="62"/>
+    <w:bookmarkStart w:id="79" w:name="熱水分同時移動シミュレーションとデータ生成"/>
+    <w:p>
+      <w:pPr>
+        <w:pStyle w:val="1"/>
+      </w:pPr>
+      <w:r>
+        <w:rPr>
+          <w:rFonts w:hint="eastAsia"/>
+        </w:rPr>
+        <w:t xml:space="preserve">熱水分同時移動シミュレーションとデータ生成</w:t>
+      </w:r>
+    </w:p>
+    <w:bookmarkStart w:id="66" w:name="julia-熱水分同時移動シミュレーションの概要"/>
+    <w:p>
+      <w:pPr>
+        <w:pStyle w:val="2"/>
+      </w:pPr>
+      <w:r>
+        <w:t xml:space="preserve">Julia </w:t>
+      </w:r>
+      <w:r>
+        <w:rPr>
+          <w:rFonts w:hint="eastAsia"/>
+        </w:rPr>
+        <w:t xml:space="preserve">熱水分同時移動シミュレーションの概要</w:t>
+      </w:r>
+    </w:p>
+    <w:bookmarkStart w:id="63" w:name="プログラムの機能"/>
+    <w:p>
+      <w:pPr>
+        <w:pStyle w:val="3"/>
+      </w:pPr>
+      <w:r>
+        <w:rPr>
+          <w:rFonts w:hint="eastAsia"/>
+        </w:rPr>
+        <w:t xml:space="preserve">プログラムの機能</w:t>
       </w:r>
     </w:p>
     <w:p>
@@ -13629,10 +13782,17 @@
       <w:r>
         <w:rPr>
           <w:rFonts w:hint="eastAsia"/>
-          <w:b/>
-          <w:bCs/>
-        </w:rPr>
-        <w:t xml:space="preserve">理論と機械学習の役割分担</w:t>
+        </w:rPr>
+        <w:t xml:space="preserve">本研究では、建物内の温湿度環境を数値的に再現するために、Juliaで実装された熱水分同時移動解析プログラムを用いる。このプログラムは建物を構成する、室・壁体・</w:t>
+      </w:r>
+      <w:r>
+        <w:t xml:space="preserve">　</w:t>
+      </w:r>
+      <w:r>
+        <w:rPr>
+          <w:rFonts w:hint="eastAsia"/>
+        </w:rPr>
+        <w:t xml:space="preserve">開口部をネットワークとして接続し、外気条件の時間変化に応じた室内温室どの応答を非定常で計算するものである。</w:t>
       </w:r>
     </w:p>
     <w:p>
@@ -13646,7 +13806,7 @@
         <w:rPr>
           <w:rFonts w:hint="eastAsia"/>
         </w:rPr>
-        <w:t xml:space="preserve">本章で示した理論は、「なぜ周波数特徴量に建物性能の情報が含まれるのか」を説明するものである。しかし、式(3-24)のような解析式から直接建物性能を逆算することは、実際には困難である。これは以下の理由による。</w:t>
+        <w:t xml:space="preserve">本プログラムの主要な機能は以下の通りである。</w:t>
       </w:r>
     </w:p>
     <w:p>
@@ -13661,37 +13821,7 @@
         <w:rPr>
           <w:rFonts w:hint="eastAsia"/>
         </w:rPr>
-        <w:t xml:space="preserve">実際の建物では多層壁や複数の壁体が存在し、単純な半無限体モデルでは表現できない</w:t>
-      </w:r>
-    </w:p>
-    <w:p>
-      <w:pPr>
-        <w:pStyle w:val="Compact"/>
-        <w:numPr>
-          <w:ilvl w:val="0"/>
-          <w:numId w:val="1034"/>
-        </w:numPr>
-      </w:pPr>
-      <w:r>
-        <w:rPr>
-          <w:rFonts w:hint="eastAsia"/>
-        </w:rPr>
-        <w:t xml:space="preserve">熱と水分のカップリングを無視した近似式であり、厳密解ではない</w:t>
-      </w:r>
-    </w:p>
-    <w:p>
-      <w:pPr>
-        <w:pStyle w:val="Compact"/>
-        <w:numPr>
-          <w:ilvl w:val="0"/>
-          <w:numId w:val="1034"/>
-        </w:numPr>
-      </w:pPr>
-      <w:r>
-        <w:rPr>
-          <w:rFonts w:hint="eastAsia"/>
-        </w:rPr>
-        <w:t xml:space="preserve">室内発熱・発湿、日射、開口部の影響など、モデルに含まれていない要因が存在する</w:t>
+        <w:t xml:space="preserve">建物ネットワークモデルの構築</w:t>
       </w:r>
     </w:p>
     <w:p>
@@ -13699,168 +13829,10 @@
         <w:pStyle w:val="FirstParagraph"/>
       </w:pPr>
       <w:r>
-        <w:t xml:space="preserve">　</w:t>
-      </w:r>
-      <w:r>
-        <w:rPr>
-          <w:rFonts w:hint="eastAsia"/>
-        </w:rPr>
-        <w:t xml:space="preserve">そこで本研究では、理論に基づいて設計した周波数特徴量を入力とし、機械学習によって建物性能カテゴリへの写像を学習するというアプローチを採用する。このとき、機械学習モデルは「理論式では捉えきれない複雑な関係」を補完する役割を担う。</w:t>
-      </w:r>
-    </w:p>
-    <w:p>
-      <w:pPr>
-        <w:pStyle w:val="BodyText"/>
-      </w:pPr>
-      <w:r>
-        <w:t xml:space="preserve">　</w:t>
-      </w:r>
-      <w:r>
-        <w:rPr>
-          <w:rFonts w:hint="eastAsia"/>
-        </w:rPr>
-        <w:t xml:space="preserve">ただし、機械学習に全てを任せるのではなく、特徴量の設計段階で理論的な知見を活用することで、学習に必要なデータ量を削減し、結果の解釈可能性を高めることを目指す。これが、第2章で述べた「物理モデルと機械学習の役割分担」の具体的な内容である。</w:t>
-      </w:r>
-    </w:p>
-    <w:p>
-      <w:r>
-        <w:pict>
-          <v:rect style="width:0;height:1.5pt" o:hralign="center" o:hrstd="t" o:hr="t"/>
-        </w:pict>
-      </w:r>
-    </w:p>
-    <w:p>
-      <w:pPr>
-        <w:pStyle w:val="FirstParagraph"/>
-      </w:pPr>
-      <w:r>
-        <w:rPr>
-          <w:rFonts w:hint="eastAsia"/>
-          <w:b/>
-          <w:bCs/>
-        </w:rPr>
-        <w:t xml:space="preserve">参考文献</w:t>
-      </w:r>
-    </w:p>
-    <w:p>
-      <w:pPr>
-        <w:pStyle w:val="BodyText"/>
-      </w:pPr>
-      <w:r>
-        <w:t xml:space="preserve">[1] </w:t>
-      </w:r>
-      <w:r>
-        <w:rPr>
-          <w:rFonts w:hint="eastAsia"/>
-        </w:rPr>
-        <w:t xml:space="preserve">鉾井修一：吸放湿材の評価法</w:t>
-      </w:r>
-      <w:r>
-        <w:t xml:space="preserve"> - </w:t>
-      </w:r>
-      <w:r>
-        <w:rPr>
-          <w:rFonts w:hint="eastAsia"/>
-        </w:rPr>
-        <w:t xml:space="preserve">外乱の変動と吸放湿特性</w:t>
-      </w:r>
-      <w:r>
-        <w:t xml:space="preserve"> </w:t>
-      </w:r>
-      <w:r>
-        <w:rPr>
-          <w:rFonts w:hint="eastAsia"/>
-        </w:rPr>
-        <w:t xml:space="preserve">-，日本建築学会第26回熱シンポジウム，pp.63-72，1996</w:t>
-      </w:r>
-    </w:p>
-    <w:p>
-      <w:pPr>
-        <w:pStyle w:val="BodyText"/>
-      </w:pPr>
-      <w:r>
-        <w:t xml:space="preserve">[2] </w:t>
-      </w:r>
-      <w:r>
-        <w:rPr>
-          <w:rFonts w:hint="eastAsia"/>
-        </w:rPr>
-        <w:t xml:space="preserve">小椋大輔，松下敬幸：周期的定常解析による壁体の調湿効果の簡易評価，日本建築学会大会学術講演梗概集，2001</w:t>
-      </w:r>
-    </w:p>
-    <w:bookmarkEnd w:id="62"/>
-    <w:bookmarkEnd w:id="63"/>
-    <w:bookmarkStart w:id="80" w:name="熱水分同時移動シミュレーションとデータ生成"/>
-    <w:p>
-      <w:pPr>
-        <w:pStyle w:val="1"/>
-      </w:pPr>
-      <w:r>
-        <w:rPr>
-          <w:rFonts w:hint="eastAsia"/>
-        </w:rPr>
-        <w:t xml:space="preserve">熱水分同時移動シミュレーションとデータ生成</w:t>
-      </w:r>
-    </w:p>
-    <w:bookmarkStart w:id="67" w:name="julia-熱水分同時移動シミュレーションの概要"/>
-    <w:p>
-      <w:pPr>
-        <w:pStyle w:val="2"/>
-      </w:pPr>
-      <w:r>
-        <w:t xml:space="preserve">Julia </w:t>
-      </w:r>
-      <w:r>
-        <w:rPr>
-          <w:rFonts w:hint="eastAsia"/>
-        </w:rPr>
-        <w:t xml:space="preserve">熱水分同時移動シミュレーションの概要</w:t>
-      </w:r>
-    </w:p>
-    <w:bookmarkStart w:id="64" w:name="プログラムの機能"/>
-    <w:p>
-      <w:pPr>
-        <w:pStyle w:val="3"/>
-      </w:pPr>
-      <w:r>
-        <w:rPr>
-          <w:rFonts w:hint="eastAsia"/>
-        </w:rPr>
-        <w:t xml:space="preserve">プログラムの機能</w:t>
-      </w:r>
-    </w:p>
-    <w:p>
-      <w:pPr>
-        <w:pStyle w:val="FirstParagraph"/>
-      </w:pPr>
-      <w:r>
-        <w:rPr>
-          <w:rFonts w:hint="eastAsia"/>
-        </w:rPr>
-        <w:t xml:space="preserve">本研究では、建物内の温湿度環境を数値的に再現するために、Juliaで実装された熱水分同時移動解析プログラムを用いる。このプログラムは建物を構成する、室・壁体・</w:t>
-      </w:r>
-      <w:r>
-        <w:t xml:space="preserve">　</w:t>
-      </w:r>
-      <w:r>
-        <w:rPr>
-          <w:rFonts w:hint="eastAsia"/>
-        </w:rPr>
-        <w:t xml:space="preserve">開口部をネットワークとして接続し、外気条件の時間変化に応じた室内温室どの応答を非定常で計算するものである。</w:t>
-      </w:r>
-    </w:p>
-    <w:p>
-      <w:pPr>
-        <w:pStyle w:val="BodyText"/>
-      </w:pPr>
-      <w:r>
-        <w:t xml:space="preserve">　</w:t>
-      </w:r>
-      <w:r>
-        <w:rPr>
-          <w:rFonts w:hint="eastAsia"/>
-        </w:rPr>
-        <w:t xml:space="preserve">本プログラムの主要な機能は以下の通りである。</w:t>
+        <w:rPr>
+          <w:rFonts w:hint="eastAsia"/>
+        </w:rPr>
+        <w:t xml:space="preserve">室空間、壁体、開口部、外気の4要素をネットワークとして定義する。各要素館の接続関係はインシデンス行列として管理され、熱・水分の流れを追跡できる構造となっている。壁体は外気と室内空気を隔てる媒介として機能し、開口部は換気による空気の移動経路を表す。これにより、壁体を通じた伝導・対流・吸放湿と、換気による顕熱・潜熱の移動を同時に考慮できる。</w:t>
       </w:r>
     </w:p>
     <w:p>
@@ -13875,7 +13847,7 @@
         <w:rPr>
           <w:rFonts w:hint="eastAsia"/>
         </w:rPr>
-        <w:t xml:space="preserve">建物ネットワークモデルの構築</w:t>
+        <w:t xml:space="preserve">壁体内の熱・水分同時移動解析</w:t>
       </w:r>
     </w:p>
     <w:p>
@@ -13886,7 +13858,7 @@
         <w:rPr>
           <w:rFonts w:hint="eastAsia"/>
         </w:rPr>
-        <w:t xml:space="preserve">室空間、壁体、開口部、外気の4要素をネットワークとして定義する。各要素館の接続関係はインシデンス行列として管理され、熱・水分の流れを追跡できる構造となっている。壁体は外気と室内空気を隔てる媒介として機能し、開口部は換気による空気の移動経路を表す。これにより、壁体を通じた伝導・対流・吸放湿と、換気による顕熱・潜熱の移動を同時に考慮できる。</w:t>
+        <w:t xml:space="preserve">壁体は厚さ方向に有限個のセルに分割され、各セルにおいて熱・水蒸気・液水の移動が計算される。熱移動はフーリエの法則（熱伝導）と対流熱伝達、水分移動は水分化学ポテンシャルを駆動力とする拡散則に基づいて評価される。壁体表面では第三種境界条件（Robin条件）を適用し室内空気あるいは外気との熱・水分交換を計算する。</w:t>
       </w:r>
     </w:p>
     <w:p>
@@ -13901,7 +13873,7 @@
         <w:rPr>
           <w:rFonts w:hint="eastAsia"/>
         </w:rPr>
-        <w:t xml:space="preserve">壁体内の熱・水分同時移動解析</w:t>
+        <w:t xml:space="preserve">室空気の熱・水分収支計算</w:t>
       </w:r>
     </w:p>
     <w:p>
@@ -13912,7 +13884,7 @@
         <w:rPr>
           <w:rFonts w:hint="eastAsia"/>
         </w:rPr>
-        <w:t xml:space="preserve">壁体は厚さ方向に有限個のセルに分割され、各セルにおいて熱・水蒸気・液水の移動が計算される。熱移動はフーリエの法則（熱伝導）と対流熱伝達、水分移動は水分化学ポテンシャルを駆動力とする拡散則に基づいて評価される。壁体表面では第三種境界条件（Robin条件）を適用し室内空気あるいは外気との熱・水分交換を計算する。</w:t>
+        <w:t xml:space="preserve">室空気は完全混合を仮定し、壁体からの熱流入・流出と換気による熱移動の収支から温度を、同時に壁体からの水蒸気流入・流出と換気による水分移動の収支から湿度を算出する。室に複数の壁体や開口部が接続する場合、それぞれの寄与を積算して全体の収支を評価する。</w:t>
       </w:r>
     </w:p>
     <w:p>
@@ -13927,7 +13899,7 @@
         <w:rPr>
           <w:rFonts w:hint="eastAsia"/>
         </w:rPr>
-        <w:t xml:space="preserve">室空気の熱・水分収支計算</w:t>
+        <w:t xml:space="preserve">換気による熱・水分輸送</w:t>
       </w:r>
     </w:p>
     <w:p>
@@ -13938,7 +13910,7 @@
         <w:rPr>
           <w:rFonts w:hint="eastAsia"/>
         </w:rPr>
-        <w:t xml:space="preserve">室空気は完全混合を仮定し、壁体からの熱流入・流出と換気による熱移動の収支から温度を、同時に壁体からの水蒸気流入・流出と換気による水分移動の収支から湿度を算出する。室に複数の壁体や開口部が接続する場合、それぞれの寄与を積算して全体の収支を評価する。</w:t>
+        <w:t xml:space="preserve">開口部を介した換気は風上差分法により計算される。すなわち、流入側の空気が持つ熱量・水分量が流出側に輸送されるものとして扱い、上流室方向流量と下流室方向流量を指定することで双方向の換気を表現できる。これにより、隙間風や自然換気のような低風量から、強制換気のような高風量まで対応可能である。</w:t>
       </w:r>
     </w:p>
     <w:p>
@@ -13953,7 +13925,7 @@
         <w:rPr>
           <w:rFonts w:hint="eastAsia"/>
         </w:rPr>
-        <w:t xml:space="preserve">換気による熱・水分輸送</w:t>
+        <w:t xml:space="preserve">外気条件の時系列更新</w:t>
       </w:r>
     </w:p>
     <w:p>
@@ -13964,7 +13936,7 @@
         <w:rPr>
           <w:rFonts w:hint="eastAsia"/>
         </w:rPr>
-        <w:t xml:space="preserve">開口部を介した換気は風上差分法により計算される。すなわち、流入側の空気が持つ熱量・水分量が流出側に輸送されるものとして扱い、上流室方向流量と下流室方向流量を指定することで双方向の換気を表現できる。これにより、隙間風や自然換気のような低風量から、強制換気のような高風量まで対応可能である。</w:t>
+        <w:t xml:space="preserve">外気温度・外気湿度は標準気象データから時刻に応じて線形保管される。計算ループの各ステップで気象データが更新され、外乱として建物モデルに入力される。これにより、日変動・季節変動を含む長期間のシミュレーションが可能となる。</w:t>
       </w:r>
     </w:p>
     <w:p>
@@ -13979,7 +13951,7 @@
         <w:rPr>
           <w:rFonts w:hint="eastAsia"/>
         </w:rPr>
-        <w:t xml:space="preserve">外気条件の時系列更新</w:t>
+        <w:t xml:space="preserve">結露判定と収束処理</w:t>
       </w:r>
     </w:p>
     <w:p>
@@ -13990,7 +13962,190 @@
         <w:rPr>
           <w:rFonts w:hint="eastAsia"/>
         </w:rPr>
-        <w:t xml:space="preserve">外気温度・外気湿度は標準気象データから時刻に応じて線形保管される。計算ループの各ステップで気象データが更新され、外乱として建物モデルに入力される。これにより、日変動・季節変動を含む長期間のシミュレーションが可能となる。</w:t>
+        <w:t xml:space="preserve">壁体内部あるいは表面で水分科学ポテンシャルが飽和値に達した場合、結露が発生したと判定し、過剰な水分を表面水として処理する。これにより、結露発生時にも計算の安定性が保たれる。</w:t>
+      </w:r>
+    </w:p>
+    <w:p>
+      <w:pPr>
+        <w:pStyle w:val="BodyText"/>
+      </w:pPr>
+      <w:r>
+        <w:t xml:space="preserve">　</w:t>
+      </w:r>
+      <w:r>
+        <w:rPr>
+          <w:rFonts w:hint="eastAsia"/>
+        </w:rPr>
+        <w:t xml:space="preserve">以上の機能により、本プログラムは自然室温下での建物内温湿度応答を物理的に妥当な形で長期間にわたり計算できる。本研究では、この出力結果を逆推定の学習データとして活用する。</w:t>
+      </w:r>
+    </w:p>
+    <w:bookmarkEnd w:id="63"/>
+    <w:bookmarkStart w:id="64" w:name="支配方程式と離散化の概要"/>
+    <w:p>
+      <w:pPr>
+        <w:pStyle w:val="3"/>
+      </w:pPr>
+      <w:r>
+        <w:rPr>
+          <w:rFonts w:hint="eastAsia"/>
+        </w:rPr>
+        <w:t xml:space="preserve">支配方程式と離散化の概要</w:t>
+      </w:r>
+    </w:p>
+    <w:bookmarkEnd w:id="64"/>
+    <w:bookmarkStart w:id="65" w:name="データ構造"/>
+    <w:p>
+      <w:pPr>
+        <w:pStyle w:val="3"/>
+      </w:pPr>
+      <w:r>
+        <w:rPr>
+          <w:rFonts w:hint="eastAsia"/>
+        </w:rPr>
+        <w:t xml:space="preserve">データ構造</w:t>
+      </w:r>
+    </w:p>
+    <w:bookmarkEnd w:id="65"/>
+    <w:bookmarkEnd w:id="66"/>
+    <w:bookmarkStart w:id="70" w:name="入力データとjuliaコードの対応関係"/>
+    <w:p>
+      <w:pPr>
+        <w:pStyle w:val="2"/>
+      </w:pPr>
+      <w:r>
+        <w:rPr>
+          <w:rFonts w:hint="eastAsia"/>
+        </w:rPr>
+        <w:t xml:space="preserve">入力データとJuliaコードの対応関係</w:t>
+      </w:r>
+    </w:p>
+    <w:bookmarkStart w:id="67" w:name="部屋構造"/>
+    <w:p>
+      <w:pPr>
+        <w:pStyle w:val="3"/>
+      </w:pPr>
+      <w:r>
+        <w:rPr>
+          <w:rFonts w:hint="eastAsia"/>
+        </w:rPr>
+        <w:t xml:space="preserve">部屋構造</w:t>
+      </w:r>
+    </w:p>
+    <w:bookmarkEnd w:id="67"/>
+    <w:bookmarkStart w:id="68" w:name="開口部構造"/>
+    <w:p>
+      <w:pPr>
+        <w:pStyle w:val="3"/>
+      </w:pPr>
+      <w:r>
+        <w:rPr>
+          <w:rFonts w:hint="eastAsia"/>
+        </w:rPr>
+        <w:t xml:space="preserve">開口部構造</w:t>
+      </w:r>
+    </w:p>
+    <w:bookmarkEnd w:id="68"/>
+    <w:bookmarkStart w:id="69" w:name="壁構造"/>
+    <w:p>
+      <w:pPr>
+        <w:pStyle w:val="3"/>
+      </w:pPr>
+      <w:r>
+        <w:rPr>
+          <w:rFonts w:hint="eastAsia"/>
+        </w:rPr>
+        <w:t xml:space="preserve">壁構造</w:t>
+      </w:r>
+    </w:p>
+    <w:bookmarkEnd w:id="69"/>
+    <w:bookmarkEnd w:id="70"/>
+    <w:bookmarkStart w:id="75" w:name="本研究で用いる構造パターン"/>
+    <w:p>
+      <w:pPr>
+        <w:pStyle w:val="2"/>
+      </w:pPr>
+      <w:r>
+        <w:rPr>
+          <w:rFonts w:hint="eastAsia"/>
+        </w:rPr>
+        <w:t xml:space="preserve">本研究で用いる構造パターン</w:t>
+      </w:r>
+    </w:p>
+    <w:bookmarkStart w:id="71" w:name="部屋構造のパターン"/>
+    <w:p>
+      <w:pPr>
+        <w:pStyle w:val="3"/>
+      </w:pPr>
+      <w:r>
+        <w:rPr>
+          <w:rFonts w:hint="eastAsia"/>
+        </w:rPr>
+        <w:t xml:space="preserve">部屋構造のパターン</w:t>
+      </w:r>
+    </w:p>
+    <w:bookmarkEnd w:id="71"/>
+    <w:bookmarkStart w:id="72" w:name="開口部構造のパターン"/>
+    <w:p>
+      <w:pPr>
+        <w:pStyle w:val="3"/>
+      </w:pPr>
+      <w:r>
+        <w:rPr>
+          <w:rFonts w:hint="eastAsia"/>
+        </w:rPr>
+        <w:t xml:space="preserve">開口部構造のパターン</w:t>
+      </w:r>
+    </w:p>
+    <w:bookmarkEnd w:id="72"/>
+    <w:bookmarkStart w:id="73" w:name="壁構造のパターン"/>
+    <w:p>
+      <w:pPr>
+        <w:pStyle w:val="3"/>
+      </w:pPr>
+      <w:r>
+        <w:rPr>
+          <w:rFonts w:hint="eastAsia"/>
+        </w:rPr>
+        <w:t xml:space="preserve">壁構造のパターン</w:t>
+      </w:r>
+    </w:p>
+    <w:bookmarkEnd w:id="73"/>
+    <w:bookmarkStart w:id="74" w:name="組合せと実験計画の整理"/>
+    <w:p>
+      <w:pPr>
+        <w:pStyle w:val="3"/>
+      </w:pPr>
+      <w:r>
+        <w:rPr>
+          <w:rFonts w:hint="eastAsia"/>
+        </w:rPr>
+        <w:t xml:space="preserve">組合せと実験計画の整理</w:t>
+      </w:r>
+    </w:p>
+    <w:bookmarkEnd w:id="74"/>
+    <w:bookmarkEnd w:id="75"/>
+    <w:bookmarkStart w:id="78" w:name="シミュレーション実行と出力データ"/>
+    <w:p>
+      <w:pPr>
+        <w:pStyle w:val="2"/>
+      </w:pPr>
+      <w:r>
+        <w:rPr>
+          <w:rFonts w:hint="eastAsia"/>
+        </w:rPr>
+        <w:t xml:space="preserve">シミュレーション実行と出力データ</w:t>
+      </w:r>
+    </w:p>
+    <w:bookmarkStart w:id="76" w:name="メイン計算ループ"/>
+    <w:p>
+      <w:pPr>
+        <w:pStyle w:val="3"/>
+      </w:pPr>
+      <w:r>
+        <w:rPr>
+          <w:rFonts w:hint="eastAsia"/>
+        </w:rPr>
+        <w:t xml:space="preserve">メイン計算ループ</w:t>
       </w:r>
     </w:p>
     <w:p>
@@ -14005,36 +14160,11 @@
         <w:rPr>
           <w:rFonts w:hint="eastAsia"/>
         </w:rPr>
-        <w:t xml:space="preserve">結露判定と収束処理</w:t>
-      </w:r>
-    </w:p>
-    <w:p>
-      <w:pPr>
-        <w:pStyle w:val="FirstParagraph"/>
-      </w:pPr>
-      <w:r>
-        <w:rPr>
-          <w:rFonts w:hint="eastAsia"/>
-        </w:rPr>
-        <w:t xml:space="preserve">壁体内部あるいは表面で水分科学ポテンシャルが飽和値に達した場合、結露が発生したと判定し、過剰な水分を表面水として処理する。これにより、結露発生時にも計算の安定性が保たれる。</w:t>
-      </w:r>
-    </w:p>
-    <w:p>
-      <w:pPr>
-        <w:pStyle w:val="BodyText"/>
-      </w:pPr>
-      <w:r>
-        <w:t xml:space="preserve">　</w:t>
-      </w:r>
-      <w:r>
-        <w:rPr>
-          <w:rFonts w:hint="eastAsia"/>
-        </w:rPr>
-        <w:t xml:space="preserve">以上の機能により、本プログラムは自然室温下での建物内温湿度応答を物理的に妥当な形で長期間にわたり計算できる。本研究では、この出力結果を逆推定の学習データとして活用する。</w:t>
-      </w:r>
-    </w:p>
-    <w:bookmarkEnd w:id="64"/>
-    <w:bookmarkStart w:id="65" w:name="支配方程式と離散化の概要"/>
+        <w:t xml:space="preserve">Mainファイルの解説</w:t>
+      </w:r>
+    </w:p>
+    <w:bookmarkEnd w:id="76"/>
+    <w:bookmarkStart w:id="77" w:name="出力データ構造"/>
     <w:p>
       <w:pPr>
         <w:pStyle w:val="3"/>
@@ -14043,163 +14173,7 @@
         <w:rPr>
           <w:rFonts w:hint="eastAsia"/>
         </w:rPr>
-        <w:t xml:space="preserve">支配方程式と離散化の概要</w:t>
-      </w:r>
-    </w:p>
-    <w:bookmarkEnd w:id="65"/>
-    <w:bookmarkStart w:id="66" w:name="データ構造"/>
-    <w:p>
-      <w:pPr>
-        <w:pStyle w:val="3"/>
-      </w:pPr>
-      <w:r>
-        <w:rPr>
-          <w:rFonts w:hint="eastAsia"/>
-        </w:rPr>
-        <w:t xml:space="preserve">データ構造</w:t>
-      </w:r>
-    </w:p>
-    <w:bookmarkEnd w:id="66"/>
-    <w:bookmarkEnd w:id="67"/>
-    <w:bookmarkStart w:id="71" w:name="入力データとjuliaコードの対応関係"/>
-    <w:p>
-      <w:pPr>
-        <w:pStyle w:val="2"/>
-      </w:pPr>
-      <w:r>
-        <w:rPr>
-          <w:rFonts w:hint="eastAsia"/>
-        </w:rPr>
-        <w:t xml:space="preserve">入力データとJuliaコードの対応関係</w:t>
-      </w:r>
-    </w:p>
-    <w:bookmarkStart w:id="68" w:name="部屋構造"/>
-    <w:p>
-      <w:pPr>
-        <w:pStyle w:val="3"/>
-      </w:pPr>
-      <w:r>
-        <w:rPr>
-          <w:rFonts w:hint="eastAsia"/>
-        </w:rPr>
-        <w:t xml:space="preserve">部屋構造</w:t>
-      </w:r>
-    </w:p>
-    <w:bookmarkEnd w:id="68"/>
-    <w:bookmarkStart w:id="69" w:name="開口部構造"/>
-    <w:p>
-      <w:pPr>
-        <w:pStyle w:val="3"/>
-      </w:pPr>
-      <w:r>
-        <w:rPr>
-          <w:rFonts w:hint="eastAsia"/>
-        </w:rPr>
-        <w:t xml:space="preserve">開口部構造</w:t>
-      </w:r>
-    </w:p>
-    <w:bookmarkEnd w:id="69"/>
-    <w:bookmarkStart w:id="70" w:name="壁構造"/>
-    <w:p>
-      <w:pPr>
-        <w:pStyle w:val="3"/>
-      </w:pPr>
-      <w:r>
-        <w:rPr>
-          <w:rFonts w:hint="eastAsia"/>
-        </w:rPr>
-        <w:t xml:space="preserve">壁構造</w:t>
-      </w:r>
-    </w:p>
-    <w:bookmarkEnd w:id="70"/>
-    <w:bookmarkEnd w:id="71"/>
-    <w:bookmarkStart w:id="76" w:name="本研究で用いる構造パターン"/>
-    <w:p>
-      <w:pPr>
-        <w:pStyle w:val="2"/>
-      </w:pPr>
-      <w:r>
-        <w:rPr>
-          <w:rFonts w:hint="eastAsia"/>
-        </w:rPr>
-        <w:t xml:space="preserve">本研究で用いる構造パターン</w:t>
-      </w:r>
-    </w:p>
-    <w:bookmarkStart w:id="72" w:name="部屋構造のパターン"/>
-    <w:p>
-      <w:pPr>
-        <w:pStyle w:val="3"/>
-      </w:pPr>
-      <w:r>
-        <w:rPr>
-          <w:rFonts w:hint="eastAsia"/>
-        </w:rPr>
-        <w:t xml:space="preserve">部屋構造のパターン</w:t>
-      </w:r>
-    </w:p>
-    <w:bookmarkEnd w:id="72"/>
-    <w:bookmarkStart w:id="73" w:name="開口部構造のパターン"/>
-    <w:p>
-      <w:pPr>
-        <w:pStyle w:val="3"/>
-      </w:pPr>
-      <w:r>
-        <w:rPr>
-          <w:rFonts w:hint="eastAsia"/>
-        </w:rPr>
-        <w:t xml:space="preserve">開口部構造のパターン</w:t>
-      </w:r>
-    </w:p>
-    <w:bookmarkEnd w:id="73"/>
-    <w:bookmarkStart w:id="74" w:name="壁構造のパターン"/>
-    <w:p>
-      <w:pPr>
-        <w:pStyle w:val="3"/>
-      </w:pPr>
-      <w:r>
-        <w:rPr>
-          <w:rFonts w:hint="eastAsia"/>
-        </w:rPr>
-        <w:t xml:space="preserve">壁構造のパターン</w:t>
-      </w:r>
-    </w:p>
-    <w:bookmarkEnd w:id="74"/>
-    <w:bookmarkStart w:id="75" w:name="組合せと実験計画の整理"/>
-    <w:p>
-      <w:pPr>
-        <w:pStyle w:val="3"/>
-      </w:pPr>
-      <w:r>
-        <w:rPr>
-          <w:rFonts w:hint="eastAsia"/>
-        </w:rPr>
-        <w:t xml:space="preserve">組合せと実験計画の整理</w:t>
-      </w:r>
-    </w:p>
-    <w:bookmarkEnd w:id="75"/>
-    <w:bookmarkEnd w:id="76"/>
-    <w:bookmarkStart w:id="79" w:name="シミュレーション実行と出力データ"/>
-    <w:p>
-      <w:pPr>
-        <w:pStyle w:val="2"/>
-      </w:pPr>
-      <w:r>
-        <w:rPr>
-          <w:rFonts w:hint="eastAsia"/>
-        </w:rPr>
-        <w:t xml:space="preserve">シミュレーション実行と出力データ</w:t>
-      </w:r>
-    </w:p>
-    <w:bookmarkStart w:id="77" w:name="メイン計算ループ"/>
-    <w:p>
-      <w:pPr>
-        <w:pStyle w:val="3"/>
-      </w:pPr>
-      <w:r>
-        <w:rPr>
-          <w:rFonts w:hint="eastAsia"/>
-        </w:rPr>
-        <w:t xml:space="preserve">メイン計算ループ</w:t>
+        <w:t xml:space="preserve">出力データ構造</w:t>
       </w:r>
     </w:p>
     <w:p>
@@ -14214,53 +14188,77 @@
         <w:rPr>
           <w:rFonts w:hint="eastAsia"/>
         </w:rPr>
-        <w:t xml:space="preserve">Mainファイルの解説</w:t>
+        <w:t xml:space="preserve">出てきたcsvの解説</w:t>
       </w:r>
     </w:p>
     <w:bookmarkEnd w:id="77"/>
-    <w:bookmarkStart w:id="78" w:name="出力データ構造"/>
-    <w:p>
-      <w:pPr>
-        <w:pStyle w:val="3"/>
-      </w:pPr>
-      <w:r>
-        <w:rPr>
-          <w:rFonts w:hint="eastAsia"/>
-        </w:rPr>
-        <w:t xml:space="preserve">出力データ構造</w:t>
-      </w:r>
-    </w:p>
-    <w:p>
-      <w:pPr>
-        <w:pStyle w:val="Compact"/>
-        <w:numPr>
-          <w:ilvl w:val="0"/>
-          <w:numId w:val="1042"/>
-        </w:numPr>
-      </w:pPr>
-      <w:r>
-        <w:rPr>
-          <w:rFonts w:hint="eastAsia"/>
-        </w:rPr>
-        <w:t xml:space="preserve">出てきたcsvの解説</w:t>
-      </w:r>
-    </w:p>
     <w:bookmarkEnd w:id="78"/>
     <w:bookmarkEnd w:id="79"/>
+    <w:bookmarkStart w:id="95" w:name="シミュレーション結果"/>
+    <w:p>
+      <w:pPr>
+        <w:pStyle w:val="1"/>
+      </w:pPr>
+      <w:r>
+        <w:rPr>
+          <w:rFonts w:hint="eastAsia"/>
+        </w:rPr>
+        <w:t xml:space="preserve">シミュレーション結果</w:t>
+      </w:r>
+    </w:p>
+    <w:bookmarkStart w:id="83" w:name="室温湿度の時間応答の比較"/>
+    <w:p>
+      <w:pPr>
+        <w:pStyle w:val="2"/>
+      </w:pPr>
+      <w:r>
+        <w:rPr>
+          <w:rFonts w:hint="eastAsia"/>
+        </w:rPr>
+        <w:t xml:space="preserve">室温・湿度の時間応答の比較</w:t>
+      </w:r>
+    </w:p>
+    <w:bookmarkStart w:id="80" w:name="ベースケースの年変動日変動"/>
+    <w:p>
+      <w:pPr>
+        <w:pStyle w:val="3"/>
+      </w:pPr>
+      <w:r>
+        <w:rPr>
+          <w:rFonts w:hint="eastAsia"/>
+        </w:rPr>
+        <w:t xml:space="preserve">ベースケースの年変動・日変動</w:t>
+      </w:r>
+    </w:p>
     <w:bookmarkEnd w:id="80"/>
-    <w:bookmarkStart w:id="96" w:name="シミュレーション結果"/>
-    <w:p>
-      <w:pPr>
-        <w:pStyle w:val="1"/>
-      </w:pPr>
-      <w:r>
-        <w:rPr>
-          <w:rFonts w:hint="eastAsia"/>
-        </w:rPr>
-        <w:t xml:space="preserve">シミュレーション結果</w:t>
-      </w:r>
-    </w:p>
-    <w:bookmarkStart w:id="84" w:name="室温湿度の時間応答の比較"/>
+    <w:bookmarkStart w:id="81" w:name="壁構造を変えた時の室温の違い"/>
+    <w:p>
+      <w:pPr>
+        <w:pStyle w:val="3"/>
+      </w:pPr>
+      <w:r>
+        <w:rPr>
+          <w:rFonts w:hint="eastAsia"/>
+        </w:rPr>
+        <w:t xml:space="preserve">壁構造を変えた時の室温の違い</w:t>
+      </w:r>
+    </w:p>
+    <w:bookmarkEnd w:id="81"/>
+    <w:bookmarkStart w:id="82" w:name="換気量を変えた時の室内湿度の違い"/>
+    <w:p>
+      <w:pPr>
+        <w:pStyle w:val="3"/>
+      </w:pPr>
+      <w:r>
+        <w:rPr>
+          <w:rFonts w:hint="eastAsia"/>
+        </w:rPr>
+        <w:t xml:space="preserve">換気量を変えた時の室内湿度の違い</w:t>
+      </w:r>
+    </w:p>
+    <w:bookmarkEnd w:id="82"/>
+    <w:bookmarkEnd w:id="83"/>
+    <w:bookmarkStart w:id="86" w:name="温度の周波数応答特性"/>
     <w:p>
       <w:pPr>
         <w:pStyle w:val="2"/>
@@ -14269,10 +14267,10 @@
         <w:rPr>
           <w:rFonts w:hint="eastAsia"/>
         </w:rPr>
-        <w:t xml:space="preserve">室温・湿度の時間応答の比較</w:t>
-      </w:r>
-    </w:p>
-    <w:bookmarkStart w:id="81" w:name="ベースケースの年変動日変動"/>
+        <w:t xml:space="preserve">温度の周波数応答特性</w:t>
+      </w:r>
+    </w:p>
+    <w:bookmarkStart w:id="84" w:name="fft条件とスペクトルの基礎確認"/>
     <w:p>
       <w:pPr>
         <w:pStyle w:val="3"/>
@@ -14281,11 +14279,11 @@
         <w:rPr>
           <w:rFonts w:hint="eastAsia"/>
         </w:rPr>
-        <w:t xml:space="preserve">ベースケースの年変動・日変動</w:t>
-      </w:r>
-    </w:p>
-    <w:bookmarkEnd w:id="81"/>
-    <w:bookmarkStart w:id="82" w:name="壁構造を変えた時の室温の違い"/>
+        <w:t xml:space="preserve">FFT条件とスペクトルの基礎確認</w:t>
+      </w:r>
+    </w:p>
+    <w:bookmarkEnd w:id="84"/>
+    <w:bookmarkStart w:id="85" w:name="壁構造ごとの温度スペクトル比較"/>
     <w:p>
       <w:pPr>
         <w:pStyle w:val="3"/>
@@ -14294,11 +14292,24 @@
         <w:rPr>
           <w:rFonts w:hint="eastAsia"/>
         </w:rPr>
-        <w:t xml:space="preserve">壁構造を変えた時の室温の違い</w:t>
-      </w:r>
-    </w:p>
-    <w:bookmarkEnd w:id="82"/>
-    <w:bookmarkStart w:id="83" w:name="換気量を変えた時の室内湿度の違い"/>
+        <w:t xml:space="preserve">壁構造ごとの温度スペクトル比較</w:t>
+      </w:r>
+    </w:p>
+    <w:bookmarkEnd w:id="85"/>
+    <w:bookmarkEnd w:id="86"/>
+    <w:bookmarkStart w:id="90" w:name="湿度の周波数応答特性"/>
+    <w:p>
+      <w:pPr>
+        <w:pStyle w:val="2"/>
+      </w:pPr>
+      <w:r>
+        <w:rPr>
+          <w:rFonts w:hint="eastAsia"/>
+        </w:rPr>
+        <w:t xml:space="preserve">湿度の周波数応答特性</w:t>
+      </w:r>
+    </w:p>
+    <w:bookmarkStart w:id="87" w:name="換気シナリオごとのスペクトル比較"/>
     <w:p>
       <w:pPr>
         <w:pStyle w:val="3"/>
@@ -14307,12 +14318,26 @@
         <w:rPr>
           <w:rFonts w:hint="eastAsia"/>
         </w:rPr>
-        <w:t xml:space="preserve">換気量を変えた時の室内湿度の違い</w:t>
-      </w:r>
-    </w:p>
-    <w:bookmarkEnd w:id="83"/>
-    <w:bookmarkEnd w:id="84"/>
-    <w:bookmarkStart w:id="87" w:name="温度の周波数応答特性"/>
+        <w:t xml:space="preserve">換気シナリオごとのスペクトル比較</w:t>
+      </w:r>
+    </w:p>
+    <w:bookmarkEnd w:id="87"/>
+    <w:bookmarkStart w:id="88" w:name="section"/>
+    <w:p>
+      <w:pPr>
+        <w:pStyle w:val="3"/>
+      </w:pPr>
+    </w:p>
+    <w:bookmarkEnd w:id="88"/>
+    <w:bookmarkStart w:id="89" w:name="section-1"/>
+    <w:p>
+      <w:pPr>
+        <w:pStyle w:val="3"/>
+      </w:pPr>
+    </w:p>
+    <w:bookmarkEnd w:id="89"/>
+    <w:bookmarkEnd w:id="90"/>
+    <w:bookmarkStart w:id="94" w:name="逆推定モデルの学習結果"/>
     <w:p>
       <w:pPr>
         <w:pStyle w:val="2"/>
@@ -14321,10 +14346,10 @@
         <w:rPr>
           <w:rFonts w:hint="eastAsia"/>
         </w:rPr>
-        <w:t xml:space="preserve">温度の周波数応答特性</w:t>
-      </w:r>
-    </w:p>
-    <w:bookmarkStart w:id="85" w:name="fft条件とスペクトルの基礎確認"/>
+        <w:t xml:space="preserve">（逆推定モデルの学習結果）</w:t>
+      </w:r>
+    </w:p>
+    <w:bookmarkStart w:id="91" w:name="データ分割と学習条件"/>
     <w:p>
       <w:pPr>
         <w:pStyle w:val="3"/>
@@ -14333,11 +14358,11 @@
         <w:rPr>
           <w:rFonts w:hint="eastAsia"/>
         </w:rPr>
-        <w:t xml:space="preserve">FFT条件とスペクトルの基礎確認</w:t>
-      </w:r>
-    </w:p>
-    <w:bookmarkEnd w:id="85"/>
-    <w:bookmarkStart w:id="86" w:name="壁構造ごとの温度スペクトル比較"/>
+        <w:t xml:space="preserve">データ分割と学習条件</w:t>
+      </w:r>
+    </w:p>
+    <w:bookmarkEnd w:id="91"/>
+    <w:bookmarkStart w:id="92" w:name="壁構造分類の結果"/>
     <w:p>
       <w:pPr>
         <w:pStyle w:val="3"/>
@@ -14346,24 +14371,11 @@
         <w:rPr>
           <w:rFonts w:hint="eastAsia"/>
         </w:rPr>
-        <w:t xml:space="preserve">壁構造ごとの温度スペクトル比較</w:t>
-      </w:r>
-    </w:p>
-    <w:bookmarkEnd w:id="86"/>
-    <w:bookmarkEnd w:id="87"/>
-    <w:bookmarkStart w:id="91" w:name="湿度の周波数応答特性"/>
-    <w:p>
-      <w:pPr>
-        <w:pStyle w:val="2"/>
-      </w:pPr>
-      <w:r>
-        <w:rPr>
-          <w:rFonts w:hint="eastAsia"/>
-        </w:rPr>
-        <w:t xml:space="preserve">湿度の周波数応答特性</w:t>
-      </w:r>
-    </w:p>
-    <w:bookmarkStart w:id="88" w:name="換気シナリオごとのスペクトル比較"/>
+        <w:t xml:space="preserve">壁構造分類の結果</w:t>
+      </w:r>
+    </w:p>
+    <w:bookmarkEnd w:id="92"/>
+    <w:bookmarkStart w:id="93" w:name="換気量分類の結果"/>
     <w:p>
       <w:pPr>
         <w:pStyle w:val="3"/>
@@ -14372,91 +14384,80 @@
         <w:rPr>
           <w:rFonts w:hint="eastAsia"/>
         </w:rPr>
-        <w:t xml:space="preserve">換気シナリオごとのスペクトル比較</w:t>
-      </w:r>
-    </w:p>
-    <w:bookmarkEnd w:id="88"/>
-    <w:bookmarkStart w:id="89" w:name="section"/>
-    <w:p>
-      <w:pPr>
-        <w:pStyle w:val="3"/>
-      </w:pPr>
-    </w:p>
-    <w:bookmarkEnd w:id="89"/>
-    <w:bookmarkStart w:id="90" w:name="section-1"/>
-    <w:p>
-      <w:pPr>
-        <w:pStyle w:val="3"/>
-      </w:pPr>
-    </w:p>
-    <w:bookmarkEnd w:id="90"/>
-    <w:bookmarkEnd w:id="91"/>
-    <w:bookmarkStart w:id="95" w:name="逆推定モデルの学習結果"/>
-    <w:p>
-      <w:pPr>
-        <w:pStyle w:val="2"/>
-      </w:pPr>
-      <w:r>
-        <w:rPr>
-          <w:rFonts w:hint="eastAsia"/>
-        </w:rPr>
-        <w:t xml:space="preserve">（逆推定モデルの学習結果）</w:t>
-      </w:r>
-    </w:p>
-    <w:bookmarkStart w:id="92" w:name="データ分割と学習条件"/>
-    <w:p>
-      <w:pPr>
-        <w:pStyle w:val="3"/>
-      </w:pPr>
-      <w:r>
-        <w:rPr>
-          <w:rFonts w:hint="eastAsia"/>
-        </w:rPr>
-        <w:t xml:space="preserve">データ分割と学習条件</w:t>
-      </w:r>
-    </w:p>
-    <w:bookmarkEnd w:id="92"/>
-    <w:bookmarkStart w:id="93" w:name="壁構造分類の結果"/>
-    <w:p>
-      <w:pPr>
-        <w:pStyle w:val="3"/>
-      </w:pPr>
-      <w:r>
-        <w:rPr>
-          <w:rFonts w:hint="eastAsia"/>
-        </w:rPr>
-        <w:t xml:space="preserve">壁構造分類の結果</w:t>
+        <w:t xml:space="preserve">換気量分類の結果</w:t>
       </w:r>
     </w:p>
     <w:bookmarkEnd w:id="93"/>
-    <w:bookmarkStart w:id="94" w:name="換気量分類の結果"/>
-    <w:p>
-      <w:pPr>
-        <w:pStyle w:val="3"/>
-      </w:pPr>
-      <w:r>
-        <w:rPr>
-          <w:rFonts w:hint="eastAsia"/>
-        </w:rPr>
-        <w:t xml:space="preserve">換気量分類の結果</w:t>
-      </w:r>
-    </w:p>
     <w:bookmarkEnd w:id="94"/>
     <w:bookmarkEnd w:id="95"/>
+    <w:bookmarkStart w:id="107" w:name="考察"/>
+    <w:p>
+      <w:pPr>
+        <w:pStyle w:val="1"/>
+      </w:pPr>
+      <w:r>
+        <w:rPr>
+          <w:rFonts w:hint="eastAsia"/>
+        </w:rPr>
+        <w:t xml:space="preserve">考察</w:t>
+      </w:r>
+    </w:p>
+    <w:bookmarkStart w:id="99" w:name="建物性能と周波数応答の対応関係"/>
+    <w:p>
+      <w:pPr>
+        <w:pStyle w:val="2"/>
+      </w:pPr>
+      <w:r>
+        <w:rPr>
+          <w:rFonts w:hint="eastAsia"/>
+        </w:rPr>
+        <w:t xml:space="preserve">建物性能と周波数応答の対応関係</w:t>
+      </w:r>
+    </w:p>
+    <w:bookmarkStart w:id="96" w:name="壁構造ごとの温度応答と蓄熱性"/>
+    <w:p>
+      <w:pPr>
+        <w:pStyle w:val="3"/>
+      </w:pPr>
+      <w:r>
+        <w:rPr>
+          <w:rFonts w:hint="eastAsia"/>
+        </w:rPr>
+        <w:t xml:space="preserve">壁構造ごとの温度応答と蓄熱性</w:t>
+      </w:r>
+    </w:p>
     <w:bookmarkEnd w:id="96"/>
-    <w:bookmarkStart w:id="108" w:name="考察"/>
-    <w:p>
-      <w:pPr>
-        <w:pStyle w:val="1"/>
-      </w:pPr>
-      <w:r>
-        <w:rPr>
-          <w:rFonts w:hint="eastAsia"/>
-        </w:rPr>
-        <w:t xml:space="preserve">考察</w:t>
-      </w:r>
-    </w:p>
-    <w:bookmarkStart w:id="100" w:name="建物性能と周波数応答の対応関係"/>
+    <w:bookmarkStart w:id="97" w:name="換気量吸放湿性能と湿度応答の関係"/>
+    <w:p>
+      <w:pPr>
+        <w:pStyle w:val="3"/>
+      </w:pPr>
+      <w:r>
+        <w:rPr>
+          <w:rFonts w:hint="eastAsia"/>
+        </w:rPr>
+        <w:t xml:space="preserve">換気量・吸放湿性能と湿度応答の関係</w:t>
+      </w:r>
+    </w:p>
+    <w:bookmarkEnd w:id="97"/>
+    <w:bookmarkStart w:id="98" w:name="fft-特徴量の妥当性の評価"/>
+    <w:p>
+      <w:pPr>
+        <w:pStyle w:val="3"/>
+      </w:pPr>
+      <w:r>
+        <w:t xml:space="preserve">FFT </w:t>
+      </w:r>
+      <w:r>
+        <w:rPr>
+          <w:rFonts w:hint="eastAsia"/>
+        </w:rPr>
+        <w:t xml:space="preserve">特徴量の妥当性の評価</w:t>
+      </w:r>
+    </w:p>
+    <w:bookmarkEnd w:id="98"/>
+    <w:bookmarkEnd w:id="99"/>
+    <w:bookmarkStart w:id="102" w:name="逆推定モデルの性能と限界"/>
     <w:p>
       <w:pPr>
         <w:pStyle w:val="2"/>
@@ -14465,10 +14466,10 @@
         <w:rPr>
           <w:rFonts w:hint="eastAsia"/>
         </w:rPr>
-        <w:t xml:space="preserve">建物性能と周波数応答の対応関係</w:t>
-      </w:r>
-    </w:p>
-    <w:bookmarkStart w:id="97" w:name="壁構造ごとの温度応答と蓄熱性"/>
+        <w:t xml:space="preserve">逆推定モデルの性能と限界</w:t>
+      </w:r>
+    </w:p>
+    <w:bookmarkStart w:id="100" w:name="高精度で識別できたパラメータの特徴"/>
     <w:p>
       <w:pPr>
         <w:pStyle w:val="3"/>
@@ -14477,11 +14478,11 @@
         <w:rPr>
           <w:rFonts w:hint="eastAsia"/>
         </w:rPr>
-        <w:t xml:space="preserve">壁構造ごとの温度応答と蓄熱性</w:t>
-      </w:r>
-    </w:p>
-    <w:bookmarkEnd w:id="97"/>
-    <w:bookmarkStart w:id="98" w:name="換気量吸放湿性能と湿度応答の関係"/>
+        <w:t xml:space="preserve">高精度で識別できたパラメータの特徴</w:t>
+      </w:r>
+    </w:p>
+    <w:bookmarkEnd w:id="100"/>
+    <w:bookmarkStart w:id="101" w:name="識別が難しかったパラメータとその要因"/>
     <w:p>
       <w:pPr>
         <w:pStyle w:val="3"/>
@@ -14490,40 +14491,37 @@
         <w:rPr>
           <w:rFonts w:hint="eastAsia"/>
         </w:rPr>
-        <w:t xml:space="preserve">換気量・吸放湿性能と湿度応答の関係</w:t>
-      </w:r>
-    </w:p>
-    <w:bookmarkEnd w:id="98"/>
-    <w:bookmarkStart w:id="99" w:name="fft-特徴量の妥当性の評価"/>
+        <w:t xml:space="preserve">識別が難しかったパラメータとその要因</w:t>
+      </w:r>
+    </w:p>
+    <w:bookmarkEnd w:id="101"/>
+    <w:bookmarkEnd w:id="102"/>
+    <w:bookmarkStart w:id="106" w:name="実測データへの適用可能性と今後の拡張"/>
+    <w:p>
+      <w:pPr>
+        <w:pStyle w:val="2"/>
+      </w:pPr>
+      <w:r>
+        <w:rPr>
+          <w:rFonts w:hint="eastAsia"/>
+        </w:rPr>
+        <w:t xml:space="preserve">実測データへの適用可能性と今後の拡張</w:t>
+      </w:r>
+    </w:p>
+    <w:bookmarkStart w:id="103" w:name="多室モデル開口日射の取り込み"/>
     <w:p>
       <w:pPr>
         <w:pStyle w:val="3"/>
       </w:pPr>
       <w:r>
-        <w:t xml:space="preserve">FFT </w:t>
-      </w:r>
-      <w:r>
-        <w:rPr>
-          <w:rFonts w:hint="eastAsia"/>
-        </w:rPr>
-        <w:t xml:space="preserve">特徴量の妥当性の評価</w:t>
-      </w:r>
-    </w:p>
-    <w:bookmarkEnd w:id="99"/>
-    <w:bookmarkEnd w:id="100"/>
-    <w:bookmarkStart w:id="103" w:name="逆推定モデルの性能と限界"/>
-    <w:p>
-      <w:pPr>
-        <w:pStyle w:val="2"/>
-      </w:pPr>
-      <w:r>
-        <w:rPr>
-          <w:rFonts w:hint="eastAsia"/>
-        </w:rPr>
-        <w:t xml:space="preserve">逆推定モデルの性能と限界</w:t>
-      </w:r>
-    </w:p>
-    <w:bookmarkStart w:id="101" w:name="高精度で識別できたパラメータの特徴"/>
+        <w:rPr>
+          <w:rFonts w:hint="eastAsia"/>
+        </w:rPr>
+        <w:t xml:space="preserve">多室モデル・開口・日射の取り込み</w:t>
+      </w:r>
+    </w:p>
+    <w:bookmarkEnd w:id="103"/>
+    <w:bookmarkStart w:id="104" w:name="居住者行動内部発熱の扱"/>
     <w:p>
       <w:pPr>
         <w:pStyle w:val="3"/>
@@ -14532,11 +14530,11 @@
         <w:rPr>
           <w:rFonts w:hint="eastAsia"/>
         </w:rPr>
-        <w:t xml:space="preserve">高精度で識別できたパラメータの特徴</w:t>
-      </w:r>
-    </w:p>
-    <w:bookmarkEnd w:id="101"/>
-    <w:bookmarkStart w:id="102" w:name="識別が難しかったパラメータとその要因"/>
+        <w:t xml:space="preserve">居住者行動・内部発熱の扱</w:t>
+      </w:r>
+    </w:p>
+    <w:bookmarkEnd w:id="104"/>
+    <w:bookmarkStart w:id="105" w:name="実用化に向けた測定プロトコルの提案"/>
     <w:p>
       <w:pPr>
         <w:pStyle w:val="3"/>
@@ -14545,65 +14543,78 @@
         <w:rPr>
           <w:rFonts w:hint="eastAsia"/>
         </w:rPr>
-        <w:t xml:space="preserve">識別が難しかったパラメータとその要因</w:t>
-      </w:r>
-    </w:p>
-    <w:bookmarkEnd w:id="102"/>
-    <w:bookmarkEnd w:id="103"/>
-    <w:bookmarkStart w:id="107" w:name="実測データへの適用可能性と今後の拡張"/>
-    <w:p>
-      <w:pPr>
-        <w:pStyle w:val="2"/>
-      </w:pPr>
-      <w:r>
-        <w:rPr>
-          <w:rFonts w:hint="eastAsia"/>
-        </w:rPr>
-        <w:t xml:space="preserve">実測データへの適用可能性と今後の拡張</w:t>
-      </w:r>
-    </w:p>
-    <w:bookmarkStart w:id="104" w:name="多室モデル開口日射の取り込み"/>
-    <w:p>
-      <w:pPr>
-        <w:pStyle w:val="3"/>
-      </w:pPr>
-      <w:r>
-        <w:rPr>
-          <w:rFonts w:hint="eastAsia"/>
-        </w:rPr>
-        <w:t xml:space="preserve">多室モデル・開口・日射の取り込み</w:t>
-      </w:r>
-    </w:p>
-    <w:bookmarkEnd w:id="104"/>
-    <w:bookmarkStart w:id="105" w:name="居住者行動内部発熱の扱"/>
-    <w:p>
-      <w:pPr>
-        <w:pStyle w:val="3"/>
-      </w:pPr>
-      <w:r>
-        <w:rPr>
-          <w:rFonts w:hint="eastAsia"/>
-        </w:rPr>
-        <w:t xml:space="preserve">居住者行動・内部発熱の扱</w:t>
+        <w:t xml:space="preserve">実用化に向けた測定プロトコルの提案</w:t>
       </w:r>
     </w:p>
     <w:bookmarkEnd w:id="105"/>
-    <w:bookmarkStart w:id="106" w:name="実用化に向けた測定プロトコルの提案"/>
-    <w:p>
-      <w:pPr>
-        <w:pStyle w:val="3"/>
-      </w:pPr>
-      <w:r>
-        <w:rPr>
-          <w:rFonts w:hint="eastAsia"/>
-        </w:rPr>
-        <w:t xml:space="preserve">実用化に向けた測定プロトコルの提案</w:t>
-      </w:r>
-    </w:p>
     <w:bookmarkEnd w:id="106"/>
     <w:bookmarkEnd w:id="107"/>
+    <w:bookmarkStart w:id="112" w:name="結論と今後の課題"/>
+    <w:p>
+      <w:pPr>
+        <w:pStyle w:val="1"/>
+      </w:pPr>
+      <w:r>
+        <w:rPr>
+          <w:rFonts w:hint="eastAsia"/>
+        </w:rPr>
+        <w:t xml:space="preserve">結論と今後の課題</w:t>
+      </w:r>
+    </w:p>
+    <w:bookmarkStart w:id="108" w:name="研究の総括"/>
+    <w:p>
+      <w:pPr>
+        <w:pStyle w:val="2"/>
+      </w:pPr>
+      <w:r>
+        <w:rPr>
+          <w:rFonts w:hint="eastAsia"/>
+        </w:rPr>
+        <w:t xml:space="preserve">研究の総括</w:t>
+      </w:r>
+    </w:p>
     <w:bookmarkEnd w:id="108"/>
-    <w:bookmarkStart w:id="113" w:name="結論と今後の課題"/>
+    <w:bookmarkStart w:id="109" w:name="学術的実務的意義"/>
+    <w:p>
+      <w:pPr>
+        <w:pStyle w:val="2"/>
+      </w:pPr>
+      <w:r>
+        <w:rPr>
+          <w:rFonts w:hint="eastAsia"/>
+        </w:rPr>
+        <w:t xml:space="preserve">学術的・実務的意義</w:t>
+      </w:r>
+    </w:p>
+    <w:bookmarkEnd w:id="109"/>
+    <w:bookmarkStart w:id="110" w:name="本研究の限界"/>
+    <w:p>
+      <w:pPr>
+        <w:pStyle w:val="2"/>
+      </w:pPr>
+      <w:r>
+        <w:rPr>
+          <w:rFonts w:hint="eastAsia"/>
+        </w:rPr>
+        <w:t xml:space="preserve">本研究の限界</w:t>
+      </w:r>
+    </w:p>
+    <w:bookmarkEnd w:id="110"/>
+    <w:bookmarkStart w:id="111" w:name="今後の課題"/>
+    <w:p>
+      <w:pPr>
+        <w:pStyle w:val="2"/>
+      </w:pPr>
+      <w:r>
+        <w:rPr>
+          <w:rFonts w:hint="eastAsia"/>
+        </w:rPr>
+        <w:t xml:space="preserve">今後の課題</w:t>
+      </w:r>
+    </w:p>
+    <w:bookmarkEnd w:id="111"/>
+    <w:bookmarkEnd w:id="112"/>
+    <w:bookmarkStart w:id="113" w:name="進捗管理表"/>
     <w:p>
       <w:pPr>
         <w:pStyle w:val="1"/>
@@ -14612,75 +14623,10 @@
         <w:rPr>
           <w:rFonts w:hint="eastAsia"/>
         </w:rPr>
-        <w:t xml:space="preserve">結論と今後の課題</w:t>
-      </w:r>
-    </w:p>
-    <w:bookmarkStart w:id="109" w:name="研究の総括"/>
-    <w:p>
-      <w:pPr>
-        <w:pStyle w:val="2"/>
-      </w:pPr>
-      <w:r>
-        <w:rPr>
-          <w:rFonts w:hint="eastAsia"/>
-        </w:rPr>
-        <w:t xml:space="preserve">研究の総括</w:t>
-      </w:r>
-    </w:p>
-    <w:bookmarkEnd w:id="109"/>
-    <w:bookmarkStart w:id="110" w:name="学術的実務的意義"/>
-    <w:p>
-      <w:pPr>
-        <w:pStyle w:val="2"/>
-      </w:pPr>
-      <w:r>
-        <w:rPr>
-          <w:rFonts w:hint="eastAsia"/>
-        </w:rPr>
-        <w:t xml:space="preserve">学術的・実務的意義</w:t>
-      </w:r>
-    </w:p>
-    <w:bookmarkEnd w:id="110"/>
-    <w:bookmarkStart w:id="111" w:name="本研究の限界"/>
-    <w:p>
-      <w:pPr>
-        <w:pStyle w:val="2"/>
-      </w:pPr>
-      <w:r>
-        <w:rPr>
-          <w:rFonts w:hint="eastAsia"/>
-        </w:rPr>
-        <w:t xml:space="preserve">本研究の限界</w:t>
-      </w:r>
-    </w:p>
-    <w:bookmarkEnd w:id="111"/>
-    <w:bookmarkStart w:id="112" w:name="今後の課題"/>
-    <w:p>
-      <w:pPr>
-        <w:pStyle w:val="2"/>
-      </w:pPr>
-      <w:r>
-        <w:rPr>
-          <w:rFonts w:hint="eastAsia"/>
-        </w:rPr>
-        <w:t xml:space="preserve">今後の課題</w:t>
-      </w:r>
-    </w:p>
-    <w:bookmarkEnd w:id="112"/>
+        <w:t xml:space="preserve">進捗管理表</w:t>
+      </w:r>
+    </w:p>
     <w:bookmarkEnd w:id="113"/>
-    <w:bookmarkStart w:id="114" w:name="進捗管理表"/>
-    <w:p>
-      <w:pPr>
-        <w:pStyle w:val="1"/>
-      </w:pPr>
-      <w:r>
-        <w:rPr>
-          <w:rFonts w:hint="eastAsia"/>
-        </w:rPr>
-        <w:t xml:space="preserve">進捗管理表</w:t>
-      </w:r>
-    </w:p>
-    <w:bookmarkEnd w:id="114"/>
     <w:sectPr>
       <w:footerReference r:id="rId9" w:type="even"/>
       <w:footerReference r:id="rId10" w:type="default"/>
@@ -20263,9 +20209,6 @@
     <w:abstractNumId w:val="991"/>
   </w:num>
   <w:num w:numId="1030">
-    <w:abstractNumId w:val="991"/>
-  </w:num>
-  <w:num w:numId="1031">
     <w:abstractNumId w:val="99411"/>
     <w:lvlOverride w:ilvl="0">
       <w:startOverride w:val="1"/>
@@ -20295,10 +20238,10 @@
       <w:startOverride w:val="1"/>
     </w:lvlOverride>
   </w:num>
-  <w:num w:numId="1032">
+  <w:num w:numId="1031">
     <w:abstractNumId w:val="991"/>
   </w:num>
-  <w:num w:numId="1033">
+  <w:num w:numId="1032">
     <w:abstractNumId w:val="99411"/>
     <w:lvlOverride w:ilvl="0">
       <w:startOverride w:val="1"/>
@@ -20328,6 +20271,9 @@
       <w:startOverride w:val="1"/>
     </w:lvlOverride>
   </w:num>
+  <w:num w:numId="1033">
+    <w:abstractNumId w:val="991"/>
+  </w:num>
   <w:num w:numId="1034">
     <w:abstractNumId w:val="991"/>
   </w:num>
@@ -20350,9 +20296,6 @@
     <w:abstractNumId w:val="991"/>
   </w:num>
   <w:num w:numId="1041">
-    <w:abstractNumId w:val="991"/>
-  </w:num>
-  <w:num w:numId="1042">
     <w:abstractNumId w:val="991"/>
   </w:num>
 </w:numbering>
